--- a/backend/word_templates/工程类/集团内工程/材料（设备）采购/单一来源/1.交易文件.docx
+++ b/backend/word_templates/工程类/集团内工程/材料（设备）采购/单一来源/1.交易文件.docx
@@ -17,6 +17,7 @@
         <w:rPr>
           <w:rFonts w:hint="eastAsia" w:ascii="方正小标宋简体" w:eastAsia="方正小标宋简体"/>
           <w:b/>
+          <w:color w:val="0000FF"/>
           <w:sz w:val="52"/>
           <w:szCs w:val="52"/>
           <w:highlight w:val="none"/>
@@ -203,6 +204,7 @@
       <w:r>
         <w:rPr>
           <w:rFonts w:hint="eastAsia" w:ascii="黑体" w:hAnsi="黑体" w:eastAsia="黑体" w:cs="仿宋_GB2312"/>
+          <w:color w:val="0000FF"/>
           <w:sz w:val="32"/>
           <w:szCs w:val="32"/>
           <w:highlight w:val="none"/>
@@ -222,6 +224,7 @@
       <w:r>
         <w:rPr>
           <w:rFonts w:hint="eastAsia" w:ascii="黑体" w:hAnsi="黑体" w:eastAsia="黑体" w:cs="仿宋_GB2312"/>
+          <w:color w:val="0000FF"/>
           <w:sz w:val="32"/>
           <w:szCs w:val="32"/>
           <w:highlight w:val="none"/>
@@ -264,8 +267,8 @@
           <w:lang w:val="zh-CN"/>
         </w:rPr>
       </w:pPr>
-      <w:bookmarkStart w:id="1" w:name="_Toc27437"/>
-      <w:bookmarkStart w:id="2" w:name="_Toc24600"/>
+      <w:bookmarkStart w:id="1" w:name="_Toc24600"/>
+      <w:bookmarkStart w:id="2" w:name="_Toc27437"/>
       <w:r>
         <w:rPr>
           <w:rFonts w:hint="eastAsia" w:ascii="方正小标宋简体" w:eastAsia="方正小标宋简体"/>
@@ -1461,6 +1464,7 @@
       <w:r>
         <w:rPr>
           <w:rFonts w:hint="eastAsia" w:ascii="仿宋_GB2312" w:eastAsia="仿宋_GB2312"/>
+          <w:color w:val="0000FF"/>
           <w:sz w:val="28"/>
           <w:szCs w:val="28"/>
           <w:highlight w:val="none"/>
@@ -1594,9 +1598,11 @@
       <w:r>
         <w:rPr>
           <w:rFonts w:hint="eastAsia" w:ascii="仿宋_GB2312" w:eastAsia="仿宋_GB2312"/>
-          <w:sz w:val="28"/>
-          <w:szCs w:val="28"/>
-          <w:highlight w:val="none"/>
+          <w:color w:val="0000FF"/>
+          <w:sz w:val="28"/>
+          <w:szCs w:val="28"/>
+          <w:highlight w:val="none"/>
+          <w:u w:val="single"/>
           <w:lang w:val="en-US" w:eastAsia="zh-CN"/>
         </w:rPr>
         <w:t>{{caigou_xiangmu_ming}}</w:t>
@@ -1728,6 +1734,7 @@
       <w:r>
         <w:rPr>
           <w:rFonts w:hint="eastAsia" w:ascii="仿宋_GB2312" w:eastAsia="仿宋_GB2312"/>
+          <w:color w:val="0000FF"/>
           <w:sz w:val="28"/>
           <w:szCs w:val="28"/>
           <w:highlight w:val="none"/>
@@ -1794,6 +1801,7 @@
       <w:r>
         <w:rPr>
           <w:rFonts w:hint="eastAsia" w:ascii="仿宋_GB2312" w:eastAsia="仿宋_GB2312"/>
+          <w:color w:val="0000FF"/>
           <w:sz w:val="28"/>
           <w:szCs w:val="28"/>
           <w:highlight w:val="none"/>
@@ -1914,6 +1922,7 @@
       <w:r>
         <w:rPr>
           <w:rFonts w:hint="eastAsia" w:ascii="仿宋_GB2312" w:hAnsi="Calibri" w:eastAsia="仿宋_GB2312" w:cs="Times New Roman"/>
+          <w:color w:val="0000FF"/>
           <w:kern w:val="2"/>
           <w:sz w:val="28"/>
           <w:szCs w:val="28"/>
@@ -2008,7 +2017,7 @@
       <w:r>
         <w:rPr>
           <w:rFonts w:hint="eastAsia" w:ascii="仿宋_GB2312" w:eastAsia="仿宋_GB2312" w:cs="Times New Roman"/>
-          <w:color w:val="auto"/>
+          <w:color w:val="0000FF"/>
           <w:sz w:val="28"/>
           <w:szCs w:val="28"/>
           <w:u w:val="single"/>
@@ -2620,7 +2629,26 @@
           <w:szCs w:val="28"/>
           <w:highlight w:val="none"/>
         </w:rPr>
-        <w:t>（3）其他要求：</w:t>
+        <w:t>（</w:t>
+      </w:r>
+      <w:r>
+        <w:rPr>
+          <w:rFonts w:hint="eastAsia" w:ascii="仿宋_GB2312" w:eastAsia="仿宋_GB2312"/>
+          <w:sz w:val="28"/>
+          <w:szCs w:val="28"/>
+          <w:highlight w:val="none"/>
+          <w:lang w:val="en-US" w:eastAsia="zh-CN"/>
+        </w:rPr>
+        <w:t>5</w:t>
+      </w:r>
+      <w:r>
+        <w:rPr>
+          <w:rFonts w:hint="eastAsia" w:ascii="仿宋_GB2312" w:eastAsia="仿宋_GB2312"/>
+          <w:sz w:val="28"/>
+          <w:szCs w:val="28"/>
+          <w:highlight w:val="none"/>
+        </w:rPr>
+        <w:t>）其他要求：</w:t>
       </w:r>
       <w:r>
         <w:rPr>
@@ -3386,9 +3414,10 @@
     </w:p>
     <w:p>
       <w:pPr>
-        <w:keepNext w:val="0"/>
-        <w:keepLines w:val="0"/>
+        <w:keepNext/>
+        <w:keepLines/>
         <w:pageBreakBefore w:val="0"/>
+        <w:widowControl w:val="0"/>
         <w:kinsoku/>
         <w:wordWrap/>
         <w:overflowPunct/>
@@ -3434,6 +3463,346 @@
         <w:t>.采购文件的获取</w:t>
       </w:r>
       <w:bookmarkEnd w:id="9"/>
+    </w:p>
+    <w:p>
+      <w:pPr>
+        <w:keepNext/>
+        <w:keepLines/>
+        <w:pageBreakBefore w:val="0"/>
+        <w:widowControl w:val="0"/>
+        <w:kinsoku/>
+        <w:wordWrap/>
+        <w:overflowPunct/>
+        <w:topLinePunct w:val="0"/>
+        <w:autoSpaceDE/>
+        <w:autoSpaceDN/>
+        <w:bidi w:val="0"/>
+        <w:adjustRightInd w:val="0"/>
+        <w:snapToGrid w:val="0"/>
+        <w:spacing w:line="560" w:lineRule="exact"/>
+        <w:ind w:firstLine="560" w:firstLineChars="200"/>
+        <w:jc w:val="left"/>
+        <w:textAlignment w:val="auto"/>
+        <w:outlineLvl w:val="2"/>
+        <w:rPr>
+          <w:rFonts w:ascii="仿宋_GB2312" w:eastAsia="仿宋_GB2312"/>
+          <w:sz w:val="28"/>
+          <w:szCs w:val="28"/>
+          <w:highlight w:val="none"/>
+        </w:rPr>
+      </w:pPr>
+      <w:bookmarkStart w:id="10" w:name="_Toc13457"/>
+      <w:r>
+        <w:rPr>
+          <w:rFonts w:hint="eastAsia" w:ascii="仿宋_GB2312" w:eastAsia="仿宋_GB2312"/>
+          <w:sz w:val="28"/>
+          <w:szCs w:val="28"/>
+          <w:highlight w:val="none"/>
+          <w:lang w:val="en-US" w:eastAsia="zh-CN"/>
+        </w:rPr>
+        <w:t>3</w:t>
+      </w:r>
+      <w:r>
+        <w:rPr>
+          <w:rFonts w:hint="eastAsia" w:ascii="仿宋_GB2312" w:eastAsia="仿宋_GB2312"/>
+          <w:sz w:val="28"/>
+          <w:szCs w:val="28"/>
+          <w:highlight w:val="none"/>
+        </w:rPr>
+        <w:t>.1获取时间</w:t>
+      </w:r>
+      <w:bookmarkEnd w:id="10"/>
+    </w:p>
+    <w:p>
+      <w:pPr>
+        <w:keepNext/>
+        <w:keepLines/>
+        <w:pageBreakBefore w:val="0"/>
+        <w:widowControl w:val="0"/>
+        <w:kinsoku/>
+        <w:wordWrap/>
+        <w:overflowPunct/>
+        <w:topLinePunct w:val="0"/>
+        <w:autoSpaceDE/>
+        <w:autoSpaceDN/>
+        <w:bidi w:val="0"/>
+        <w:adjustRightInd w:val="0"/>
+        <w:snapToGrid w:val="0"/>
+        <w:spacing w:line="560" w:lineRule="exact"/>
+        <w:ind w:firstLine="555"/>
+        <w:jc w:val="left"/>
+        <w:textAlignment w:val="auto"/>
+        <w:rPr>
+          <w:rFonts w:ascii="仿宋_GB2312" w:eastAsia="仿宋_GB2312"/>
+          <w:color w:val="auto"/>
+          <w:sz w:val="28"/>
+          <w:szCs w:val="28"/>
+          <w:highlight w:val="none"/>
+        </w:rPr>
+      </w:pPr>
+      <w:r>
+        <w:rPr>
+          <w:rFonts w:hint="eastAsia" w:ascii="仿宋_GB2312" w:eastAsia="仿宋_GB2312"/>
+          <w:color w:val="auto"/>
+          <w:sz w:val="28"/>
+          <w:szCs w:val="28"/>
+          <w:highlight w:val="none"/>
+          <w:lang w:val="en-US" w:eastAsia="zh-CN"/>
+        </w:rPr>
+        <w:t>截止</w:t>
+      </w:r>
+      <w:r>
+        <w:rPr>
+          <w:rFonts w:hint="eastAsia" w:ascii="仿宋_GB2312" w:eastAsia="仿宋_GB2312"/>
+          <w:color w:val="auto"/>
+          <w:sz w:val="28"/>
+          <w:szCs w:val="28"/>
+          <w:highlight w:val="none"/>
+        </w:rPr>
+        <w:t>至</w:t>
+      </w:r>
+      <w:r>
+        <w:rPr>
+          <w:rFonts w:hint="eastAsia" w:ascii="仿宋_GB2312" w:eastAsia="仿宋_GB2312"/>
+          <w:color w:val="0000FF"/>
+          <w:sz w:val="28"/>
+          <w:szCs w:val="28"/>
+          <w:highlight w:val="none"/>
+          <w:u w:val="single"/>
+          <w:lang w:val="en-US" w:eastAsia="zh-CN"/>
+        </w:rPr>
+        <w:t>{{jiaoyi_wenjian_huoqv_jiezhi_year}}</w:t>
+      </w:r>
+      <w:r>
+        <w:rPr>
+          <w:rFonts w:hint="eastAsia" w:ascii="仿宋_GB2312" w:eastAsia="仿宋_GB2312"/>
+          <w:color w:val="auto"/>
+          <w:sz w:val="28"/>
+          <w:szCs w:val="28"/>
+          <w:highlight w:val="none"/>
+        </w:rPr>
+        <w:t>年</w:t>
+      </w:r>
+      <w:r>
+        <w:rPr>
+          <w:rFonts w:hint="eastAsia" w:ascii="仿宋_GB2312" w:eastAsia="仿宋_GB2312"/>
+          <w:color w:val="0000FF"/>
+          <w:sz w:val="28"/>
+          <w:szCs w:val="28"/>
+          <w:highlight w:val="none"/>
+          <w:u w:val="single"/>
+          <w:lang w:val="en-US" w:eastAsia="zh-CN"/>
+        </w:rPr>
+        <w:t>{{jiaoyi_wenjian_huoqv_jiezhi_month}}</w:t>
+      </w:r>
+      <w:r>
+        <w:rPr>
+          <w:rFonts w:hint="eastAsia" w:ascii="仿宋_GB2312" w:eastAsia="仿宋_GB2312"/>
+          <w:color w:val="auto"/>
+          <w:sz w:val="28"/>
+          <w:szCs w:val="28"/>
+          <w:highlight w:val="none"/>
+        </w:rPr>
+        <w:t>月</w:t>
+      </w:r>
+      <w:r>
+        <w:rPr>
+          <w:rFonts w:hint="eastAsia" w:ascii="仿宋_GB2312" w:eastAsia="仿宋_GB2312"/>
+          <w:color w:val="0000FF"/>
+          <w:sz w:val="28"/>
+          <w:szCs w:val="28"/>
+          <w:highlight w:val="none"/>
+          <w:u w:val="single"/>
+          <w:lang w:val="en-US" w:eastAsia="zh-CN"/>
+        </w:rPr>
+        <w:t>{{jiaoyi_wenjian_huoqv_jiezhi_day}}</w:t>
+      </w:r>
+      <w:r>
+        <w:rPr>
+          <w:rFonts w:hint="eastAsia" w:ascii="仿宋_GB2312" w:eastAsia="仿宋_GB2312"/>
+          <w:color w:val="auto"/>
+          <w:sz w:val="28"/>
+          <w:szCs w:val="28"/>
+          <w:highlight w:val="none"/>
+        </w:rPr>
+        <w:t>日，每日上午</w:t>
+      </w:r>
+      <w:r>
+        <w:rPr>
+          <w:rFonts w:hint="eastAsia" w:ascii="仿宋_GB2312" w:eastAsia="仿宋_GB2312"/>
+          <w:color w:val="auto"/>
+          <w:sz w:val="28"/>
+          <w:szCs w:val="28"/>
+          <w:highlight w:val="none"/>
+          <w:u w:val="single"/>
+        </w:rPr>
+        <w:t xml:space="preserve"> </w:t>
+      </w:r>
+      <w:r>
+        <w:rPr>
+          <w:rFonts w:hint="eastAsia" w:ascii="仿宋_GB2312" w:eastAsia="仿宋_GB2312"/>
+          <w:color w:val="auto"/>
+          <w:sz w:val="28"/>
+          <w:szCs w:val="28"/>
+          <w:highlight w:val="none"/>
+          <w:u w:val="single"/>
+          <w:lang w:val="en-US" w:eastAsia="zh-CN"/>
+        </w:rPr>
+        <w:t>9</w:t>
+      </w:r>
+      <w:r>
+        <w:rPr>
+          <w:rFonts w:hint="eastAsia" w:ascii="仿宋_GB2312" w:eastAsia="仿宋_GB2312"/>
+          <w:color w:val="auto"/>
+          <w:sz w:val="28"/>
+          <w:szCs w:val="28"/>
+          <w:highlight w:val="none"/>
+          <w:u w:val="single"/>
+        </w:rPr>
+        <w:t xml:space="preserve"> </w:t>
+      </w:r>
+      <w:r>
+        <w:rPr>
+          <w:rFonts w:hint="eastAsia" w:ascii="仿宋_GB2312" w:eastAsia="仿宋_GB2312"/>
+          <w:color w:val="auto"/>
+          <w:sz w:val="28"/>
+          <w:szCs w:val="28"/>
+          <w:highlight w:val="none"/>
+        </w:rPr>
+        <w:t>时至</w:t>
+      </w:r>
+      <w:r>
+        <w:rPr>
+          <w:rFonts w:hint="eastAsia" w:ascii="仿宋_GB2312" w:eastAsia="仿宋_GB2312"/>
+          <w:color w:val="auto"/>
+          <w:sz w:val="28"/>
+          <w:szCs w:val="28"/>
+          <w:highlight w:val="none"/>
+          <w:u w:val="single"/>
+        </w:rPr>
+        <w:t xml:space="preserve"> </w:t>
+      </w:r>
+      <w:r>
+        <w:rPr>
+          <w:rFonts w:hint="eastAsia" w:ascii="仿宋_GB2312" w:eastAsia="仿宋_GB2312"/>
+          <w:color w:val="auto"/>
+          <w:sz w:val="28"/>
+          <w:szCs w:val="28"/>
+          <w:highlight w:val="none"/>
+          <w:u w:val="single"/>
+          <w:lang w:val="en-US" w:eastAsia="zh-CN"/>
+        </w:rPr>
+        <w:t>12</w:t>
+      </w:r>
+      <w:r>
+        <w:rPr>
+          <w:rFonts w:hint="eastAsia" w:ascii="仿宋_GB2312" w:eastAsia="仿宋_GB2312"/>
+          <w:color w:val="auto"/>
+          <w:sz w:val="28"/>
+          <w:szCs w:val="28"/>
+          <w:highlight w:val="none"/>
+          <w:u w:val="single"/>
+        </w:rPr>
+        <w:t xml:space="preserve"> </w:t>
+      </w:r>
+      <w:r>
+        <w:rPr>
+          <w:rFonts w:hint="eastAsia" w:ascii="仿宋_GB2312" w:eastAsia="仿宋_GB2312"/>
+          <w:color w:val="auto"/>
+          <w:sz w:val="28"/>
+          <w:szCs w:val="28"/>
+          <w:highlight w:val="none"/>
+        </w:rPr>
+        <w:t>时，下午</w:t>
+      </w:r>
+      <w:r>
+        <w:rPr>
+          <w:rFonts w:hint="eastAsia" w:ascii="仿宋_GB2312" w:eastAsia="仿宋_GB2312"/>
+          <w:color w:val="auto"/>
+          <w:sz w:val="28"/>
+          <w:szCs w:val="28"/>
+          <w:highlight w:val="none"/>
+          <w:u w:val="single"/>
+        </w:rPr>
+        <w:t xml:space="preserve"> </w:t>
+      </w:r>
+      <w:r>
+        <w:rPr>
+          <w:rFonts w:hint="eastAsia" w:ascii="仿宋_GB2312" w:eastAsia="仿宋_GB2312"/>
+          <w:color w:val="auto"/>
+          <w:sz w:val="28"/>
+          <w:szCs w:val="28"/>
+          <w:highlight w:val="none"/>
+          <w:u w:val="single"/>
+          <w:lang w:val="en-US" w:eastAsia="zh-CN"/>
+        </w:rPr>
+        <w:t>14</w:t>
+      </w:r>
+      <w:r>
+        <w:rPr>
+          <w:rFonts w:hint="eastAsia" w:ascii="仿宋_GB2312" w:eastAsia="仿宋_GB2312"/>
+          <w:color w:val="auto"/>
+          <w:sz w:val="28"/>
+          <w:szCs w:val="28"/>
+          <w:highlight w:val="none"/>
+          <w:u w:val="single"/>
+        </w:rPr>
+        <w:t xml:space="preserve"> </w:t>
+      </w:r>
+      <w:r>
+        <w:rPr>
+          <w:rFonts w:hint="eastAsia" w:ascii="仿宋_GB2312" w:eastAsia="仿宋_GB2312"/>
+          <w:color w:val="auto"/>
+          <w:sz w:val="28"/>
+          <w:szCs w:val="28"/>
+          <w:highlight w:val="none"/>
+        </w:rPr>
+        <w:t>时至</w:t>
+      </w:r>
+      <w:r>
+        <w:rPr>
+          <w:rFonts w:hint="eastAsia" w:ascii="仿宋_GB2312" w:eastAsia="仿宋_GB2312"/>
+          <w:color w:val="auto"/>
+          <w:sz w:val="28"/>
+          <w:szCs w:val="28"/>
+          <w:highlight w:val="none"/>
+          <w:u w:val="single"/>
+        </w:rPr>
+        <w:t xml:space="preserve"> </w:t>
+      </w:r>
+      <w:r>
+        <w:rPr>
+          <w:rFonts w:hint="eastAsia" w:ascii="仿宋_GB2312" w:eastAsia="仿宋_GB2312"/>
+          <w:color w:val="auto"/>
+          <w:sz w:val="28"/>
+          <w:szCs w:val="28"/>
+          <w:highlight w:val="none"/>
+          <w:u w:val="single"/>
+          <w:lang w:val="en-US" w:eastAsia="zh-CN"/>
+        </w:rPr>
+        <w:t>15</w:t>
+      </w:r>
+      <w:r>
+        <w:rPr>
+          <w:rFonts w:hint="eastAsia" w:ascii="仿宋_GB2312" w:eastAsia="仿宋_GB2312"/>
+          <w:color w:val="auto"/>
+          <w:sz w:val="28"/>
+          <w:szCs w:val="28"/>
+          <w:highlight w:val="none"/>
+          <w:u w:val="single"/>
+        </w:rPr>
+        <w:t xml:space="preserve"> </w:t>
+      </w:r>
+      <w:r>
+        <w:rPr>
+          <w:rFonts w:hint="eastAsia" w:ascii="仿宋_GB2312" w:eastAsia="仿宋_GB2312"/>
+          <w:color w:val="auto"/>
+          <w:sz w:val="28"/>
+          <w:szCs w:val="28"/>
+          <w:highlight w:val="none"/>
+        </w:rPr>
+        <w:t>时（北京时间）</w:t>
+      </w:r>
     </w:p>
     <w:p>
       <w:pPr>
@@ -3461,344 +3830,6 @@
           <w:highlight w:val="none"/>
         </w:rPr>
       </w:pPr>
-      <w:bookmarkStart w:id="10" w:name="_Toc13457"/>
-      <w:r>
-        <w:rPr>
-          <w:rFonts w:hint="eastAsia" w:ascii="仿宋_GB2312" w:eastAsia="仿宋_GB2312"/>
-          <w:sz w:val="28"/>
-          <w:szCs w:val="28"/>
-          <w:highlight w:val="none"/>
-          <w:lang w:val="en-US" w:eastAsia="zh-CN"/>
-        </w:rPr>
-        <w:t>3</w:t>
-      </w:r>
-      <w:r>
-        <w:rPr>
-          <w:rFonts w:hint="eastAsia" w:ascii="仿宋_GB2312" w:eastAsia="仿宋_GB2312"/>
-          <w:sz w:val="28"/>
-          <w:szCs w:val="28"/>
-          <w:highlight w:val="none"/>
-        </w:rPr>
-        <w:t>.1获取时间</w:t>
-      </w:r>
-      <w:bookmarkEnd w:id="10"/>
-    </w:p>
-    <w:p>
-      <w:pPr>
-        <w:keepNext w:val="0"/>
-        <w:keepLines w:val="0"/>
-        <w:pageBreakBefore w:val="0"/>
-        <w:kinsoku/>
-        <w:wordWrap/>
-        <w:overflowPunct/>
-        <w:topLinePunct w:val="0"/>
-        <w:autoSpaceDE/>
-        <w:autoSpaceDN/>
-        <w:bidi w:val="0"/>
-        <w:adjustRightInd w:val="0"/>
-        <w:snapToGrid w:val="0"/>
-        <w:spacing w:line="560" w:lineRule="exact"/>
-        <w:ind w:firstLine="555"/>
-        <w:jc w:val="left"/>
-        <w:textAlignment w:val="auto"/>
-        <w:rPr>
-          <w:rFonts w:ascii="仿宋_GB2312" w:eastAsia="仿宋_GB2312"/>
-          <w:color w:val="auto"/>
-          <w:sz w:val="28"/>
-          <w:szCs w:val="28"/>
-          <w:highlight w:val="none"/>
-        </w:rPr>
-      </w:pPr>
-      <w:r>
-        <w:rPr>
-          <w:rFonts w:hint="eastAsia" w:ascii="仿宋_GB2312" w:eastAsia="仿宋_GB2312"/>
-          <w:color w:val="auto"/>
-          <w:sz w:val="28"/>
-          <w:szCs w:val="28"/>
-          <w:highlight w:val="none"/>
-          <w:lang w:val="en-US" w:eastAsia="zh-CN"/>
-        </w:rPr>
-        <w:t>截止</w:t>
-      </w:r>
-      <w:r>
-        <w:rPr>
-          <w:rFonts w:hint="eastAsia" w:ascii="仿宋_GB2312" w:eastAsia="仿宋_GB2312"/>
-          <w:color w:val="auto"/>
-          <w:sz w:val="28"/>
-          <w:szCs w:val="28"/>
-          <w:highlight w:val="none"/>
-        </w:rPr>
-        <w:t>至</w:t>
-      </w:r>
-      <w:r>
-        <w:rPr>
-          <w:rFonts w:hint="eastAsia" w:ascii="仿宋_GB2312" w:eastAsia="仿宋_GB2312"/>
-          <w:color w:val="auto"/>
-          <w:sz w:val="28"/>
-          <w:szCs w:val="28"/>
-          <w:highlight w:val="none"/>
-          <w:u w:val="single"/>
-          <w:lang w:val="en-US" w:eastAsia="zh-CN"/>
-        </w:rPr>
-        <w:t>{{jiaoyi_wenjian_huoqv_jiezhi_year}}</w:t>
-      </w:r>
-      <w:r>
-        <w:rPr>
-          <w:rFonts w:hint="eastAsia" w:ascii="仿宋_GB2312" w:eastAsia="仿宋_GB2312"/>
-          <w:color w:val="auto"/>
-          <w:sz w:val="28"/>
-          <w:szCs w:val="28"/>
-          <w:highlight w:val="none"/>
-        </w:rPr>
-        <w:t>年</w:t>
-      </w:r>
-      <w:r>
-        <w:rPr>
-          <w:rFonts w:hint="eastAsia" w:ascii="仿宋_GB2312" w:eastAsia="仿宋_GB2312"/>
-          <w:color w:val="auto"/>
-          <w:sz w:val="28"/>
-          <w:szCs w:val="28"/>
-          <w:highlight w:val="none"/>
-          <w:u w:val="single"/>
-          <w:lang w:val="en-US" w:eastAsia="zh-CN"/>
-        </w:rPr>
-        <w:t>{{jiaoyi_wenjian_huoqv_jiezhi_month}}</w:t>
-      </w:r>
-      <w:r>
-        <w:rPr>
-          <w:rFonts w:hint="eastAsia" w:ascii="仿宋_GB2312" w:eastAsia="仿宋_GB2312"/>
-          <w:color w:val="auto"/>
-          <w:sz w:val="28"/>
-          <w:szCs w:val="28"/>
-          <w:highlight w:val="none"/>
-        </w:rPr>
-        <w:t>月</w:t>
-      </w:r>
-      <w:r>
-        <w:rPr>
-          <w:rFonts w:hint="eastAsia" w:ascii="仿宋_GB2312" w:eastAsia="仿宋_GB2312"/>
-          <w:color w:val="auto"/>
-          <w:sz w:val="28"/>
-          <w:szCs w:val="28"/>
-          <w:highlight w:val="none"/>
-          <w:u w:val="single"/>
-          <w:lang w:val="en-US" w:eastAsia="zh-CN"/>
-        </w:rPr>
-        <w:t>{{jiaoyi_wenjian_huoqv_jiezhi_day}}</w:t>
-      </w:r>
-      <w:r>
-        <w:rPr>
-          <w:rFonts w:hint="eastAsia" w:ascii="仿宋_GB2312" w:eastAsia="仿宋_GB2312"/>
-          <w:color w:val="auto"/>
-          <w:sz w:val="28"/>
-          <w:szCs w:val="28"/>
-          <w:highlight w:val="none"/>
-        </w:rPr>
-        <w:t>日，每日上午</w:t>
-      </w:r>
-      <w:r>
-        <w:rPr>
-          <w:rFonts w:hint="eastAsia" w:ascii="仿宋_GB2312" w:eastAsia="仿宋_GB2312"/>
-          <w:color w:val="auto"/>
-          <w:sz w:val="28"/>
-          <w:szCs w:val="28"/>
-          <w:highlight w:val="none"/>
-          <w:u w:val="single"/>
-        </w:rPr>
-        <w:t xml:space="preserve"> </w:t>
-      </w:r>
-      <w:r>
-        <w:rPr>
-          <w:rFonts w:hint="eastAsia" w:ascii="仿宋_GB2312" w:eastAsia="仿宋_GB2312"/>
-          <w:color w:val="auto"/>
-          <w:sz w:val="28"/>
-          <w:szCs w:val="28"/>
-          <w:highlight w:val="none"/>
-          <w:u w:val="single"/>
-          <w:lang w:val="en-US" w:eastAsia="zh-CN"/>
-        </w:rPr>
-        <w:t>9</w:t>
-      </w:r>
-      <w:r>
-        <w:rPr>
-          <w:rFonts w:hint="eastAsia" w:ascii="仿宋_GB2312" w:eastAsia="仿宋_GB2312"/>
-          <w:color w:val="auto"/>
-          <w:sz w:val="28"/>
-          <w:szCs w:val="28"/>
-          <w:highlight w:val="none"/>
-          <w:u w:val="single"/>
-        </w:rPr>
-        <w:t xml:space="preserve"> </w:t>
-      </w:r>
-      <w:r>
-        <w:rPr>
-          <w:rFonts w:hint="eastAsia" w:ascii="仿宋_GB2312" w:eastAsia="仿宋_GB2312"/>
-          <w:color w:val="auto"/>
-          <w:sz w:val="28"/>
-          <w:szCs w:val="28"/>
-          <w:highlight w:val="none"/>
-        </w:rPr>
-        <w:t>时至</w:t>
-      </w:r>
-      <w:r>
-        <w:rPr>
-          <w:rFonts w:hint="eastAsia" w:ascii="仿宋_GB2312" w:eastAsia="仿宋_GB2312"/>
-          <w:color w:val="auto"/>
-          <w:sz w:val="28"/>
-          <w:szCs w:val="28"/>
-          <w:highlight w:val="none"/>
-          <w:u w:val="single"/>
-        </w:rPr>
-        <w:t xml:space="preserve"> </w:t>
-      </w:r>
-      <w:r>
-        <w:rPr>
-          <w:rFonts w:hint="eastAsia" w:ascii="仿宋_GB2312" w:eastAsia="仿宋_GB2312"/>
-          <w:color w:val="auto"/>
-          <w:sz w:val="28"/>
-          <w:szCs w:val="28"/>
-          <w:highlight w:val="none"/>
-          <w:u w:val="single"/>
-          <w:lang w:val="en-US" w:eastAsia="zh-CN"/>
-        </w:rPr>
-        <w:t>12</w:t>
-      </w:r>
-      <w:r>
-        <w:rPr>
-          <w:rFonts w:hint="eastAsia" w:ascii="仿宋_GB2312" w:eastAsia="仿宋_GB2312"/>
-          <w:color w:val="auto"/>
-          <w:sz w:val="28"/>
-          <w:szCs w:val="28"/>
-          <w:highlight w:val="none"/>
-          <w:u w:val="single"/>
-        </w:rPr>
-        <w:t xml:space="preserve"> </w:t>
-      </w:r>
-      <w:r>
-        <w:rPr>
-          <w:rFonts w:hint="eastAsia" w:ascii="仿宋_GB2312" w:eastAsia="仿宋_GB2312"/>
-          <w:color w:val="auto"/>
-          <w:sz w:val="28"/>
-          <w:szCs w:val="28"/>
-          <w:highlight w:val="none"/>
-        </w:rPr>
-        <w:t>时，下午</w:t>
-      </w:r>
-      <w:r>
-        <w:rPr>
-          <w:rFonts w:hint="eastAsia" w:ascii="仿宋_GB2312" w:eastAsia="仿宋_GB2312"/>
-          <w:color w:val="auto"/>
-          <w:sz w:val="28"/>
-          <w:szCs w:val="28"/>
-          <w:highlight w:val="none"/>
-          <w:u w:val="single"/>
-        </w:rPr>
-        <w:t xml:space="preserve"> </w:t>
-      </w:r>
-      <w:r>
-        <w:rPr>
-          <w:rFonts w:hint="eastAsia" w:ascii="仿宋_GB2312" w:eastAsia="仿宋_GB2312"/>
-          <w:color w:val="auto"/>
-          <w:sz w:val="28"/>
-          <w:szCs w:val="28"/>
-          <w:highlight w:val="none"/>
-          <w:u w:val="single"/>
-          <w:lang w:val="en-US" w:eastAsia="zh-CN"/>
-        </w:rPr>
-        <w:t>14</w:t>
-      </w:r>
-      <w:r>
-        <w:rPr>
-          <w:rFonts w:hint="eastAsia" w:ascii="仿宋_GB2312" w:eastAsia="仿宋_GB2312"/>
-          <w:color w:val="auto"/>
-          <w:sz w:val="28"/>
-          <w:szCs w:val="28"/>
-          <w:highlight w:val="none"/>
-          <w:u w:val="single"/>
-        </w:rPr>
-        <w:t xml:space="preserve"> </w:t>
-      </w:r>
-      <w:r>
-        <w:rPr>
-          <w:rFonts w:hint="eastAsia" w:ascii="仿宋_GB2312" w:eastAsia="仿宋_GB2312"/>
-          <w:color w:val="auto"/>
-          <w:sz w:val="28"/>
-          <w:szCs w:val="28"/>
-          <w:highlight w:val="none"/>
-        </w:rPr>
-        <w:t>时至</w:t>
-      </w:r>
-      <w:r>
-        <w:rPr>
-          <w:rFonts w:hint="eastAsia" w:ascii="仿宋_GB2312" w:eastAsia="仿宋_GB2312"/>
-          <w:color w:val="auto"/>
-          <w:sz w:val="28"/>
-          <w:szCs w:val="28"/>
-          <w:highlight w:val="none"/>
-          <w:u w:val="single"/>
-        </w:rPr>
-        <w:t xml:space="preserve"> </w:t>
-      </w:r>
-      <w:r>
-        <w:rPr>
-          <w:rFonts w:hint="eastAsia" w:ascii="仿宋_GB2312" w:eastAsia="仿宋_GB2312"/>
-          <w:color w:val="auto"/>
-          <w:sz w:val="28"/>
-          <w:szCs w:val="28"/>
-          <w:highlight w:val="none"/>
-          <w:u w:val="single"/>
-          <w:lang w:val="en-US" w:eastAsia="zh-CN"/>
-        </w:rPr>
-        <w:t>15</w:t>
-      </w:r>
-      <w:r>
-        <w:rPr>
-          <w:rFonts w:hint="eastAsia" w:ascii="仿宋_GB2312" w:eastAsia="仿宋_GB2312"/>
-          <w:color w:val="auto"/>
-          <w:sz w:val="28"/>
-          <w:szCs w:val="28"/>
-          <w:highlight w:val="none"/>
-          <w:u w:val="single"/>
-        </w:rPr>
-        <w:t xml:space="preserve"> </w:t>
-      </w:r>
-      <w:r>
-        <w:rPr>
-          <w:rFonts w:hint="eastAsia" w:ascii="仿宋_GB2312" w:eastAsia="仿宋_GB2312"/>
-          <w:color w:val="auto"/>
-          <w:sz w:val="28"/>
-          <w:szCs w:val="28"/>
-          <w:highlight w:val="none"/>
-        </w:rPr>
-        <w:t>时（北京时间）</w:t>
-      </w:r>
-    </w:p>
-    <w:p>
-      <w:pPr>
-        <w:keepNext w:val="0"/>
-        <w:keepLines w:val="0"/>
-        <w:pageBreakBefore w:val="0"/>
-        <w:kinsoku/>
-        <w:wordWrap/>
-        <w:overflowPunct/>
-        <w:topLinePunct w:val="0"/>
-        <w:autoSpaceDE/>
-        <w:autoSpaceDN/>
-        <w:bidi w:val="0"/>
-        <w:adjustRightInd w:val="0"/>
-        <w:snapToGrid w:val="0"/>
-        <w:spacing w:line="560" w:lineRule="exact"/>
-        <w:ind w:firstLine="560" w:firstLineChars="200"/>
-        <w:jc w:val="left"/>
-        <w:textAlignment w:val="auto"/>
-        <w:outlineLvl w:val="2"/>
-        <w:rPr>
-          <w:rFonts w:ascii="仿宋_GB2312" w:eastAsia="仿宋_GB2312"/>
-          <w:sz w:val="28"/>
-          <w:szCs w:val="28"/>
-          <w:highlight w:val="none"/>
-        </w:rPr>
-      </w:pPr>
       <w:bookmarkStart w:id="11" w:name="_Toc2336"/>
       <w:r>
         <w:rPr>
@@ -4007,10 +4038,11 @@
       <w:r>
         <w:rPr>
           <w:rFonts w:hint="eastAsia" w:ascii="仿宋_GB2312" w:eastAsia="仿宋_GB2312"/>
-          <w:color w:val="auto"/>
-          <w:sz w:val="28"/>
-          <w:szCs w:val="28"/>
-          <w:highlight w:val="none"/>
+          <w:color w:val="0000FF"/>
+          <w:sz w:val="28"/>
+          <w:szCs w:val="28"/>
+          <w:highlight w:val="none"/>
+          <w:u w:val="single"/>
           <w:lang w:val="en-US" w:eastAsia="zh-CN"/>
         </w:rPr>
         <w:t>{{xiangying_dijiao_jiezhi_year}}</w:t>
@@ -4028,7 +4060,7 @@
       <w:r>
         <w:rPr>
           <w:rFonts w:hint="eastAsia" w:ascii="仿宋_GB2312" w:eastAsia="仿宋_GB2312"/>
-          <w:color w:val="auto"/>
+          <w:color w:val="0000FF"/>
           <w:sz w:val="28"/>
           <w:szCs w:val="28"/>
           <w:highlight w:val="none"/>
@@ -4050,7 +4082,7 @@
       <w:r>
         <w:rPr>
           <w:rFonts w:hint="eastAsia" w:ascii="仿宋_GB2312" w:eastAsia="仿宋_GB2312"/>
-          <w:color w:val="auto"/>
+          <w:color w:val="0000FF"/>
           <w:sz w:val="28"/>
           <w:szCs w:val="28"/>
           <w:highlight w:val="none"/>
@@ -4697,144 +4729,10 @@
     </w:p>
     <w:p>
       <w:pPr>
-        <w:keepNext w:val="0"/>
-        <w:keepLines w:val="0"/>
+        <w:keepNext/>
+        <w:keepLines/>
         <w:pageBreakBefore w:val="0"/>
-        <w:kinsoku/>
-        <w:wordWrap/>
-        <w:overflowPunct/>
-        <w:topLinePunct w:val="0"/>
-        <w:autoSpaceDE/>
-        <w:autoSpaceDN/>
-        <w:bidi w:val="0"/>
-        <w:adjustRightInd w:val="0"/>
-        <w:snapToGrid w:val="0"/>
-        <w:spacing w:line="560" w:lineRule="exact"/>
-        <w:ind w:firstLine="560" w:firstLineChars="200"/>
-        <w:jc w:val="left"/>
-        <w:textAlignment w:val="auto"/>
-        <w:rPr>
-          <w:rFonts w:ascii="仿宋_GB2312" w:hAnsi="仿宋" w:eastAsia="仿宋_GB2312"/>
-          <w:color w:val="000000"/>
-          <w:sz w:val="28"/>
-          <w:szCs w:val="28"/>
-          <w:highlight w:val="none"/>
-        </w:rPr>
-      </w:pPr>
-    </w:p>
-    <w:p>
-      <w:pPr>
-        <w:keepNext w:val="0"/>
-        <w:keepLines w:val="0"/>
-        <w:pageBreakBefore w:val="0"/>
-        <w:kinsoku/>
-        <w:wordWrap/>
-        <w:overflowPunct/>
-        <w:topLinePunct w:val="0"/>
-        <w:autoSpaceDE/>
-        <w:autoSpaceDN/>
-        <w:bidi w:val="0"/>
-        <w:adjustRightInd w:val="0"/>
-        <w:snapToGrid w:val="0"/>
-        <w:spacing w:line="560" w:lineRule="exact"/>
-        <w:ind w:firstLine="560" w:firstLineChars="200"/>
-        <w:jc w:val="left"/>
-        <w:textAlignment w:val="auto"/>
-        <w:rPr>
-          <w:rFonts w:ascii="仿宋_GB2312" w:hAnsi="仿宋" w:eastAsia="仿宋_GB2312"/>
-          <w:color w:val="000000"/>
-          <w:sz w:val="28"/>
-          <w:szCs w:val="28"/>
-          <w:highlight w:val="none"/>
-        </w:rPr>
-      </w:pPr>
-    </w:p>
-    <w:p>
-      <w:pPr>
-        <w:keepNext w:val="0"/>
-        <w:keepLines w:val="0"/>
-        <w:pageBreakBefore w:val="0"/>
-        <w:kinsoku/>
-        <w:wordWrap/>
-        <w:overflowPunct/>
-        <w:topLinePunct w:val="0"/>
-        <w:autoSpaceDE/>
-        <w:autoSpaceDN/>
-        <w:bidi w:val="0"/>
-        <w:adjustRightInd w:val="0"/>
-        <w:snapToGrid w:val="0"/>
-        <w:spacing w:line="560" w:lineRule="exact"/>
-        <w:ind w:firstLine="560" w:firstLineChars="200"/>
-        <w:jc w:val="left"/>
-        <w:textAlignment w:val="auto"/>
-        <w:rPr>
-          <w:rFonts w:ascii="仿宋_GB2312" w:hAnsi="仿宋" w:eastAsia="仿宋_GB2312"/>
-          <w:color w:val="000000"/>
-          <w:sz w:val="28"/>
-          <w:szCs w:val="28"/>
-          <w:highlight w:val="none"/>
-        </w:rPr>
-      </w:pPr>
-    </w:p>
-    <w:p>
-      <w:pPr>
-        <w:keepNext w:val="0"/>
-        <w:keepLines w:val="0"/>
-        <w:pageBreakBefore w:val="0"/>
-        <w:kinsoku/>
-        <w:wordWrap/>
-        <w:overflowPunct/>
-        <w:topLinePunct w:val="0"/>
-        <w:autoSpaceDE/>
-        <w:autoSpaceDN/>
-        <w:bidi w:val="0"/>
-        <w:adjustRightInd w:val="0"/>
-        <w:snapToGrid w:val="0"/>
-        <w:spacing w:line="560" w:lineRule="exact"/>
-        <w:ind w:firstLine="560" w:firstLineChars="200"/>
-        <w:jc w:val="left"/>
-        <w:textAlignment w:val="auto"/>
-        <w:rPr>
-          <w:rFonts w:ascii="仿宋_GB2312" w:hAnsi="仿宋" w:eastAsia="仿宋_GB2312"/>
-          <w:color w:val="000000"/>
-          <w:sz w:val="28"/>
-          <w:szCs w:val="28"/>
-          <w:highlight w:val="none"/>
-        </w:rPr>
-      </w:pPr>
-    </w:p>
-    <w:p>
-      <w:pPr>
-        <w:keepNext w:val="0"/>
-        <w:keepLines w:val="0"/>
-        <w:pageBreakBefore w:val="0"/>
-        <w:kinsoku/>
-        <w:wordWrap/>
-        <w:overflowPunct/>
-        <w:topLinePunct w:val="0"/>
-        <w:autoSpaceDE/>
-        <w:autoSpaceDN/>
-        <w:bidi w:val="0"/>
-        <w:adjustRightInd w:val="0"/>
-        <w:snapToGrid w:val="0"/>
-        <w:spacing w:line="560" w:lineRule="exact"/>
-        <w:ind w:firstLine="560" w:firstLineChars="200"/>
-        <w:jc w:val="left"/>
-        <w:textAlignment w:val="auto"/>
-        <w:rPr>
-          <w:rFonts w:ascii="仿宋_GB2312" w:hAnsi="仿宋" w:eastAsia="仿宋_GB2312"/>
-          <w:color w:val="000000"/>
-          <w:sz w:val="28"/>
-          <w:szCs w:val="28"/>
-          <w:highlight w:val="none"/>
-        </w:rPr>
-      </w:pPr>
-    </w:p>
-    <w:p>
-      <w:pPr>
-        <w:keepNext w:val="0"/>
-        <w:keepLines w:val="0"/>
-        <w:pageBreakBefore w:val="0"/>
+        <w:widowControl w:val="0"/>
         <w:kinsoku/>
         <w:wordWrap/>
         <w:overflowPunct/>
@@ -4872,9 +4770,10 @@
     </w:p>
     <w:p>
       <w:pPr>
-        <w:keepNext w:val="0"/>
-        <w:keepLines w:val="0"/>
+        <w:keepNext/>
+        <w:keepLines/>
         <w:pageBreakBefore w:val="0"/>
+        <w:widowControl w:val="0"/>
         <w:kinsoku/>
         <w:wordWrap/>
         <w:overflowPunct/>
@@ -4916,9 +4815,10 @@
     </w:p>
     <w:p>
       <w:pPr>
-        <w:keepNext w:val="0"/>
-        <w:keepLines w:val="0"/>
+        <w:keepNext/>
+        <w:keepLines/>
         <w:pageBreakBefore w:val="0"/>
+        <w:widowControl w:val="0"/>
         <w:kinsoku/>
         <w:wordWrap/>
         <w:overflowPunct/>
@@ -4962,9 +4862,10 @@
     </w:p>
     <w:p>
       <w:pPr>
-        <w:keepNext w:val="0"/>
-        <w:keepLines w:val="0"/>
+        <w:keepNext/>
+        <w:keepLines/>
         <w:pageBreakBefore w:val="0"/>
+        <w:widowControl w:val="0"/>
         <w:kinsoku/>
         <w:wordWrap/>
         <w:overflowPunct/>
@@ -5007,9 +4908,10 @@
     </w:p>
     <w:p>
       <w:pPr>
-        <w:keepNext w:val="0"/>
-        <w:keepLines w:val="0"/>
+        <w:keepNext/>
+        <w:keepLines/>
         <w:pageBreakBefore w:val="0"/>
+        <w:widowControl w:val="0"/>
         <w:kinsoku/>
         <w:wordWrap/>
         <w:overflowPunct/>
@@ -5060,9 +4962,10 @@
     </w:p>
     <w:p>
       <w:pPr>
-        <w:keepNext w:val="0"/>
-        <w:keepLines w:val="0"/>
+        <w:keepNext/>
+        <w:keepLines/>
         <w:pageBreakBefore w:val="0"/>
+        <w:widowControl w:val="0"/>
         <w:kinsoku/>
         <w:wordWrap/>
         <w:overflowPunct/>
@@ -5105,9 +5008,10 @@
     </w:p>
     <w:p>
       <w:pPr>
-        <w:keepNext w:val="0"/>
-        <w:keepLines w:val="0"/>
+        <w:keepNext/>
+        <w:keepLines/>
         <w:pageBreakBefore w:val="0"/>
+        <w:widowControl w:val="0"/>
         <w:kinsoku/>
         <w:wordWrap/>
         <w:overflowPunct/>
@@ -5131,7 +5035,7 @@
       <w:r>
         <w:rPr>
           <w:rFonts w:hint="eastAsia" w:ascii="仿宋_GB2312" w:eastAsia="仿宋_GB2312"/>
-          <w:color w:val="auto"/>
+          <w:color w:val="0000FF"/>
           <w:sz w:val="28"/>
           <w:szCs w:val="28"/>
           <w:highlight w:val="none"/>
@@ -5153,7 +5057,7 @@
       <w:r>
         <w:rPr>
           <w:rFonts w:hint="eastAsia" w:ascii="仿宋_GB2312" w:eastAsia="仿宋_GB2312"/>
-          <w:color w:val="auto"/>
+          <w:color w:val="0000FF"/>
           <w:sz w:val="28"/>
           <w:szCs w:val="28"/>
           <w:highlight w:val="none"/>
@@ -5175,7 +5079,7 @@
       <w:r>
         <w:rPr>
           <w:rFonts w:hint="eastAsia" w:ascii="仿宋_GB2312" w:eastAsia="仿宋_GB2312"/>
-          <w:color w:val="auto"/>
+          <w:color w:val="0000FF"/>
           <w:sz w:val="28"/>
           <w:szCs w:val="28"/>
           <w:highlight w:val="none"/>
@@ -5197,172 +5101,41 @@
     </w:p>
     <w:p>
       <w:pPr>
-        <w:pStyle w:val="60"/>
-        <w:ind w:left="0" w:leftChars="0" w:firstLine="0" w:firstLineChars="0"/>
-        <w:jc w:val="both"/>
         <w:rPr>
           <w:rFonts w:hint="eastAsia"/>
-          <w:color w:val="auto"/>
-          <w:highlight w:val="none"/>
-        </w:rPr>
-      </w:pPr>
-    </w:p>
-    <w:p>
-      <w:pPr>
+        </w:rPr>
+      </w:pPr>
+    </w:p>
+    <w:p>
+      <w:pPr>
+        <w:pStyle w:val="3"/>
+        <w:keepNext/>
+        <w:keepLines w:val="0"/>
+        <w:pageBreakBefore w:val="0"/>
+        <w:widowControl w:val="0"/>
+        <w:numPr>
+          <w:ilvl w:val="0"/>
+          <w:numId w:val="3"/>
+        </w:numPr>
+        <w:kinsoku/>
+        <w:wordWrap/>
+        <w:overflowPunct/>
+        <w:topLinePunct w:val="0"/>
+        <w:autoSpaceDE/>
+        <w:autoSpaceDN/>
+        <w:bidi w:val="0"/>
+        <w:adjustRightInd/>
+        <w:snapToGrid/>
+        <w:spacing w:line="416" w:lineRule="auto"/>
+        <w:textAlignment w:val="auto"/>
+        <w:outlineLvl w:val="0"/>
         <w:rPr>
           <w:rFonts w:hint="eastAsia"/>
           <w:highlight w:val="none"/>
         </w:rPr>
       </w:pPr>
-    </w:p>
-    <w:p>
-      <w:pPr>
-        <w:pStyle w:val="4"/>
-        <w:rPr>
-          <w:rFonts w:hint="eastAsia"/>
-          <w:highlight w:val="none"/>
-        </w:rPr>
-      </w:pPr>
-    </w:p>
-    <w:p>
-      <w:pPr>
-        <w:rPr>
-          <w:rFonts w:hint="eastAsia"/>
-          <w:highlight w:val="none"/>
-        </w:rPr>
-      </w:pPr>
-    </w:p>
-    <w:p>
-      <w:pPr>
-        <w:pStyle w:val="4"/>
-        <w:rPr>
-          <w:rFonts w:hint="eastAsia"/>
-          <w:highlight w:val="none"/>
-        </w:rPr>
-      </w:pPr>
-    </w:p>
-    <w:p>
-      <w:pPr>
-        <w:rPr>
-          <w:rFonts w:hint="eastAsia"/>
-          <w:highlight w:val="none"/>
-        </w:rPr>
-      </w:pPr>
-    </w:p>
-    <w:p>
-      <w:pPr>
-        <w:pStyle w:val="4"/>
-        <w:rPr>
-          <w:rFonts w:hint="eastAsia"/>
-          <w:highlight w:val="none"/>
-        </w:rPr>
-      </w:pPr>
-    </w:p>
-    <w:p>
-      <w:pPr>
-        <w:rPr>
-          <w:rFonts w:hint="eastAsia"/>
-          <w:highlight w:val="none"/>
-        </w:rPr>
-      </w:pPr>
-    </w:p>
-    <w:p>
-      <w:pPr>
-        <w:pStyle w:val="4"/>
-        <w:rPr>
-          <w:rFonts w:hint="eastAsia"/>
-        </w:rPr>
-      </w:pPr>
-    </w:p>
-    <w:p>
-      <w:pPr>
-        <w:rPr>
-          <w:rFonts w:hint="eastAsia"/>
-        </w:rPr>
-      </w:pPr>
-    </w:p>
-    <w:p>
-      <w:pPr>
-        <w:rPr>
-          <w:rFonts w:hint="eastAsia"/>
-        </w:rPr>
-      </w:pPr>
-    </w:p>
-    <w:p>
-      <w:pPr>
-        <w:rPr>
-          <w:rFonts w:hint="eastAsia"/>
-        </w:rPr>
-      </w:pPr>
-    </w:p>
-    <w:p>
-      <w:pPr>
-        <w:rPr>
-          <w:rFonts w:hint="eastAsia"/>
-        </w:rPr>
-      </w:pPr>
-    </w:p>
-    <w:p>
-      <w:pPr>
-        <w:rPr>
-          <w:rFonts w:hint="eastAsia"/>
-        </w:rPr>
-      </w:pPr>
-    </w:p>
-    <w:p>
-      <w:pPr>
-        <w:rPr>
-          <w:rFonts w:hint="eastAsia"/>
-        </w:rPr>
-      </w:pPr>
-    </w:p>
-    <w:p>
-      <w:pPr>
-        <w:rPr>
-          <w:rFonts w:hint="eastAsia"/>
-          <w:highlight w:val="none"/>
-        </w:rPr>
-      </w:pPr>
-    </w:p>
-    <w:p>
-      <w:pPr>
-        <w:pStyle w:val="3"/>
-        <w:outlineLvl w:val="0"/>
-        <w:rPr>
-          <w:highlight w:val="none"/>
-        </w:rPr>
-      </w:pPr>
       <w:bookmarkStart w:id="16" w:name="_Toc27639"/>
-      <w:r>
-        <w:rPr>
-          <w:rFonts w:hint="eastAsia"/>
-          <w:highlight w:val="none"/>
-        </w:rPr>
-        <w:t>第</w:t>
-      </w:r>
-      <w:r>
-        <w:rPr>
-          <w:rFonts w:hint="eastAsia"/>
-          <w:b/>
-          <w:highlight w:val="none"/>
-        </w:rPr>
-        <w:t>二</w:t>
-      </w:r>
-      <w:r>
-        <w:rPr>
-          <w:rFonts w:hint="eastAsia"/>
-          <w:highlight w:val="none"/>
-        </w:rPr>
-        <w:t>章</w:t>
-      </w:r>
       <w:bookmarkStart w:id="17" w:name="_Toc88209932"/>
-      <w:r>
-        <w:rPr>
-          <w:rFonts w:hint="eastAsia"/>
-          <w:highlight w:val="none"/>
-        </w:rPr>
-        <w:t xml:space="preserve"> </w:t>
-      </w:r>
       <w:r>
         <w:rPr>
           <w:highlight w:val="none"/>
@@ -5381,11 +5154,23 @@
     </w:p>
     <w:p>
       <w:pPr>
+        <w:keepNext/>
+        <w:keepLines w:val="0"/>
+        <w:pageBreakBefore w:val="0"/>
+        <w:widowControl w:val="0"/>
+        <w:kinsoku/>
+        <w:wordWrap/>
+        <w:overflowPunct/>
+        <w:topLinePunct w:val="0"/>
+        <w:autoSpaceDE/>
+        <w:autoSpaceDN/>
+        <w:bidi w:val="0"/>
         <w:adjustRightInd w:val="0"/>
         <w:snapToGrid w:val="0"/>
         <w:spacing w:before="120" w:beforeLines="50" w:after="120" w:afterLines="50" w:line="600" w:lineRule="exact"/>
         <w:ind w:left="640" w:leftChars="305" w:firstLine="0" w:firstLineChars="0"/>
         <w:jc w:val="left"/>
+        <w:textAlignment w:val="auto"/>
         <w:outlineLvl w:val="1"/>
         <w:rPr>
           <w:rFonts w:hint="eastAsia" w:ascii="宋体" w:hAnsi="宋体"/>
@@ -5431,10 +5216,22 @@
     </w:p>
     <w:p>
       <w:pPr>
+        <w:keepNext/>
+        <w:keepLines w:val="0"/>
+        <w:pageBreakBefore w:val="0"/>
+        <w:widowControl w:val="0"/>
+        <w:kinsoku/>
+        <w:wordWrap/>
+        <w:overflowPunct/>
+        <w:topLinePunct w:val="0"/>
+        <w:autoSpaceDE/>
+        <w:autoSpaceDN/>
+        <w:bidi w:val="0"/>
         <w:adjustRightInd w:val="0"/>
         <w:snapToGrid w:val="0"/>
         <w:spacing w:line="600" w:lineRule="exact"/>
         <w:jc w:val="left"/>
+        <w:textAlignment w:val="auto"/>
         <w:rPr>
           <w:rFonts w:hint="eastAsia" w:ascii="仿宋_GB2312" w:eastAsia="仿宋_GB2312" w:cs="Times New Roman"/>
           <w:color w:val="auto"/>
@@ -5456,10 +5253,22 @@
     </w:p>
     <w:p>
       <w:pPr>
+        <w:keepNext/>
+        <w:keepLines w:val="0"/>
+        <w:pageBreakBefore w:val="0"/>
+        <w:widowControl w:val="0"/>
+        <w:kinsoku/>
+        <w:wordWrap/>
+        <w:overflowPunct/>
+        <w:topLinePunct w:val="0"/>
+        <w:autoSpaceDE/>
+        <w:autoSpaceDN/>
+        <w:bidi w:val="0"/>
         <w:adjustRightInd w:val="0"/>
         <w:snapToGrid w:val="0"/>
         <w:spacing w:line="600" w:lineRule="exact"/>
         <w:jc w:val="left"/>
+        <w:textAlignment w:val="auto"/>
         <w:rPr>
           <w:rFonts w:hint="default" w:ascii="仿宋_GB2312" w:eastAsia="仿宋_GB2312" w:cs="Times New Roman"/>
           <w:color w:val="auto"/>
@@ -5481,10 +5290,22 @@
     </w:p>
     <w:p>
       <w:pPr>
+        <w:keepNext/>
+        <w:keepLines w:val="0"/>
+        <w:pageBreakBefore w:val="0"/>
+        <w:widowControl w:val="0"/>
+        <w:kinsoku/>
+        <w:wordWrap/>
+        <w:overflowPunct/>
+        <w:topLinePunct w:val="0"/>
+        <w:autoSpaceDE/>
+        <w:autoSpaceDN/>
+        <w:bidi w:val="0"/>
         <w:adjustRightInd w:val="0"/>
         <w:snapToGrid w:val="0"/>
         <w:spacing w:line="600" w:lineRule="exact"/>
         <w:jc w:val="left"/>
+        <w:textAlignment w:val="auto"/>
         <w:rPr>
           <w:rFonts w:ascii="仿宋_GB2312" w:eastAsia="仿宋_GB2312"/>
           <w:sz w:val="28"/>
@@ -5556,6 +5377,7 @@
           </w:tblCellMar>
         </w:tblPrEx>
         <w:trPr>
+          <w:cantSplit/>
           <w:trHeight w:val="1036" w:hRule="atLeast"/>
         </w:trPr>
         <w:tc>
@@ -5570,9 +5392,21 @@
           </w:tcPr>
           <w:p>
             <w:pPr>
+              <w:keepNext/>
+              <w:keepLines/>
+              <w:pageBreakBefore w:val="0"/>
+              <w:widowControl w:val="0"/>
+              <w:kinsoku/>
+              <w:wordWrap/>
+              <w:overflowPunct/>
+              <w:topLinePunct w:val="0"/>
+              <w:autoSpaceDE/>
+              <w:autoSpaceDN/>
+              <w:bidi w:val="0"/>
               <w:adjustRightInd w:val="0"/>
               <w:snapToGrid w:val="0"/>
               <w:jc w:val="center"/>
+              <w:textAlignment w:val="auto"/>
               <w:rPr>
                 <w:rFonts w:ascii="仿宋_GB2312" w:eastAsia="仿宋_GB2312"/>
                 <w:sz w:val="24"/>
@@ -5617,9 +5451,21 @@
           </w:tcPr>
           <w:p>
             <w:pPr>
+              <w:keepNext/>
+              <w:keepLines/>
+              <w:pageBreakBefore w:val="0"/>
+              <w:widowControl w:val="0"/>
+              <w:kinsoku/>
+              <w:wordWrap/>
+              <w:overflowPunct/>
+              <w:topLinePunct w:val="0"/>
+              <w:autoSpaceDE/>
+              <w:autoSpaceDN/>
+              <w:bidi w:val="0"/>
               <w:adjustRightInd w:val="0"/>
               <w:snapToGrid w:val="0"/>
               <w:jc w:val="center"/>
+              <w:textAlignment w:val="auto"/>
               <w:rPr>
                 <w:rFonts w:ascii="仿宋_GB2312" w:eastAsia="仿宋_GB2312"/>
                 <w:sz w:val="24"/>
@@ -5646,9 +5492,21 @@
           </w:tcPr>
           <w:p>
             <w:pPr>
+              <w:keepNext/>
+              <w:keepLines/>
+              <w:pageBreakBefore w:val="0"/>
+              <w:widowControl w:val="0"/>
+              <w:kinsoku/>
+              <w:wordWrap/>
+              <w:overflowPunct/>
+              <w:topLinePunct w:val="0"/>
+              <w:autoSpaceDE/>
+              <w:autoSpaceDN/>
+              <w:bidi w:val="0"/>
               <w:adjustRightInd w:val="0"/>
               <w:snapToGrid w:val="0"/>
               <w:jc w:val="center"/>
+              <w:textAlignment w:val="auto"/>
               <w:rPr>
                 <w:rFonts w:ascii="仿宋_GB2312" w:eastAsia="仿宋_GB2312"/>
                 <w:sz w:val="24"/>
@@ -5678,8 +5536,20 @@
           </w:tcPr>
           <w:p>
             <w:pPr>
+              <w:keepNext/>
+              <w:keepLines/>
+              <w:pageBreakBefore w:val="0"/>
+              <w:widowControl w:val="0"/>
+              <w:kinsoku/>
+              <w:wordWrap/>
+              <w:overflowPunct/>
+              <w:topLinePunct w:val="0"/>
+              <w:autoSpaceDE/>
+              <w:autoSpaceDN/>
+              <w:bidi w:val="0"/>
               <w:adjustRightInd w:val="0"/>
               <w:snapToGrid w:val="0"/>
+              <w:textAlignment w:val="auto"/>
               <w:rPr>
                 <w:rFonts w:ascii="仿宋_GB2312" w:eastAsia="仿宋_GB2312"/>
                 <w:sz w:val="24"/>
@@ -5717,6 +5587,7 @@
           </w:tblCellMar>
         </w:tblPrEx>
         <w:trPr>
+          <w:cantSplit/>
           <w:trHeight w:val="1494" w:hRule="atLeast"/>
         </w:trPr>
         <w:tc>
@@ -5731,9 +5602,21 @@
           </w:tcPr>
           <w:p>
             <w:pPr>
+              <w:keepNext/>
+              <w:keepLines/>
+              <w:pageBreakBefore w:val="0"/>
+              <w:widowControl w:val="0"/>
+              <w:kinsoku/>
+              <w:wordWrap/>
+              <w:overflowPunct/>
+              <w:topLinePunct w:val="0"/>
+              <w:autoSpaceDE/>
+              <w:autoSpaceDN/>
+              <w:bidi w:val="0"/>
               <w:adjustRightInd w:val="0"/>
               <w:snapToGrid w:val="0"/>
               <w:jc w:val="center"/>
+              <w:textAlignment w:val="auto"/>
               <w:rPr>
                 <w:rFonts w:ascii="仿宋_GB2312" w:eastAsia="仿宋_GB2312"/>
                 <w:sz w:val="24"/>
@@ -5751,9 +5634,21 @@
           </w:tcPr>
           <w:p>
             <w:pPr>
+              <w:keepNext/>
+              <w:keepLines/>
+              <w:pageBreakBefore w:val="0"/>
+              <w:widowControl w:val="0"/>
+              <w:kinsoku/>
+              <w:wordWrap/>
+              <w:overflowPunct/>
+              <w:topLinePunct w:val="0"/>
+              <w:autoSpaceDE/>
+              <w:autoSpaceDN/>
+              <w:bidi w:val="0"/>
               <w:adjustRightInd w:val="0"/>
               <w:snapToGrid w:val="0"/>
               <w:jc w:val="center"/>
+              <w:textAlignment w:val="auto"/>
               <w:rPr>
                 <w:rFonts w:ascii="仿宋_GB2312" w:eastAsia="仿宋_GB2312"/>
                 <w:sz w:val="24"/>
@@ -5780,9 +5675,21 @@
           </w:tcPr>
           <w:p>
             <w:pPr>
+              <w:keepNext/>
+              <w:keepLines/>
+              <w:pageBreakBefore w:val="0"/>
+              <w:widowControl w:val="0"/>
+              <w:kinsoku/>
+              <w:wordWrap/>
+              <w:overflowPunct/>
+              <w:topLinePunct w:val="0"/>
+              <w:autoSpaceDE/>
+              <w:autoSpaceDN/>
+              <w:bidi w:val="0"/>
               <w:adjustRightInd w:val="0"/>
               <w:snapToGrid w:val="0"/>
               <w:jc w:val="center"/>
+              <w:textAlignment w:val="auto"/>
               <w:rPr>
                 <w:rFonts w:ascii="仿宋_GB2312" w:eastAsia="仿宋_GB2312"/>
                 <w:sz w:val="24"/>
@@ -5821,8 +5728,20 @@
           </w:tcPr>
           <w:p>
             <w:pPr>
+              <w:keepNext/>
+              <w:keepLines/>
+              <w:pageBreakBefore w:val="0"/>
+              <w:widowControl w:val="0"/>
+              <w:kinsoku/>
+              <w:wordWrap/>
+              <w:overflowPunct/>
+              <w:topLinePunct w:val="0"/>
+              <w:autoSpaceDE/>
+              <w:autoSpaceDN/>
+              <w:bidi w:val="0"/>
               <w:adjustRightInd w:val="0"/>
               <w:snapToGrid w:val="0"/>
+              <w:textAlignment w:val="auto"/>
               <w:rPr>
                 <w:rFonts w:ascii="仿宋_GB2312" w:eastAsia="仿宋_GB2312"/>
                 <w:sz w:val="24"/>
@@ -5852,8 +5771,20 @@
           </w:p>
           <w:p>
             <w:pPr>
+              <w:keepNext/>
+              <w:keepLines/>
+              <w:pageBreakBefore w:val="0"/>
+              <w:widowControl w:val="0"/>
+              <w:kinsoku/>
+              <w:wordWrap/>
+              <w:overflowPunct/>
+              <w:topLinePunct w:val="0"/>
+              <w:autoSpaceDE/>
+              <w:autoSpaceDN/>
+              <w:bidi w:val="0"/>
               <w:adjustRightInd w:val="0"/>
               <w:snapToGrid w:val="0"/>
+              <w:textAlignment w:val="auto"/>
               <w:rPr>
                 <w:rFonts w:ascii="仿宋_GB2312" w:hAnsi="宋体" w:eastAsia="仿宋_GB2312"/>
                 <w:sz w:val="24"/>
@@ -5883,8 +5814,20 @@
           </w:p>
           <w:p>
             <w:pPr>
+              <w:keepNext/>
+              <w:keepLines/>
+              <w:pageBreakBefore w:val="0"/>
+              <w:widowControl w:val="0"/>
+              <w:kinsoku/>
+              <w:wordWrap/>
+              <w:overflowPunct/>
+              <w:topLinePunct w:val="0"/>
+              <w:autoSpaceDE/>
+              <w:autoSpaceDN/>
+              <w:bidi w:val="0"/>
               <w:adjustRightInd w:val="0"/>
               <w:snapToGrid w:val="0"/>
+              <w:textAlignment w:val="auto"/>
               <w:rPr>
                 <w:rFonts w:ascii="仿宋_GB2312" w:hAnsi="宋体" w:eastAsia="仿宋_GB2312"/>
                 <w:sz w:val="24"/>
@@ -5953,6 +5896,7 @@
           </w:tblCellMar>
         </w:tblPrEx>
         <w:trPr>
+          <w:cantSplit/>
           <w:trHeight w:val="1863" w:hRule="atLeast"/>
         </w:trPr>
         <w:tc>
@@ -5967,10 +5911,22 @@
           </w:tcPr>
           <w:p>
             <w:pPr>
+              <w:keepNext/>
+              <w:keepLines/>
+              <w:pageBreakBefore w:val="0"/>
+              <w:widowControl w:val="0"/>
+              <w:kinsoku/>
+              <w:wordWrap/>
+              <w:overflowPunct/>
+              <w:topLinePunct w:val="0"/>
+              <w:autoSpaceDE/>
+              <w:autoSpaceDN/>
+              <w:bidi w:val="0"/>
               <w:adjustRightInd w:val="0"/>
               <w:snapToGrid w:val="0"/>
               <w:spacing w:line="600" w:lineRule="exact"/>
               <w:jc w:val="center"/>
+              <w:textAlignment w:val="auto"/>
               <w:rPr>
                 <w:rFonts w:ascii="仿宋_GB2312" w:eastAsia="仿宋_GB2312"/>
                 <w:sz w:val="24"/>
@@ -5988,10 +5944,22 @@
           </w:tcPr>
           <w:p>
             <w:pPr>
+              <w:keepNext/>
+              <w:keepLines/>
+              <w:pageBreakBefore w:val="0"/>
+              <w:widowControl w:val="0"/>
+              <w:kinsoku/>
+              <w:wordWrap/>
+              <w:overflowPunct/>
+              <w:topLinePunct w:val="0"/>
+              <w:autoSpaceDE/>
+              <w:autoSpaceDN/>
+              <w:bidi w:val="0"/>
               <w:adjustRightInd w:val="0"/>
               <w:snapToGrid w:val="0"/>
               <w:spacing w:line="600" w:lineRule="exact"/>
               <w:jc w:val="center"/>
+              <w:textAlignment w:val="auto"/>
               <w:rPr>
                 <w:rFonts w:ascii="仿宋_GB2312" w:eastAsia="仿宋_GB2312"/>
                 <w:sz w:val="24"/>
@@ -6027,10 +5995,22 @@
           </w:tcPr>
           <w:p>
             <w:pPr>
+              <w:keepNext/>
+              <w:keepLines/>
+              <w:pageBreakBefore w:val="0"/>
+              <w:widowControl w:val="0"/>
+              <w:kinsoku/>
+              <w:wordWrap/>
+              <w:overflowPunct/>
+              <w:topLinePunct w:val="0"/>
+              <w:autoSpaceDE/>
+              <w:autoSpaceDN/>
+              <w:bidi w:val="0"/>
               <w:adjustRightInd w:val="0"/>
               <w:snapToGrid w:val="0"/>
               <w:spacing w:line="600" w:lineRule="exact"/>
               <w:jc w:val="center"/>
+              <w:textAlignment w:val="auto"/>
               <w:rPr>
                 <w:rFonts w:ascii="仿宋_GB2312" w:eastAsia="仿宋_GB2312"/>
                 <w:sz w:val="24"/>
@@ -6059,10 +6039,22 @@
           </w:p>
           <w:p>
             <w:pPr>
+              <w:keepNext/>
+              <w:keepLines/>
+              <w:pageBreakBefore w:val="0"/>
+              <w:widowControl w:val="0"/>
+              <w:kinsoku/>
+              <w:wordWrap/>
+              <w:overflowPunct/>
+              <w:topLinePunct w:val="0"/>
+              <w:autoSpaceDE/>
+              <w:autoSpaceDN/>
+              <w:bidi w:val="0"/>
               <w:adjustRightInd w:val="0"/>
               <w:snapToGrid w:val="0"/>
               <w:spacing w:line="600" w:lineRule="exact"/>
               <w:jc w:val="center"/>
+              <w:textAlignment w:val="auto"/>
               <w:rPr>
                 <w:rFonts w:hint="eastAsia" w:ascii="仿宋_GB2312" w:eastAsia="仿宋_GB2312"/>
                 <w:sz w:val="24"/>
@@ -6084,8 +6076,20 @@
           </w:tcPr>
           <w:p>
             <w:pPr>
+              <w:keepNext/>
+              <w:keepLines/>
+              <w:pageBreakBefore w:val="0"/>
+              <w:widowControl w:val="0"/>
+              <w:kinsoku/>
+              <w:wordWrap/>
+              <w:overflowPunct/>
+              <w:topLinePunct w:val="0"/>
+              <w:autoSpaceDE/>
+              <w:autoSpaceDN/>
+              <w:bidi w:val="0"/>
               <w:adjustRightInd w:val="0"/>
               <w:snapToGrid w:val="0"/>
+              <w:textAlignment w:val="auto"/>
               <w:rPr>
                 <w:rFonts w:ascii="仿宋_GB2312" w:hAnsi="宋体" w:eastAsia="仿宋_GB2312"/>
                 <w:sz w:val="24"/>
@@ -6105,9 +6109,21 @@
           </w:p>
           <w:p>
             <w:pPr>
+              <w:keepNext/>
+              <w:keepLines/>
+              <w:pageBreakBefore w:val="0"/>
+              <w:widowControl w:val="0"/>
+              <w:kinsoku/>
+              <w:wordWrap/>
+              <w:overflowPunct/>
+              <w:topLinePunct w:val="0"/>
+              <w:autoSpaceDE/>
+              <w:autoSpaceDN/>
+              <w:bidi w:val="0"/>
               <w:adjustRightInd w:val="0"/>
               <w:snapToGrid w:val="0"/>
               <w:ind w:firstLine="465"/>
+              <w:textAlignment w:val="auto"/>
               <w:rPr>
                 <w:rFonts w:ascii="仿宋_GB2312" w:hAnsi="宋体" w:eastAsia="仿宋_GB2312"/>
                 <w:sz w:val="24"/>
@@ -6170,8 +6186,20 @@
           </w:p>
           <w:p>
             <w:pPr>
+              <w:keepNext/>
+              <w:keepLines/>
+              <w:pageBreakBefore w:val="0"/>
+              <w:widowControl w:val="0"/>
+              <w:kinsoku/>
+              <w:wordWrap/>
+              <w:overflowPunct/>
+              <w:topLinePunct w:val="0"/>
+              <w:autoSpaceDE/>
+              <w:autoSpaceDN/>
+              <w:bidi w:val="0"/>
               <w:adjustRightInd w:val="0"/>
               <w:snapToGrid w:val="0"/>
+              <w:textAlignment w:val="auto"/>
               <w:rPr>
                 <w:rFonts w:ascii="仿宋_GB2312" w:hAnsi="宋体" w:eastAsia="仿宋_GB2312"/>
                 <w:sz w:val="24"/>
@@ -6229,9 +6257,21 @@
           </w:p>
           <w:p>
             <w:pPr>
+              <w:keepNext/>
+              <w:keepLines/>
+              <w:pageBreakBefore w:val="0"/>
+              <w:widowControl w:val="0"/>
+              <w:kinsoku/>
+              <w:wordWrap/>
+              <w:overflowPunct/>
+              <w:topLinePunct w:val="0"/>
+              <w:autoSpaceDE/>
+              <w:autoSpaceDN/>
+              <w:bidi w:val="0"/>
               <w:adjustRightInd w:val="0"/>
               <w:snapToGrid w:val="0"/>
               <w:ind w:firstLine="465"/>
+              <w:textAlignment w:val="auto"/>
               <w:rPr>
                 <w:rFonts w:hint="eastAsia" w:eastAsia="仿宋_GB2312"/>
                 <w:highlight w:val="none"/>
@@ -6299,6 +6339,7 @@
           </w:tblCellMar>
         </w:tblPrEx>
         <w:trPr>
+          <w:cantSplit/>
           <w:trHeight w:val="1061" w:hRule="atLeast"/>
         </w:trPr>
         <w:tc>
@@ -6313,9 +6354,21 @@
           </w:tcPr>
           <w:p>
             <w:pPr>
+              <w:keepNext/>
+              <w:keepLines/>
+              <w:pageBreakBefore w:val="0"/>
+              <w:widowControl w:val="0"/>
+              <w:kinsoku/>
+              <w:wordWrap/>
+              <w:overflowPunct/>
+              <w:topLinePunct w:val="0"/>
+              <w:autoSpaceDE/>
+              <w:autoSpaceDN/>
+              <w:bidi w:val="0"/>
               <w:adjustRightInd w:val="0"/>
               <w:snapToGrid w:val="0"/>
               <w:jc w:val="center"/>
+              <w:textAlignment w:val="auto"/>
               <w:rPr>
                 <w:rFonts w:ascii="仿宋_GB2312" w:eastAsia="仿宋_GB2312"/>
                 <w:sz w:val="24"/>
@@ -6333,10 +6386,22 @@
           </w:tcPr>
           <w:p>
             <w:pPr>
+              <w:keepNext/>
+              <w:keepLines/>
+              <w:pageBreakBefore w:val="0"/>
+              <w:widowControl w:val="0"/>
+              <w:kinsoku/>
+              <w:wordWrap/>
+              <w:overflowPunct/>
+              <w:topLinePunct w:val="0"/>
+              <w:autoSpaceDE/>
+              <w:autoSpaceDN/>
+              <w:bidi w:val="0"/>
               <w:adjustRightInd w:val="0"/>
               <w:snapToGrid w:val="0"/>
               <w:spacing w:line="600" w:lineRule="exact"/>
               <w:jc w:val="center"/>
+              <w:textAlignment w:val="auto"/>
               <w:rPr>
                 <w:rFonts w:hint="eastAsia" w:ascii="仿宋_GB2312" w:eastAsia="仿宋_GB2312"/>
                 <w:sz w:val="24"/>
@@ -6372,9 +6437,21 @@
           </w:tcPr>
           <w:p>
             <w:pPr>
+              <w:keepNext/>
+              <w:keepLines/>
+              <w:pageBreakBefore w:val="0"/>
+              <w:widowControl w:val="0"/>
+              <w:kinsoku/>
+              <w:wordWrap/>
+              <w:overflowPunct/>
+              <w:topLinePunct w:val="0"/>
+              <w:autoSpaceDE/>
+              <w:autoSpaceDN/>
+              <w:bidi w:val="0"/>
               <w:adjustRightInd w:val="0"/>
               <w:snapToGrid w:val="0"/>
               <w:jc w:val="center"/>
+              <w:textAlignment w:val="auto"/>
               <w:rPr>
                 <w:rFonts w:hint="eastAsia" w:ascii="仿宋_GB2312" w:eastAsia="仿宋_GB2312"/>
                 <w:sz w:val="24"/>
@@ -6404,8 +6481,20 @@
           </w:tcPr>
           <w:p>
             <w:pPr>
+              <w:keepNext/>
+              <w:keepLines/>
+              <w:pageBreakBefore w:val="0"/>
+              <w:widowControl w:val="0"/>
+              <w:kinsoku/>
+              <w:wordWrap/>
+              <w:overflowPunct/>
+              <w:topLinePunct w:val="0"/>
+              <w:autoSpaceDE/>
+              <w:autoSpaceDN/>
+              <w:bidi w:val="0"/>
               <w:adjustRightInd w:val="0"/>
               <w:snapToGrid w:val="0"/>
+              <w:textAlignment w:val="auto"/>
               <w:rPr>
                 <w:rFonts w:ascii="仿宋_GB2312" w:eastAsia="仿宋_GB2312"/>
                 <w:sz w:val="24"/>
@@ -6435,8 +6524,20 @@
           </w:p>
           <w:p>
             <w:pPr>
+              <w:keepNext/>
+              <w:keepLines/>
+              <w:pageBreakBefore w:val="0"/>
+              <w:widowControl w:val="0"/>
+              <w:kinsoku/>
+              <w:wordWrap/>
+              <w:overflowPunct/>
+              <w:topLinePunct w:val="0"/>
+              <w:autoSpaceDE/>
+              <w:autoSpaceDN/>
+              <w:bidi w:val="0"/>
               <w:adjustRightInd w:val="0"/>
               <w:snapToGrid w:val="0"/>
+              <w:textAlignment w:val="auto"/>
               <w:rPr>
                 <w:rFonts w:ascii="仿宋_GB2312" w:hAnsi="宋体" w:eastAsia="仿宋_GB2312"/>
                 <w:sz w:val="24"/>
@@ -6476,8 +6577,20 @@
           </w:p>
           <w:p>
             <w:pPr>
+              <w:keepNext/>
+              <w:keepLines/>
+              <w:pageBreakBefore w:val="0"/>
+              <w:widowControl w:val="0"/>
+              <w:kinsoku/>
+              <w:wordWrap/>
+              <w:overflowPunct/>
+              <w:topLinePunct w:val="0"/>
+              <w:autoSpaceDE/>
+              <w:autoSpaceDN/>
+              <w:bidi w:val="0"/>
               <w:adjustRightInd w:val="0"/>
               <w:snapToGrid w:val="0"/>
+              <w:textAlignment w:val="auto"/>
               <w:rPr>
                 <w:rFonts w:hint="eastAsia" w:ascii="仿宋_GB2312" w:hAnsi="宋体" w:eastAsia="仿宋_GB2312"/>
                 <w:sz w:val="24"/>
@@ -6534,6 +6647,7 @@
           </w:tblCellMar>
         </w:tblPrEx>
         <w:trPr>
+          <w:cantSplit/>
           <w:trHeight w:val="1545" w:hRule="atLeast"/>
         </w:trPr>
         <w:tc>
@@ -6548,9 +6662,21 @@
           </w:tcPr>
           <w:p>
             <w:pPr>
+              <w:keepNext/>
+              <w:keepLines/>
+              <w:pageBreakBefore w:val="0"/>
+              <w:widowControl w:val="0"/>
+              <w:kinsoku/>
+              <w:wordWrap/>
+              <w:overflowPunct/>
+              <w:topLinePunct w:val="0"/>
+              <w:autoSpaceDE/>
+              <w:autoSpaceDN/>
+              <w:bidi w:val="0"/>
               <w:adjustRightInd w:val="0"/>
               <w:snapToGrid w:val="0"/>
               <w:jc w:val="center"/>
+              <w:textAlignment w:val="auto"/>
               <w:rPr>
                 <w:rFonts w:ascii="仿宋_GB2312" w:eastAsia="仿宋_GB2312"/>
                 <w:sz w:val="24"/>
@@ -6568,10 +6694,22 @@
           </w:tcPr>
           <w:p>
             <w:pPr>
+              <w:keepNext/>
+              <w:keepLines/>
+              <w:pageBreakBefore w:val="0"/>
+              <w:widowControl w:val="0"/>
+              <w:kinsoku/>
+              <w:wordWrap/>
+              <w:overflowPunct/>
+              <w:topLinePunct w:val="0"/>
+              <w:autoSpaceDE/>
+              <w:autoSpaceDN/>
+              <w:bidi w:val="0"/>
               <w:adjustRightInd w:val="0"/>
               <w:snapToGrid w:val="0"/>
               <w:spacing w:line="600" w:lineRule="exact"/>
               <w:jc w:val="center"/>
+              <w:textAlignment w:val="auto"/>
               <w:rPr>
                 <w:rFonts w:ascii="仿宋_GB2312" w:eastAsia="仿宋_GB2312"/>
                 <w:sz w:val="24"/>
@@ -6607,10 +6745,22 @@
           </w:tcPr>
           <w:p>
             <w:pPr>
+              <w:keepNext/>
+              <w:keepLines/>
+              <w:pageBreakBefore w:val="0"/>
+              <w:widowControl w:val="0"/>
+              <w:kinsoku/>
+              <w:wordWrap/>
+              <w:overflowPunct/>
+              <w:topLinePunct w:val="0"/>
+              <w:autoSpaceDE/>
+              <w:autoSpaceDN/>
+              <w:bidi w:val="0"/>
               <w:adjustRightInd w:val="0"/>
               <w:snapToGrid w:val="0"/>
               <w:spacing w:line="600" w:lineRule="exact"/>
               <w:jc w:val="center"/>
+              <w:textAlignment w:val="auto"/>
               <w:rPr>
                 <w:rFonts w:ascii="仿宋_GB2312" w:eastAsia="仿宋_GB2312"/>
                 <w:sz w:val="24"/>
@@ -6640,12 +6790,24 @@
           </w:tcPr>
           <w:p>
             <w:pPr>
+              <w:keepNext/>
+              <w:keepLines/>
+              <w:pageBreakBefore w:val="0"/>
+              <w:widowControl w:val="0"/>
               <w:numPr>
                 <w:ilvl w:val="0"/>
                 <w:numId w:val="0"/>
               </w:numPr>
+              <w:kinsoku/>
+              <w:wordWrap/>
+              <w:overflowPunct/>
+              <w:topLinePunct w:val="0"/>
+              <w:autoSpaceDE/>
+              <w:autoSpaceDN/>
+              <w:bidi w:val="0"/>
               <w:adjustRightInd w:val="0"/>
               <w:snapToGrid w:val="0"/>
+              <w:textAlignment w:val="auto"/>
               <w:rPr>
                 <w:rFonts w:ascii="Times New Roman" w:hAnsi="Times New Roman" w:eastAsia="仿宋_GB2312" w:cs="Times New Roman"/>
                 <w:b w:val="0"/>
@@ -6700,12 +6862,24 @@
           </w:p>
           <w:p>
             <w:pPr>
+              <w:keepNext/>
+              <w:keepLines/>
+              <w:pageBreakBefore w:val="0"/>
+              <w:widowControl w:val="0"/>
               <w:numPr>
                 <w:ilvl w:val="0"/>
                 <w:numId w:val="0"/>
               </w:numPr>
+              <w:kinsoku/>
+              <w:wordWrap/>
+              <w:overflowPunct/>
+              <w:topLinePunct w:val="0"/>
+              <w:autoSpaceDE/>
+              <w:autoSpaceDN/>
+              <w:bidi w:val="0"/>
               <w:adjustRightInd w:val="0"/>
               <w:snapToGrid w:val="0"/>
+              <w:textAlignment w:val="auto"/>
               <w:rPr>
                 <w:rFonts w:ascii="仿宋_GB2312" w:hAnsi="宋体" w:eastAsia="仿宋_GB2312"/>
                 <w:sz w:val="24"/>
@@ -6788,6 +6962,7 @@
           </w:tblCellMar>
         </w:tblPrEx>
         <w:trPr>
+          <w:cantSplit/>
           <w:trHeight w:val="699" w:hRule="atLeast"/>
         </w:trPr>
         <w:tc>
@@ -6802,10 +6977,22 @@
           </w:tcPr>
           <w:p>
             <w:pPr>
+              <w:keepNext/>
+              <w:keepLines/>
+              <w:pageBreakBefore w:val="0"/>
+              <w:widowControl w:val="0"/>
+              <w:kinsoku/>
+              <w:wordWrap/>
+              <w:overflowPunct/>
+              <w:topLinePunct w:val="0"/>
+              <w:autoSpaceDE/>
+              <w:autoSpaceDN/>
+              <w:bidi w:val="0"/>
               <w:adjustRightInd w:val="0"/>
               <w:snapToGrid w:val="0"/>
               <w:spacing w:line="600" w:lineRule="exact"/>
               <w:jc w:val="center"/>
+              <w:textAlignment w:val="auto"/>
               <w:rPr>
                 <w:rFonts w:ascii="仿宋_GB2312" w:eastAsia="仿宋_GB2312"/>
                 <w:sz w:val="24"/>
@@ -6823,10 +7010,22 @@
           </w:tcPr>
           <w:p>
             <w:pPr>
+              <w:keepNext/>
+              <w:keepLines/>
+              <w:pageBreakBefore w:val="0"/>
+              <w:widowControl w:val="0"/>
+              <w:kinsoku/>
+              <w:wordWrap/>
+              <w:overflowPunct/>
+              <w:topLinePunct w:val="0"/>
+              <w:autoSpaceDE/>
+              <w:autoSpaceDN/>
+              <w:bidi w:val="0"/>
               <w:adjustRightInd w:val="0"/>
               <w:snapToGrid w:val="0"/>
               <w:spacing w:line="600" w:lineRule="exact"/>
               <w:jc w:val="center"/>
+              <w:textAlignment w:val="auto"/>
               <w:rPr>
                 <w:rFonts w:hint="eastAsia" w:ascii="仿宋_GB2312" w:eastAsia="仿宋_GB2312"/>
                 <w:sz w:val="24"/>
@@ -6864,9 +7063,21 @@
           </w:tcPr>
           <w:p>
             <w:pPr>
+              <w:keepNext/>
+              <w:keepLines/>
+              <w:pageBreakBefore w:val="0"/>
+              <w:widowControl w:val="0"/>
+              <w:kinsoku/>
+              <w:wordWrap/>
+              <w:overflowPunct/>
+              <w:topLinePunct w:val="0"/>
+              <w:autoSpaceDE/>
+              <w:autoSpaceDN/>
+              <w:bidi w:val="0"/>
               <w:adjustRightInd w:val="0"/>
               <w:snapToGrid w:val="0"/>
               <w:jc w:val="center"/>
+              <w:textAlignment w:val="auto"/>
               <w:rPr>
                 <w:rFonts w:ascii="仿宋_GB2312" w:eastAsia="仿宋_GB2312"/>
                 <w:sz w:val="24"/>
@@ -6896,8 +7107,20 @@
           </w:tcPr>
           <w:p>
             <w:pPr>
+              <w:keepNext/>
+              <w:keepLines/>
+              <w:pageBreakBefore w:val="0"/>
+              <w:widowControl w:val="0"/>
+              <w:kinsoku/>
+              <w:wordWrap/>
+              <w:overflowPunct/>
+              <w:topLinePunct w:val="0"/>
+              <w:autoSpaceDE/>
+              <w:autoSpaceDN/>
+              <w:bidi w:val="0"/>
               <w:adjustRightInd w:val="0"/>
               <w:snapToGrid w:val="0"/>
+              <w:textAlignment w:val="auto"/>
               <w:rPr>
                 <w:rFonts w:hint="default" w:ascii="仿宋_GB2312" w:eastAsia="仿宋_GB2312"/>
                 <w:sz w:val="24"/>
@@ -6938,8 +7161,20 @@
           </w:p>
           <w:p>
             <w:pPr>
+              <w:keepNext/>
+              <w:keepLines/>
+              <w:pageBreakBefore w:val="0"/>
+              <w:widowControl w:val="0"/>
+              <w:kinsoku/>
+              <w:wordWrap/>
+              <w:overflowPunct/>
+              <w:topLinePunct w:val="0"/>
+              <w:autoSpaceDE/>
+              <w:autoSpaceDN/>
+              <w:bidi w:val="0"/>
               <w:adjustRightInd w:val="0"/>
               <w:snapToGrid w:val="0"/>
+              <w:textAlignment w:val="auto"/>
               <w:rPr>
                 <w:rFonts w:ascii="仿宋_GB2312" w:eastAsia="仿宋_GB2312"/>
                 <w:sz w:val="24"/>
@@ -6977,6 +7212,7 @@
           </w:tblCellMar>
         </w:tblPrEx>
         <w:trPr>
+          <w:cantSplit/>
           <w:trHeight w:val="695" w:hRule="atLeast"/>
         </w:trPr>
         <w:tc>
@@ -6991,10 +7227,22 @@
           </w:tcPr>
           <w:p>
             <w:pPr>
+              <w:keepNext/>
+              <w:keepLines/>
+              <w:pageBreakBefore w:val="0"/>
+              <w:widowControl w:val="0"/>
+              <w:kinsoku/>
+              <w:wordWrap/>
+              <w:overflowPunct/>
+              <w:topLinePunct w:val="0"/>
+              <w:autoSpaceDE/>
+              <w:autoSpaceDN/>
+              <w:bidi w:val="0"/>
               <w:adjustRightInd w:val="0"/>
               <w:snapToGrid w:val="0"/>
               <w:spacing w:line="600" w:lineRule="exact"/>
               <w:jc w:val="center"/>
+              <w:textAlignment w:val="auto"/>
               <w:rPr>
                 <w:rFonts w:ascii="仿宋_GB2312" w:eastAsia="仿宋_GB2312"/>
                 <w:sz w:val="24"/>
@@ -7012,10 +7260,22 @@
           </w:tcPr>
           <w:p>
             <w:pPr>
+              <w:keepNext/>
+              <w:keepLines/>
+              <w:pageBreakBefore w:val="0"/>
+              <w:widowControl w:val="0"/>
+              <w:kinsoku/>
+              <w:wordWrap/>
+              <w:overflowPunct/>
+              <w:topLinePunct w:val="0"/>
+              <w:autoSpaceDE/>
+              <w:autoSpaceDN/>
+              <w:bidi w:val="0"/>
               <w:adjustRightInd w:val="0"/>
               <w:snapToGrid w:val="0"/>
               <w:spacing w:line="600" w:lineRule="exact"/>
               <w:jc w:val="center"/>
+              <w:textAlignment w:val="auto"/>
               <w:rPr>
                 <w:rFonts w:hint="eastAsia" w:ascii="仿宋_GB2312" w:eastAsia="仿宋_GB2312"/>
                 <w:sz w:val="24"/>
@@ -7053,9 +7313,21 @@
           </w:tcPr>
           <w:p>
             <w:pPr>
+              <w:keepNext/>
+              <w:keepLines/>
+              <w:pageBreakBefore w:val="0"/>
+              <w:widowControl w:val="0"/>
+              <w:kinsoku/>
+              <w:wordWrap/>
+              <w:overflowPunct/>
+              <w:topLinePunct w:val="0"/>
+              <w:autoSpaceDE/>
+              <w:autoSpaceDN/>
+              <w:bidi w:val="0"/>
               <w:adjustRightInd w:val="0"/>
               <w:snapToGrid w:val="0"/>
               <w:jc w:val="center"/>
+              <w:textAlignment w:val="auto"/>
               <w:rPr>
                 <w:rFonts w:ascii="仿宋_GB2312" w:eastAsia="仿宋_GB2312"/>
                 <w:sz w:val="24"/>
@@ -7085,8 +7357,20 @@
           </w:tcPr>
           <w:p>
             <w:pPr>
+              <w:keepNext/>
+              <w:keepLines/>
+              <w:pageBreakBefore w:val="0"/>
+              <w:widowControl w:val="0"/>
+              <w:kinsoku/>
+              <w:wordWrap/>
+              <w:overflowPunct/>
+              <w:topLinePunct w:val="0"/>
+              <w:autoSpaceDE/>
+              <w:autoSpaceDN/>
+              <w:bidi w:val="0"/>
               <w:adjustRightInd w:val="0"/>
               <w:snapToGrid w:val="0"/>
+              <w:textAlignment w:val="auto"/>
               <w:rPr>
                 <w:rFonts w:ascii="仿宋_GB2312" w:hAnsi="宋体" w:eastAsia="仿宋_GB2312"/>
                 <w:sz w:val="24"/>
@@ -11961,10 +12245,22 @@
     <w:bookmarkEnd w:id="24"/>
     <w:p>
       <w:pPr>
+        <w:keepNext/>
+        <w:keepLines/>
+        <w:pageBreakBefore w:val="0"/>
+        <w:widowControl w:val="0"/>
+        <w:kinsoku/>
+        <w:wordWrap/>
+        <w:overflowPunct/>
+        <w:topLinePunct w:val="0"/>
+        <w:autoSpaceDE/>
+        <w:autoSpaceDN/>
+        <w:bidi w:val="0"/>
         <w:adjustRightInd w:val="0"/>
         <w:snapToGrid w:val="0"/>
         <w:spacing w:line="600" w:lineRule="exact"/>
         <w:jc w:val="left"/>
+        <w:textAlignment w:val="auto"/>
         <w:rPr>
           <w:rFonts w:ascii="宋体" w:hAnsi="宋体"/>
           <w:b/>
@@ -12002,8 +12298,8 @@
     </w:p>
     <w:p>
       <w:pPr>
-        <w:keepNext w:val="0"/>
-        <w:keepLines w:val="0"/>
+        <w:keepNext/>
+        <w:keepLines/>
         <w:pageBreakBefore w:val="0"/>
         <w:widowControl w:val="0"/>
         <w:kinsoku/>
@@ -12034,10 +12330,22 @@
     </w:p>
     <w:p>
       <w:pPr>
+        <w:keepNext/>
+        <w:keepLines/>
+        <w:pageBreakBefore w:val="0"/>
+        <w:widowControl w:val="0"/>
+        <w:kinsoku/>
+        <w:wordWrap/>
+        <w:overflowPunct/>
+        <w:topLinePunct w:val="0"/>
+        <w:autoSpaceDE/>
+        <w:autoSpaceDN/>
+        <w:bidi w:val="0"/>
         <w:adjustRightInd w:val="0"/>
         <w:snapToGrid w:val="0"/>
         <w:spacing w:line="600" w:lineRule="exact"/>
         <w:jc w:val="center"/>
+        <w:textAlignment w:val="auto"/>
         <w:rPr>
           <w:rFonts w:ascii="方正小标宋简体" w:hAnsi="宋体" w:eastAsia="方正小标宋简体"/>
           <w:sz w:val="32"/>
@@ -12078,10 +12386,22 @@
     </w:p>
     <w:p>
       <w:pPr>
+        <w:keepNext/>
+        <w:keepLines/>
+        <w:pageBreakBefore w:val="0"/>
+        <w:widowControl w:val="0"/>
+        <w:kinsoku/>
+        <w:wordWrap/>
+        <w:overflowPunct/>
+        <w:topLinePunct w:val="0"/>
+        <w:autoSpaceDE/>
+        <w:autoSpaceDN/>
+        <w:bidi w:val="0"/>
         <w:adjustRightInd w:val="0"/>
         <w:snapToGrid w:val="0"/>
         <w:spacing w:line="600" w:lineRule="exact"/>
         <w:jc w:val="center"/>
+        <w:textAlignment w:val="auto"/>
         <w:rPr>
           <w:rFonts w:ascii="方正小标宋简体" w:hAnsi="宋体" w:eastAsia="方正小标宋简体"/>
           <w:sz w:val="32"/>
@@ -12099,10 +12419,22 @@
     </w:p>
     <w:p>
       <w:pPr>
+        <w:keepNext/>
+        <w:keepLines/>
+        <w:pageBreakBefore w:val="0"/>
+        <w:widowControl w:val="0"/>
+        <w:kinsoku/>
+        <w:wordWrap/>
+        <w:overflowPunct/>
+        <w:topLinePunct w:val="0"/>
+        <w:autoSpaceDE/>
+        <w:autoSpaceDN/>
+        <w:bidi w:val="0"/>
         <w:adjustRightInd w:val="0"/>
         <w:snapToGrid w:val="0"/>
         <w:spacing w:line="600" w:lineRule="exact"/>
         <w:jc w:val="left"/>
+        <w:textAlignment w:val="auto"/>
         <w:rPr>
           <w:rFonts w:hint="eastAsia" w:ascii="仿宋_GB2312" w:hAnsi="宋体" w:eastAsia="仿宋_GB2312"/>
           <w:sz w:val="28"/>
@@ -12122,11 +12454,23 @@
     </w:p>
     <w:p>
       <w:pPr>
+        <w:keepNext/>
+        <w:keepLines/>
+        <w:pageBreakBefore w:val="0"/>
+        <w:widowControl w:val="0"/>
+        <w:kinsoku/>
+        <w:wordWrap/>
+        <w:overflowPunct/>
+        <w:topLinePunct w:val="0"/>
+        <w:autoSpaceDE/>
+        <w:autoSpaceDN/>
+        <w:bidi w:val="0"/>
         <w:adjustRightInd w:val="0"/>
         <w:snapToGrid w:val="0"/>
         <w:spacing w:line="600" w:lineRule="exact"/>
         <w:ind w:firstLine="560" w:firstLineChars="200"/>
         <w:jc w:val="left"/>
+        <w:textAlignment w:val="auto"/>
         <w:rPr>
           <w:rFonts w:hint="eastAsia" w:ascii="仿宋_GB2312" w:hAnsi="宋体" w:eastAsia="仿宋_GB2312"/>
           <w:sz w:val="28"/>
@@ -12146,6 +12490,7 @@
       <w:r>
         <w:rPr>
           <w:rFonts w:hint="eastAsia" w:ascii="仿宋_GB2312" w:hAnsi="宋体" w:eastAsia="仿宋_GB2312"/>
+          <w:color w:val="0000FF"/>
           <w:sz w:val="28"/>
           <w:szCs w:val="28"/>
           <w:highlight w:val="none"/>
@@ -12165,11 +12510,23 @@
     </w:p>
     <w:p>
       <w:pPr>
+        <w:keepNext/>
+        <w:keepLines/>
+        <w:pageBreakBefore w:val="0"/>
+        <w:widowControl w:val="0"/>
+        <w:kinsoku/>
+        <w:wordWrap/>
+        <w:overflowPunct/>
+        <w:topLinePunct w:val="0"/>
+        <w:autoSpaceDE/>
+        <w:autoSpaceDN/>
+        <w:bidi w:val="0"/>
         <w:adjustRightInd w:val="0"/>
         <w:snapToGrid w:val="0"/>
         <w:spacing w:line="600" w:lineRule="exact"/>
         <w:ind w:firstLine="560" w:firstLineChars="200"/>
         <w:jc w:val="left"/>
+        <w:textAlignment w:val="auto"/>
         <w:rPr>
           <w:rFonts w:hint="eastAsia" w:ascii="仿宋_GB2312" w:hAnsi="宋体" w:eastAsia="仿宋_GB2312"/>
           <w:sz w:val="28"/>
@@ -12189,11 +12546,23 @@
     </w:p>
     <w:p>
       <w:pPr>
+        <w:keepNext/>
+        <w:keepLines/>
+        <w:pageBreakBefore w:val="0"/>
+        <w:widowControl w:val="0"/>
+        <w:kinsoku/>
+        <w:wordWrap/>
+        <w:overflowPunct/>
+        <w:topLinePunct w:val="0"/>
+        <w:autoSpaceDE/>
+        <w:autoSpaceDN/>
+        <w:bidi w:val="0"/>
         <w:adjustRightInd w:val="0"/>
         <w:snapToGrid w:val="0"/>
         <w:spacing w:line="600" w:lineRule="exact"/>
         <w:ind w:firstLine="5773" w:firstLineChars="2062"/>
         <w:jc w:val="left"/>
+        <w:textAlignment w:val="auto"/>
         <w:rPr>
           <w:rFonts w:hint="eastAsia" w:ascii="仿宋_GB2312" w:hAnsi="宋体" w:eastAsia="仿宋_GB2312"/>
           <w:sz w:val="28"/>
@@ -12224,11 +12593,23 @@
     </w:p>
     <w:p>
       <w:pPr>
+        <w:keepNext/>
+        <w:keepLines/>
+        <w:pageBreakBefore w:val="0"/>
+        <w:widowControl w:val="0"/>
+        <w:kinsoku/>
+        <w:wordWrap/>
+        <w:overflowPunct/>
+        <w:topLinePunct w:val="0"/>
+        <w:autoSpaceDE/>
+        <w:autoSpaceDN/>
+        <w:bidi w:val="0"/>
         <w:adjustRightInd w:val="0"/>
         <w:snapToGrid w:val="0"/>
         <w:spacing w:line="600" w:lineRule="exact"/>
         <w:ind w:firstLine="5773" w:firstLineChars="2062"/>
         <w:jc w:val="left"/>
+        <w:textAlignment w:val="auto"/>
         <w:rPr>
           <w:rFonts w:hint="default" w:ascii="仿宋_GB2312" w:hAnsi="宋体" w:eastAsia="仿宋_GB2312"/>
           <w:sz w:val="28"/>
@@ -12250,122 +12631,29 @@
     </w:p>
     <w:p>
       <w:pPr>
-        <w:pStyle w:val="14"/>
-        <w:rPr>
-          <w:rFonts w:hint="eastAsia"/>
-          <w:highlight w:val="none"/>
-        </w:rPr>
-      </w:pPr>
-    </w:p>
-    <w:p>
-      <w:pPr>
-        <w:rPr>
-          <w:highlight w:val="none"/>
-        </w:rPr>
-      </w:pPr>
-    </w:p>
-    <w:p>
-      <w:pPr>
-        <w:pStyle w:val="30"/>
-        <w:rPr>
-          <w:highlight w:val="none"/>
-        </w:rPr>
-      </w:pPr>
-    </w:p>
-    <w:p>
-      <w:pPr>
-        <w:pStyle w:val="30"/>
-        <w:rPr>
-          <w:highlight w:val="none"/>
-        </w:rPr>
-      </w:pPr>
-    </w:p>
-    <w:p>
-      <w:pPr>
-        <w:pStyle w:val="30"/>
-        <w:rPr>
-          <w:highlight w:val="none"/>
-        </w:rPr>
-      </w:pPr>
-    </w:p>
-    <w:p>
-      <w:pPr>
-        <w:pStyle w:val="30"/>
-        <w:rPr>
-          <w:highlight w:val="none"/>
-        </w:rPr>
-      </w:pPr>
-    </w:p>
-    <w:p>
-      <w:pPr>
-        <w:pStyle w:val="30"/>
-        <w:rPr>
-          <w:highlight w:val="none"/>
-        </w:rPr>
-      </w:pPr>
-    </w:p>
-    <w:p>
-      <w:pPr>
-        <w:pStyle w:val="30"/>
-        <w:rPr>
-          <w:highlight w:val="none"/>
-        </w:rPr>
-      </w:pPr>
-    </w:p>
-    <w:p>
-      <w:pPr>
-        <w:pStyle w:val="30"/>
-        <w:rPr>
-          <w:highlight w:val="none"/>
-        </w:rPr>
-      </w:pPr>
-    </w:p>
-    <w:p>
-      <w:pPr>
-        <w:pStyle w:val="30"/>
-        <w:rPr>
-          <w:highlight w:val="none"/>
-        </w:rPr>
-      </w:pPr>
-    </w:p>
-    <w:p>
-      <w:pPr>
-        <w:pStyle w:val="30"/>
-        <w:rPr>
-          <w:highlight w:val="none"/>
-        </w:rPr>
-      </w:pPr>
-    </w:p>
-    <w:p>
-      <w:pPr>
-        <w:pStyle w:val="30"/>
-        <w:rPr>
-          <w:highlight w:val="none"/>
-        </w:rPr>
-      </w:pPr>
-    </w:p>
-    <w:p>
-      <w:pPr>
-        <w:pStyle w:val="30"/>
-        <w:rPr>
-          <w:highlight w:val="none"/>
-        </w:rPr>
-      </w:pPr>
-    </w:p>
-    <w:p>
-      <w:pPr>
-        <w:pStyle w:val="30"/>
-        <w:rPr>
-          <w:highlight w:val="none"/>
-        </w:rPr>
-      </w:pPr>
-    </w:p>
-    <w:p>
-      <w:pPr>
+        <w:rPr>
+          <w:highlight w:val="none"/>
+        </w:rPr>
+      </w:pPr>
+    </w:p>
+    <w:p>
+      <w:pPr>
+        <w:keepNext/>
+        <w:keepLines/>
+        <w:pageBreakBefore w:val="0"/>
+        <w:widowControl w:val="0"/>
+        <w:kinsoku/>
+        <w:wordWrap/>
+        <w:overflowPunct/>
+        <w:topLinePunct w:val="0"/>
+        <w:autoSpaceDE/>
+        <w:autoSpaceDN/>
+        <w:bidi w:val="0"/>
         <w:adjustRightInd w:val="0"/>
         <w:snapToGrid w:val="0"/>
         <w:spacing w:line="600" w:lineRule="exact"/>
         <w:jc w:val="left"/>
+        <w:textAlignment w:val="auto"/>
         <w:rPr>
           <w:rFonts w:hint="eastAsia" w:ascii="宋体" w:hAnsi="宋体" w:eastAsia="宋体"/>
           <w:b/>
@@ -12399,10 +12687,22 @@
     </w:p>
     <w:p>
       <w:pPr>
+        <w:keepNext/>
+        <w:keepLines/>
+        <w:pageBreakBefore w:val="0"/>
+        <w:widowControl w:val="0"/>
+        <w:kinsoku/>
+        <w:wordWrap/>
+        <w:overflowPunct/>
+        <w:topLinePunct w:val="0"/>
+        <w:autoSpaceDE/>
+        <w:autoSpaceDN/>
+        <w:bidi w:val="0"/>
         <w:adjustRightInd w:val="0"/>
         <w:snapToGrid w:val="0"/>
         <w:spacing w:line="600" w:lineRule="exact"/>
         <w:jc w:val="center"/>
+        <w:textAlignment w:val="auto"/>
         <w:rPr>
           <w:rFonts w:ascii="方正小标宋简体" w:hAnsi="宋体" w:eastAsia="方正小标宋简体"/>
           <w:sz w:val="32"/>
@@ -12422,10 +12722,22 @@
     </w:p>
     <w:p>
       <w:pPr>
+        <w:keepNext/>
+        <w:keepLines/>
+        <w:pageBreakBefore w:val="0"/>
+        <w:widowControl w:val="0"/>
+        <w:kinsoku/>
+        <w:wordWrap/>
+        <w:overflowPunct/>
+        <w:topLinePunct w:val="0"/>
+        <w:autoSpaceDE/>
+        <w:autoSpaceDN/>
+        <w:bidi w:val="0"/>
         <w:adjustRightInd w:val="0"/>
         <w:snapToGrid w:val="0"/>
         <w:spacing w:line="600" w:lineRule="exact"/>
         <w:jc w:val="center"/>
+        <w:textAlignment w:val="auto"/>
         <w:rPr>
           <w:rFonts w:ascii="方正小标宋简体" w:hAnsi="宋体" w:eastAsia="方正小标宋简体"/>
           <w:sz w:val="32"/>
@@ -12436,7 +12748,19 @@
     </w:p>
     <w:p>
       <w:pPr>
+        <w:keepNext/>
+        <w:keepLines/>
+        <w:pageBreakBefore w:val="0"/>
+        <w:widowControl w:val="0"/>
+        <w:kinsoku/>
+        <w:wordWrap/>
+        <w:overflowPunct/>
+        <w:topLinePunct w:val="0"/>
+        <w:autoSpaceDE/>
+        <w:autoSpaceDN/>
+        <w:bidi w:val="0"/>
         <w:spacing w:line="360" w:lineRule="auto"/>
+        <w:textAlignment w:val="auto"/>
         <w:rPr>
           <w:rFonts w:hint="eastAsia" w:ascii="仿宋_GB2312" w:hAnsi="宋体"/>
           <w:sz w:val="28"/>
@@ -12466,8 +12790,20 @@
     </w:p>
     <w:p>
       <w:pPr>
+        <w:keepNext/>
+        <w:keepLines/>
+        <w:pageBreakBefore w:val="0"/>
+        <w:widowControl w:val="0"/>
+        <w:kinsoku/>
+        <w:wordWrap/>
+        <w:overflowPunct/>
+        <w:topLinePunct w:val="0"/>
+        <w:autoSpaceDE/>
+        <w:autoSpaceDN/>
+        <w:bidi w:val="0"/>
         <w:spacing w:line="360" w:lineRule="auto"/>
         <w:ind w:firstLine="560" w:firstLineChars="200"/>
+        <w:textAlignment w:val="auto"/>
         <w:rPr>
           <w:rFonts w:hint="eastAsia" w:ascii="仿宋_GB2312" w:hAnsi="宋体" w:cs="宋体"/>
           <w:sz w:val="28"/>
@@ -12663,8 +12999,20 @@
     </w:p>
     <w:p>
       <w:pPr>
+        <w:keepNext/>
+        <w:keepLines/>
+        <w:pageBreakBefore w:val="0"/>
+        <w:widowControl w:val="0"/>
+        <w:kinsoku/>
+        <w:wordWrap/>
+        <w:overflowPunct/>
+        <w:topLinePunct w:val="0"/>
+        <w:autoSpaceDE/>
+        <w:autoSpaceDN/>
+        <w:bidi w:val="0"/>
         <w:spacing w:line="360" w:lineRule="auto"/>
         <w:ind w:firstLine="560" w:firstLineChars="200"/>
+        <w:textAlignment w:val="auto"/>
         <w:rPr>
           <w:rFonts w:hint="eastAsia" w:ascii="仿宋_GB2312" w:hAnsi="宋体" w:cs="宋体"/>
           <w:sz w:val="28"/>
@@ -12684,8 +13032,20 @@
     </w:p>
     <w:p>
       <w:pPr>
+        <w:keepNext/>
+        <w:keepLines/>
+        <w:pageBreakBefore w:val="0"/>
+        <w:widowControl w:val="0"/>
+        <w:kinsoku/>
+        <w:wordWrap/>
+        <w:overflowPunct/>
+        <w:topLinePunct w:val="0"/>
+        <w:autoSpaceDE/>
+        <w:autoSpaceDN/>
+        <w:bidi w:val="0"/>
         <w:spacing w:line="360" w:lineRule="auto"/>
         <w:ind w:firstLine="560" w:firstLineChars="200"/>
+        <w:textAlignment w:val="auto"/>
         <w:rPr>
           <w:rFonts w:hint="eastAsia" w:ascii="仿宋_GB2312" w:hAnsi="宋体"/>
           <w:sz w:val="28"/>
@@ -12705,9 +13065,21 @@
     </w:p>
     <w:p>
       <w:pPr>
+        <w:keepNext/>
+        <w:keepLines/>
+        <w:pageBreakBefore w:val="0"/>
+        <w:widowControl w:val="0"/>
+        <w:kinsoku/>
+        <w:wordWrap/>
+        <w:overflowPunct/>
+        <w:topLinePunct w:val="0"/>
+        <w:autoSpaceDE/>
+        <w:autoSpaceDN/>
+        <w:bidi w:val="0"/>
         <w:spacing w:line="360" w:lineRule="auto"/>
         <w:ind w:firstLine="3620" w:firstLineChars="1293"/>
         <w:jc w:val="center"/>
+        <w:textAlignment w:val="auto"/>
         <w:rPr>
           <w:rFonts w:hint="eastAsia" w:ascii="仿宋_GB2312" w:hAnsi="宋体" w:cs="宋体"/>
           <w:sz w:val="28"/>
@@ -12727,9 +13099,21 @@
     </w:p>
     <w:p>
       <w:pPr>
+        <w:keepNext/>
+        <w:keepLines/>
+        <w:pageBreakBefore w:val="0"/>
+        <w:widowControl w:val="0"/>
+        <w:kinsoku/>
+        <w:wordWrap/>
+        <w:overflowPunct/>
+        <w:topLinePunct w:val="0"/>
+        <w:autoSpaceDE/>
+        <w:autoSpaceDN/>
+        <w:bidi w:val="0"/>
         <w:spacing w:line="360" w:lineRule="auto"/>
         <w:ind w:firstLine="2833" w:firstLineChars="1012"/>
         <w:jc w:val="center"/>
+        <w:textAlignment w:val="auto"/>
         <w:outlineLvl w:val="0"/>
         <w:rPr>
           <w:rFonts w:hint="eastAsia" w:ascii="仿宋_GB2312" w:hAnsi="宋体"/>
@@ -12750,9 +13134,21 @@
     </w:p>
     <w:p>
       <w:pPr>
+        <w:keepNext/>
+        <w:keepLines/>
+        <w:pageBreakBefore w:val="0"/>
+        <w:widowControl w:val="0"/>
+        <w:kinsoku/>
+        <w:wordWrap/>
+        <w:overflowPunct/>
+        <w:topLinePunct w:val="0"/>
+        <w:autoSpaceDE/>
+        <w:autoSpaceDN/>
+        <w:bidi w:val="0"/>
         <w:spacing w:line="360" w:lineRule="auto"/>
         <w:ind w:firstLine="140" w:firstLineChars="50"/>
         <w:jc w:val="right"/>
+        <w:textAlignment w:val="auto"/>
         <w:rPr>
           <w:rFonts w:hint="eastAsia" w:ascii="仿宋_GB2312" w:hAnsi="宋体" w:cs="宋体"/>
           <w:vanish/>
@@ -12783,7 +13179,19 @@
     </w:p>
     <w:p>
       <w:pPr>
+        <w:keepNext/>
+        <w:keepLines/>
+        <w:pageBreakBefore w:val="0"/>
+        <w:widowControl w:val="0"/>
+        <w:kinsoku/>
+        <w:wordWrap/>
+        <w:overflowPunct/>
+        <w:topLinePunct w:val="0"/>
+        <w:autoSpaceDE/>
+        <w:autoSpaceDN/>
+        <w:bidi w:val="0"/>
         <w:spacing w:line="360" w:lineRule="auto"/>
+        <w:textAlignment w:val="auto"/>
         <w:rPr>
           <w:rFonts w:hint="eastAsia" w:ascii="仿宋_GB2312" w:hAnsi="宋体" w:cs="宋体"/>
           <w:kern w:val="0"/>
@@ -12805,7 +13213,19 @@
     </w:p>
     <w:p>
       <w:pPr>
+        <w:keepNext/>
+        <w:keepLines/>
+        <w:pageBreakBefore w:val="0"/>
+        <w:widowControl w:val="0"/>
+        <w:kinsoku/>
+        <w:wordWrap/>
+        <w:overflowPunct/>
+        <w:topLinePunct w:val="0"/>
+        <w:autoSpaceDE/>
+        <w:autoSpaceDN/>
+        <w:bidi w:val="0"/>
         <w:spacing w:line="360" w:lineRule="auto"/>
+        <w:textAlignment w:val="auto"/>
         <w:rPr>
           <w:rFonts w:hint="eastAsia"/>
           <w:highlight w:val="none"/>
@@ -12824,83 +13244,9 @@
     </w:p>
     <w:p>
       <w:pPr>
-        <w:adjustRightInd w:val="0"/>
-        <w:snapToGrid w:val="0"/>
-        <w:spacing w:line="600" w:lineRule="exact"/>
-        <w:jc w:val="left"/>
-        <w:rPr>
-          <w:rFonts w:ascii="宋体" w:hAnsi="宋体"/>
-          <w:b/>
-          <w:sz w:val="28"/>
-          <w:szCs w:val="28"/>
-          <w:highlight w:val="none"/>
-        </w:rPr>
-      </w:pPr>
-    </w:p>
-    <w:p>
-      <w:pPr>
-        <w:rPr>
-          <w:highlight w:val="none"/>
-        </w:rPr>
-      </w:pPr>
-    </w:p>
-    <w:p>
-      <w:pPr>
-        <w:adjustRightInd w:val="0"/>
-        <w:snapToGrid w:val="0"/>
-        <w:spacing w:line="600" w:lineRule="exact"/>
-        <w:ind w:firstLine="555"/>
-        <w:jc w:val="left"/>
-        <w:rPr>
-          <w:rFonts w:ascii="仿宋_GB2312" w:hAnsi="宋体" w:eastAsia="仿宋_GB2312"/>
-          <w:sz w:val="28"/>
-          <w:szCs w:val="28"/>
-          <w:highlight w:val="none"/>
-        </w:rPr>
-      </w:pPr>
-    </w:p>
-    <w:p>
-      <w:pPr>
-        <w:pStyle w:val="14"/>
-        <w:rPr>
-          <w:highlight w:val="none"/>
-        </w:rPr>
-      </w:pPr>
-    </w:p>
-    <w:p>
-      <w:pPr>
         <w:pStyle w:val="60"/>
-        <w:rPr>
-          <w:highlight w:val="none"/>
-        </w:rPr>
-      </w:pPr>
-    </w:p>
-    <w:p>
-      <w:pPr>
-        <w:pStyle w:val="60"/>
-        <w:rPr>
-          <w:highlight w:val="none"/>
-        </w:rPr>
-      </w:pPr>
-    </w:p>
-    <w:p>
-      <w:pPr>
-        <w:rPr>
-          <w:highlight w:val="none"/>
-        </w:rPr>
-      </w:pPr>
-    </w:p>
-    <w:p>
-      <w:pPr>
-        <w:pStyle w:val="14"/>
-        <w:rPr>
-          <w:highlight w:val="none"/>
-        </w:rPr>
-      </w:pPr>
-    </w:p>
-    <w:p>
-      <w:pPr>
-        <w:pStyle w:val="60"/>
+        <w:ind w:left="0" w:leftChars="0" w:firstLine="0" w:firstLineChars="0"/>
+        <w:jc w:val="both"/>
         <w:rPr>
           <w:highlight w:val="none"/>
         </w:rPr>
@@ -12909,6 +13255,21 @@
     <w:p>
       <w:pPr>
         <w:pStyle w:val="3"/>
+        <w:keepNext/>
+        <w:keepLines w:val="0"/>
+        <w:pageBreakBefore w:val="0"/>
+        <w:widowControl w:val="0"/>
+        <w:kinsoku/>
+        <w:wordWrap/>
+        <w:overflowPunct/>
+        <w:topLinePunct w:val="0"/>
+        <w:autoSpaceDE/>
+        <w:autoSpaceDN/>
+        <w:bidi w:val="0"/>
+        <w:adjustRightInd/>
+        <w:snapToGrid/>
+        <w:spacing w:line="416" w:lineRule="auto"/>
+        <w:textAlignment w:val="auto"/>
         <w:outlineLvl w:val="0"/>
         <w:rPr>
           <w:highlight w:val="none"/>
@@ -12991,6 +13352,7 @@
           </w:tblCellMar>
         </w:tblPrEx>
         <w:trPr>
+          <w:cantSplit/>
           <w:trHeight w:val="1708" w:hRule="atLeast"/>
         </w:trPr>
         <w:tc>
@@ -13005,9 +13367,21 @@
           </w:tcPr>
           <w:p>
             <w:pPr>
+              <w:keepNext/>
+              <w:keepLines w:val="0"/>
+              <w:pageBreakBefore w:val="0"/>
+              <w:widowControl w:val="0"/>
+              <w:kinsoku/>
+              <w:wordWrap/>
+              <w:overflowPunct/>
+              <w:topLinePunct w:val="0"/>
+              <w:autoSpaceDE/>
+              <w:autoSpaceDN/>
+              <w:bidi w:val="0"/>
               <w:adjustRightInd w:val="0"/>
               <w:snapToGrid w:val="0"/>
               <w:jc w:val="left"/>
+              <w:textAlignment w:val="auto"/>
               <w:rPr>
                 <w:rFonts w:ascii="仿宋_GB2312" w:eastAsia="仿宋_GB2312"/>
                 <w:sz w:val="24"/>
@@ -13038,9 +13412,21 @@
           </w:tcPr>
           <w:p>
             <w:pPr>
+              <w:keepNext/>
+              <w:keepLines w:val="0"/>
+              <w:pageBreakBefore w:val="0"/>
+              <w:widowControl w:val="0"/>
+              <w:kinsoku/>
+              <w:wordWrap/>
+              <w:overflowPunct/>
+              <w:topLinePunct w:val="0"/>
+              <w:autoSpaceDE/>
+              <w:autoSpaceDN/>
+              <w:bidi w:val="0"/>
               <w:adjustRightInd w:val="0"/>
               <w:snapToGrid w:val="0"/>
               <w:ind w:left="480" w:hanging="480" w:hangingChars="200"/>
+              <w:textAlignment w:val="auto"/>
               <w:rPr>
                 <w:rFonts w:ascii="仿宋_GB2312" w:hAnsi="宋体" w:eastAsia="仿宋_GB2312"/>
                 <w:sz w:val="24"/>
@@ -13079,9 +13465,21 @@
           </w:p>
           <w:p>
             <w:pPr>
+              <w:keepNext/>
+              <w:keepLines w:val="0"/>
+              <w:pageBreakBefore w:val="0"/>
+              <w:widowControl w:val="0"/>
+              <w:kinsoku/>
+              <w:wordWrap/>
+              <w:overflowPunct/>
+              <w:topLinePunct w:val="0"/>
+              <w:autoSpaceDE/>
+              <w:autoSpaceDN/>
+              <w:bidi w:val="0"/>
               <w:adjustRightInd w:val="0"/>
               <w:snapToGrid w:val="0"/>
               <w:ind w:left="480" w:hanging="480" w:hangingChars="200"/>
+              <w:textAlignment w:val="auto"/>
               <w:rPr>
                 <w:rFonts w:ascii="仿宋_GB2312" w:hAnsi="宋体" w:eastAsia="仿宋_GB2312"/>
                 <w:sz w:val="24"/>
@@ -13120,9 +13518,21 @@
           </w:p>
           <w:p>
             <w:pPr>
+              <w:keepNext/>
+              <w:keepLines w:val="0"/>
+              <w:pageBreakBefore w:val="0"/>
+              <w:widowControl w:val="0"/>
+              <w:kinsoku/>
+              <w:wordWrap/>
+              <w:overflowPunct/>
+              <w:topLinePunct w:val="0"/>
+              <w:autoSpaceDE/>
+              <w:autoSpaceDN/>
+              <w:bidi w:val="0"/>
               <w:adjustRightInd w:val="0"/>
               <w:snapToGrid w:val="0"/>
               <w:ind w:left="480" w:hanging="480" w:hangingChars="200"/>
+              <w:textAlignment w:val="auto"/>
               <w:rPr>
                 <w:rFonts w:ascii="仿宋_GB2312" w:eastAsia="仿宋_GB2312"/>
                 <w:sz w:val="24"/>
@@ -13200,6 +13610,7 @@
           </w:tblCellMar>
         </w:tblPrEx>
         <w:trPr>
+          <w:cantSplit/>
           <w:trHeight w:val="1324" w:hRule="atLeast"/>
         </w:trPr>
         <w:tc>
@@ -13214,9 +13625,21 @@
           </w:tcPr>
           <w:p>
             <w:pPr>
+              <w:keepNext/>
+              <w:keepLines w:val="0"/>
+              <w:pageBreakBefore w:val="0"/>
+              <w:widowControl w:val="0"/>
+              <w:kinsoku/>
+              <w:wordWrap/>
+              <w:overflowPunct/>
+              <w:topLinePunct w:val="0"/>
+              <w:autoSpaceDE/>
+              <w:autoSpaceDN/>
+              <w:bidi w:val="0"/>
               <w:adjustRightInd w:val="0"/>
               <w:snapToGrid w:val="0"/>
               <w:jc w:val="left"/>
+              <w:textAlignment w:val="auto"/>
               <w:rPr>
                 <w:rFonts w:ascii="仿宋_GB2312" w:eastAsia="仿宋_GB2312"/>
                 <w:sz w:val="24"/>
@@ -13247,8 +13670,20 @@
           </w:tcPr>
           <w:p>
             <w:pPr>
+              <w:keepNext/>
+              <w:keepLines w:val="0"/>
+              <w:pageBreakBefore w:val="0"/>
+              <w:widowControl w:val="0"/>
+              <w:kinsoku/>
+              <w:wordWrap/>
+              <w:overflowPunct/>
+              <w:topLinePunct w:val="0"/>
+              <w:autoSpaceDE/>
+              <w:autoSpaceDN/>
+              <w:bidi w:val="0"/>
               <w:spacing w:line="400" w:lineRule="exact"/>
               <w:jc w:val="left"/>
+              <w:textAlignment w:val="auto"/>
               <w:rPr>
                 <w:rFonts w:hint="eastAsia" w:ascii="仿宋_GB2312" w:hAnsi="宋体" w:eastAsia="仿宋_GB2312"/>
                 <w:sz w:val="24"/>
@@ -13279,10 +13714,23 @@
           </w:p>
           <w:p>
             <w:pPr>
+              <w:keepNext/>
+              <w:keepLines w:val="0"/>
+              <w:pageBreakBefore w:val="0"/>
+              <w:widowControl w:val="0"/>
+              <w:kinsoku/>
+              <w:wordWrap/>
+              <w:overflowPunct/>
+              <w:topLinePunct w:val="0"/>
+              <w:autoSpaceDE/>
+              <w:autoSpaceDN/>
+              <w:bidi w:val="0"/>
               <w:spacing w:line="400" w:lineRule="exact"/>
               <w:jc w:val="left"/>
+              <w:textAlignment w:val="auto"/>
               <w:rPr>
                 <w:rFonts w:hint="eastAsia" w:ascii="仿宋_GB2312" w:hAnsi="宋体" w:eastAsia="仿宋_GB2312"/>
+                <w:color w:val="0000FF"/>
                 <w:sz w:val="24"/>
                 <w:szCs w:val="24"/>
                 <w:highlight w:val="none"/>
@@ -13293,6 +13741,7 @@
             <w:r>
               <w:rPr>
                 <w:rFonts w:hint="eastAsia" w:ascii="仿宋_GB2312" w:hAnsi="宋体" w:eastAsia="仿宋_GB2312"/>
+                <w:color w:val="0000FF"/>
                 <w:sz w:val="24"/>
                 <w:szCs w:val="24"/>
                 <w:highlight w:val="none"/>
@@ -13304,9 +13753,21 @@
           </w:p>
           <w:p>
             <w:pPr>
+              <w:keepNext/>
+              <w:keepLines w:val="0"/>
+              <w:pageBreakBefore w:val="0"/>
+              <w:widowControl w:val="0"/>
+              <w:kinsoku/>
+              <w:wordWrap/>
+              <w:overflowPunct/>
+              <w:topLinePunct w:val="0"/>
+              <w:autoSpaceDE/>
+              <w:autoSpaceDN/>
+              <w:bidi w:val="0"/>
               <w:adjustRightInd w:val="0"/>
               <w:snapToGrid w:val="0"/>
               <w:ind w:left="480" w:hanging="480" w:hangingChars="200"/>
+              <w:textAlignment w:val="auto"/>
               <w:rPr>
                 <w:rFonts w:ascii="仿宋_GB2312" w:eastAsia="仿宋_GB2312"/>
                 <w:sz w:val="24"/>
@@ -13363,6 +13824,7 @@
           </w:tblCellMar>
         </w:tblPrEx>
         <w:trPr>
+          <w:cantSplit/>
           <w:trHeight w:val="979" w:hRule="atLeast"/>
         </w:trPr>
         <w:tc>
@@ -13377,9 +13839,21 @@
           </w:tcPr>
           <w:p>
             <w:pPr>
+              <w:keepNext/>
+              <w:keepLines w:val="0"/>
+              <w:pageBreakBefore w:val="0"/>
+              <w:widowControl w:val="0"/>
+              <w:kinsoku/>
+              <w:wordWrap/>
+              <w:overflowPunct/>
+              <w:topLinePunct w:val="0"/>
+              <w:autoSpaceDE/>
+              <w:autoSpaceDN/>
+              <w:bidi w:val="0"/>
               <w:adjustRightInd w:val="0"/>
               <w:snapToGrid w:val="0"/>
               <w:jc w:val="left"/>
+              <w:textAlignment w:val="auto"/>
               <w:rPr>
                 <w:rFonts w:ascii="仿宋_GB2312" w:eastAsia="仿宋_GB2312"/>
                 <w:sz w:val="24"/>
@@ -13411,7 +13885,19 @@
           <w:p>
             <w:pPr>
               <w:pStyle w:val="14"/>
+              <w:keepNext/>
+              <w:keepLines w:val="0"/>
+              <w:pageBreakBefore w:val="0"/>
+              <w:widowControl w:val="0"/>
+              <w:kinsoku/>
+              <w:wordWrap/>
+              <w:overflowPunct/>
+              <w:topLinePunct w:val="0"/>
+              <w:autoSpaceDE/>
+              <w:autoSpaceDN/>
+              <w:bidi w:val="0"/>
               <w:ind w:firstLine="480" w:firstLineChars="200"/>
+              <w:textAlignment w:val="auto"/>
               <w:rPr>
                 <w:rFonts w:hint="eastAsia"/>
                 <w:highlight w:val="none"/>
@@ -13457,6 +13943,7 @@
           </w:tblCellMar>
         </w:tblPrEx>
         <w:trPr>
+          <w:cantSplit/>
           <w:trHeight w:val="1143" w:hRule="atLeast"/>
         </w:trPr>
         <w:tc>
@@ -13471,9 +13958,21 @@
           </w:tcPr>
           <w:p>
             <w:pPr>
+              <w:keepNext/>
+              <w:keepLines w:val="0"/>
+              <w:pageBreakBefore w:val="0"/>
+              <w:widowControl w:val="0"/>
+              <w:kinsoku/>
+              <w:wordWrap/>
+              <w:overflowPunct/>
+              <w:topLinePunct w:val="0"/>
+              <w:autoSpaceDE/>
+              <w:autoSpaceDN/>
+              <w:bidi w:val="0"/>
               <w:adjustRightInd w:val="0"/>
               <w:snapToGrid w:val="0"/>
               <w:jc w:val="left"/>
+              <w:textAlignment w:val="auto"/>
               <w:rPr>
                 <w:rFonts w:ascii="仿宋_GB2312" w:eastAsia="仿宋_GB2312"/>
                 <w:sz w:val="24"/>
@@ -13504,8 +14003,20 @@
           </w:tcPr>
           <w:p>
             <w:pPr>
+              <w:keepNext/>
+              <w:keepLines w:val="0"/>
+              <w:pageBreakBefore w:val="0"/>
+              <w:widowControl w:val="0"/>
+              <w:kinsoku/>
+              <w:wordWrap/>
+              <w:overflowPunct/>
+              <w:topLinePunct w:val="0"/>
+              <w:autoSpaceDE/>
+              <w:autoSpaceDN/>
+              <w:bidi w:val="0"/>
               <w:adjustRightInd w:val="0"/>
               <w:snapToGrid w:val="0"/>
+              <w:textAlignment w:val="auto"/>
               <w:rPr>
                 <w:rFonts w:ascii="仿宋_GB2312" w:hAnsi="宋体" w:eastAsia="仿宋_GB2312"/>
                 <w:sz w:val="24"/>
@@ -13573,8 +14084,20 @@
           </w:p>
           <w:p>
             <w:pPr>
+              <w:keepNext/>
+              <w:keepLines w:val="0"/>
+              <w:pageBreakBefore w:val="0"/>
+              <w:widowControl w:val="0"/>
+              <w:kinsoku/>
+              <w:wordWrap/>
+              <w:overflowPunct/>
+              <w:topLinePunct w:val="0"/>
+              <w:autoSpaceDE/>
+              <w:autoSpaceDN/>
+              <w:bidi w:val="0"/>
               <w:adjustRightInd w:val="0"/>
               <w:snapToGrid w:val="0"/>
+              <w:textAlignment w:val="auto"/>
               <w:rPr>
                 <w:rFonts w:ascii="仿宋_GB2312" w:hAnsi="宋体" w:eastAsia="仿宋_GB2312"/>
                 <w:sz w:val="24"/>
@@ -13622,6 +14145,7 @@
           </w:tblCellMar>
         </w:tblPrEx>
         <w:trPr>
+          <w:cantSplit/>
           <w:trHeight w:val="1204" w:hRule="atLeast"/>
         </w:trPr>
         <w:tc>
@@ -13637,9 +14161,21 @@
           </w:tcPr>
           <w:p>
             <w:pPr>
+              <w:keepNext/>
+              <w:keepLines w:val="0"/>
+              <w:pageBreakBefore w:val="0"/>
+              <w:widowControl w:val="0"/>
+              <w:kinsoku/>
+              <w:wordWrap/>
+              <w:overflowPunct/>
+              <w:topLinePunct w:val="0"/>
+              <w:autoSpaceDE/>
+              <w:autoSpaceDN/>
+              <w:bidi w:val="0"/>
               <w:adjustRightInd w:val="0"/>
               <w:snapToGrid w:val="0"/>
               <w:jc w:val="left"/>
+              <w:textAlignment w:val="auto"/>
               <w:rPr>
                 <w:rFonts w:ascii="仿宋_GB2312" w:eastAsia="仿宋_GB2312"/>
                 <w:sz w:val="24"/>
@@ -13671,8 +14207,20 @@
           </w:tcPr>
           <w:p>
             <w:pPr>
+              <w:keepNext/>
+              <w:keepLines w:val="0"/>
+              <w:pageBreakBefore w:val="0"/>
+              <w:widowControl w:val="0"/>
+              <w:kinsoku/>
+              <w:wordWrap/>
+              <w:overflowPunct/>
+              <w:topLinePunct w:val="0"/>
+              <w:autoSpaceDE/>
+              <w:autoSpaceDN/>
+              <w:bidi w:val="0"/>
               <w:adjustRightInd w:val="0"/>
               <w:snapToGrid w:val="0"/>
+              <w:textAlignment w:val="auto"/>
               <w:rPr>
                 <w:rFonts w:ascii="仿宋_GB2312" w:hAnsi="宋体" w:eastAsia="仿宋_GB2312"/>
                 <w:sz w:val="24"/>
@@ -13721,8 +14269,20 @@
           </w:p>
           <w:p>
             <w:pPr>
+              <w:keepNext/>
+              <w:keepLines w:val="0"/>
+              <w:pageBreakBefore w:val="0"/>
+              <w:widowControl w:val="0"/>
+              <w:kinsoku/>
+              <w:wordWrap/>
+              <w:overflowPunct/>
+              <w:topLinePunct w:val="0"/>
+              <w:autoSpaceDE/>
+              <w:autoSpaceDN/>
+              <w:bidi w:val="0"/>
               <w:adjustRightInd w:val="0"/>
               <w:snapToGrid w:val="0"/>
+              <w:textAlignment w:val="auto"/>
               <w:rPr>
                 <w:rFonts w:ascii="仿宋_GB2312" w:hAnsi="宋体" w:eastAsia="仿宋_GB2312"/>
                 <w:sz w:val="24"/>
@@ -13760,6 +14320,7 @@
           </w:tblCellMar>
         </w:tblPrEx>
         <w:trPr>
+          <w:cantSplit/>
           <w:trHeight w:val="653" w:hRule="atLeast"/>
         </w:trPr>
         <w:tc>
@@ -13775,9 +14336,21 @@
           </w:tcPr>
           <w:p>
             <w:pPr>
+              <w:keepNext/>
+              <w:keepLines w:val="0"/>
+              <w:pageBreakBefore w:val="0"/>
+              <w:widowControl w:val="0"/>
+              <w:kinsoku/>
+              <w:wordWrap/>
+              <w:overflowPunct/>
+              <w:topLinePunct w:val="0"/>
+              <w:autoSpaceDE/>
+              <w:autoSpaceDN/>
+              <w:bidi w:val="0"/>
               <w:adjustRightInd w:val="0"/>
               <w:snapToGrid w:val="0"/>
               <w:jc w:val="left"/>
+              <w:textAlignment w:val="auto"/>
               <w:rPr>
                 <w:rFonts w:ascii="仿宋_GB2312" w:eastAsia="仿宋_GB2312"/>
                 <w:sz w:val="24"/>
@@ -13809,10 +14382,22 @@
           </w:tcPr>
           <w:p>
             <w:pPr>
+              <w:keepNext/>
+              <w:keepLines w:val="0"/>
+              <w:pageBreakBefore w:val="0"/>
+              <w:widowControl w:val="0"/>
+              <w:kinsoku/>
+              <w:wordWrap/>
+              <w:overflowPunct/>
+              <w:topLinePunct w:val="0"/>
+              <w:autoSpaceDE/>
+              <w:autoSpaceDN/>
+              <w:bidi w:val="0"/>
               <w:adjustRightInd w:val="0"/>
               <w:snapToGrid w:val="0"/>
               <w:ind w:left="1" w:firstLine="2"/>
               <w:jc w:val="left"/>
+              <w:textAlignment w:val="auto"/>
               <w:rPr>
                 <w:rFonts w:ascii="仿宋_GB2312" w:hAnsi="宋体" w:eastAsia="仿宋_GB2312"/>
                 <w:sz w:val="24"/>
@@ -13850,6 +14435,7 @@
           </w:tblCellMar>
         </w:tblPrEx>
         <w:trPr>
+          <w:cantSplit/>
           <w:trHeight w:val="1204" w:hRule="atLeast"/>
         </w:trPr>
         <w:tc>
@@ -13865,9 +14451,21 @@
           </w:tcPr>
           <w:p>
             <w:pPr>
+              <w:keepNext/>
+              <w:keepLines w:val="0"/>
+              <w:pageBreakBefore w:val="0"/>
+              <w:widowControl w:val="0"/>
+              <w:kinsoku/>
+              <w:wordWrap/>
+              <w:overflowPunct/>
+              <w:topLinePunct w:val="0"/>
+              <w:autoSpaceDE/>
+              <w:autoSpaceDN/>
+              <w:bidi w:val="0"/>
               <w:adjustRightInd w:val="0"/>
               <w:snapToGrid w:val="0"/>
               <w:jc w:val="left"/>
+              <w:textAlignment w:val="auto"/>
               <w:rPr>
                 <w:rFonts w:ascii="仿宋_GB2312" w:eastAsia="仿宋_GB2312"/>
                 <w:sz w:val="24"/>
@@ -13899,10 +14497,22 @@
           </w:tcPr>
           <w:p>
             <w:pPr>
+              <w:keepNext/>
+              <w:keepLines w:val="0"/>
+              <w:pageBreakBefore w:val="0"/>
+              <w:widowControl w:val="0"/>
+              <w:kinsoku/>
+              <w:wordWrap/>
+              <w:overflowPunct/>
+              <w:topLinePunct w:val="0"/>
+              <w:autoSpaceDE/>
+              <w:autoSpaceDN/>
+              <w:bidi w:val="0"/>
               <w:adjustRightInd w:val="0"/>
               <w:snapToGrid w:val="0"/>
               <w:ind w:left="1" w:firstLine="2"/>
               <w:jc w:val="left"/>
+              <w:textAlignment w:val="auto"/>
               <w:rPr>
                 <w:rFonts w:ascii="仿宋_GB2312" w:hAnsi="宋体" w:eastAsia="仿宋_GB2312"/>
                 <w:sz w:val="24"/>
@@ -13962,10 +14572,22 @@
           </w:p>
           <w:p>
             <w:pPr>
+              <w:keepNext/>
+              <w:keepLines w:val="0"/>
+              <w:pageBreakBefore w:val="0"/>
+              <w:widowControl w:val="0"/>
+              <w:kinsoku/>
+              <w:wordWrap/>
+              <w:overflowPunct/>
+              <w:topLinePunct w:val="0"/>
+              <w:autoSpaceDE/>
+              <w:autoSpaceDN/>
+              <w:bidi w:val="0"/>
               <w:adjustRightInd w:val="0"/>
               <w:snapToGrid w:val="0"/>
               <w:ind w:left="1" w:firstLine="2"/>
               <w:jc w:val="left"/>
+              <w:textAlignment w:val="auto"/>
               <w:rPr>
                 <w:rFonts w:ascii="仿宋_GB2312" w:hAnsi="宋体" w:eastAsia="仿宋_GB2312"/>
                 <w:sz w:val="24"/>
@@ -13980,9 +14602,9 @@
     <w:p>
       <w:pPr>
         <w:pStyle w:val="2"/>
-        <w:keepNext/>
-        <w:keepLines/>
-        <w:pageBreakBefore w:val="0"/>
+        <w:keepNext w:val="0"/>
+        <w:keepLines w:val="0"/>
+        <w:pageBreakBefore/>
         <w:widowControl w:val="0"/>
         <w:kinsoku/>
         <w:wordWrap/>
@@ -13999,23 +14621,16 @@
           <w:highlight w:val="none"/>
         </w:rPr>
       </w:pPr>
+      <w:bookmarkStart w:id="28" w:name="_Toc6982"/>
       <w:r>
         <w:rPr>
           <w:rFonts w:hint="eastAsia"/>
           <w:highlight w:val="none"/>
         </w:rPr>
-        <w:br w:type="page"/>
-      </w:r>
-      <w:bookmarkStart w:id="28" w:name="_Toc6982"/>
-      <w:r>
-        <w:rPr>
-          <w:rFonts w:hint="eastAsia"/>
-          <w:highlight w:val="none"/>
-        </w:rPr>
         <w:t>第四章</w:t>
       </w:r>
-      <w:bookmarkStart w:id="29" w:name="_Toc87616378"/>
-      <w:bookmarkStart w:id="30" w:name="_Toc88209941"/>
+      <w:bookmarkStart w:id="29" w:name="_Toc88209941"/>
+      <w:bookmarkStart w:id="30" w:name="_Toc87616378"/>
       <w:r>
         <w:rPr>
           <w:rFonts w:hint="eastAsia"/>
@@ -16863,20 +17478,27 @@
     <w:p>
       <w:pPr>
         <w:pStyle w:val="2"/>
+        <w:keepNext w:val="0"/>
+        <w:keepLines w:val="0"/>
+        <w:pageBreakBefore/>
+        <w:widowControl w:val="0"/>
+        <w:kinsoku/>
+        <w:wordWrap/>
+        <w:overflowPunct/>
+        <w:topLinePunct w:val="0"/>
+        <w:autoSpaceDE/>
+        <w:autoSpaceDN/>
+        <w:bidi w:val="0"/>
+        <w:adjustRightInd/>
+        <w:snapToGrid/>
         <w:spacing w:line="360" w:lineRule="auto"/>
+        <w:textAlignment w:val="auto"/>
         <w:rPr>
           <w:rFonts w:hint="eastAsia" w:eastAsia="方正小标宋简体"/>
           <w:highlight w:val="none"/>
           <w:lang w:val="en-US" w:eastAsia="zh-CN"/>
         </w:rPr>
       </w:pPr>
-      <w:r>
-        <w:rPr>
-          <w:rFonts w:hint="eastAsia"/>
-          <w:highlight w:val="none"/>
-        </w:rPr>
-        <w:br w:type="page"/>
-      </w:r>
       <w:bookmarkStart w:id="36" w:name="_Toc20383"/>
       <w:r>
         <w:rPr>
@@ -21095,9 +21717,23 @@
     </w:p>
     <w:p>
       <w:pPr>
+        <w:keepNext/>
+        <w:keepLines w:val="0"/>
+        <w:pageBreakBefore w:val="0"/>
+        <w:widowControl w:val="0"/>
+        <w:kinsoku/>
+        <w:wordWrap/>
+        <w:overflowPunct/>
+        <w:topLinePunct w:val="0"/>
+        <w:autoSpaceDE/>
+        <w:autoSpaceDN/>
+        <w:bidi w:val="0"/>
+        <w:adjustRightInd/>
+        <w:snapToGrid/>
         <w:spacing w:line="240" w:lineRule="auto"/>
         <w:ind w:left="0" w:right="0" w:firstLine="0"/>
         <w:jc w:val="both"/>
+        <w:textAlignment w:val="auto"/>
         <w:rPr>
           <w:rFonts w:hint="eastAsia" w:ascii="黑体" w:hAnsi="黑体" w:eastAsia="黑体" w:cs="黑体"/>
           <w:w w:val="100"/>
@@ -21744,7 +22380,7 @@
     <w:p>
       <w:pPr>
         <w:keepNext w:val="0"/>
-        <w:keepLines w:val="0"/>
+        <w:keepLines/>
         <w:pageBreakBefore w:val="0"/>
         <w:widowControl w:val="0"/>
         <w:kinsoku/>
@@ -21778,202 +22414,44 @@
     </w:p>
     <w:p>
       <w:pPr>
-        <w:pStyle w:val="14"/>
-        <w:rPr>
-          <w:highlight w:val="none"/>
-        </w:rPr>
-      </w:pPr>
-    </w:p>
-    <w:p>
-      <w:pPr>
-        <w:pStyle w:val="60"/>
-        <w:rPr>
-          <w:highlight w:val="none"/>
-        </w:rPr>
-      </w:pPr>
-    </w:p>
-    <w:p>
-      <w:pPr>
-        <w:rPr>
-          <w:highlight w:val="none"/>
-        </w:rPr>
-      </w:pPr>
-    </w:p>
-    <w:p>
-      <w:pPr>
-        <w:rPr>
-          <w:highlight w:val="none"/>
-        </w:rPr>
-      </w:pPr>
-    </w:p>
-    <w:p>
-      <w:pPr>
-        <w:rPr>
-          <w:highlight w:val="none"/>
-        </w:rPr>
-      </w:pPr>
-    </w:p>
-    <w:p>
-      <w:pPr>
-        <w:rPr>
-          <w:highlight w:val="none"/>
-        </w:rPr>
-      </w:pPr>
-    </w:p>
-    <w:p>
-      <w:pPr>
-        <w:rPr>
-          <w:highlight w:val="none"/>
-        </w:rPr>
-      </w:pPr>
-    </w:p>
-    <w:p>
-      <w:pPr>
-        <w:rPr>
-          <w:highlight w:val="none"/>
-        </w:rPr>
-      </w:pPr>
-    </w:p>
-    <w:p>
-      <w:pPr>
-        <w:rPr>
-          <w:highlight w:val="none"/>
-        </w:rPr>
-      </w:pPr>
-    </w:p>
-    <w:p>
-      <w:pPr>
-        <w:rPr>
-          <w:highlight w:val="none"/>
-        </w:rPr>
-      </w:pPr>
-    </w:p>
-    <w:p>
-      <w:pPr>
-        <w:rPr>
-          <w:highlight w:val="none"/>
-        </w:rPr>
-      </w:pPr>
-    </w:p>
-    <w:p>
-      <w:pPr>
-        <w:rPr>
-          <w:highlight w:val="none"/>
-        </w:rPr>
-      </w:pPr>
-    </w:p>
-    <w:p>
-      <w:pPr>
-        <w:rPr>
-          <w:highlight w:val="none"/>
-        </w:rPr>
-      </w:pPr>
-    </w:p>
-    <w:p>
-      <w:pPr>
-        <w:rPr>
-          <w:highlight w:val="none"/>
-        </w:rPr>
-      </w:pPr>
-    </w:p>
-    <w:p>
-      <w:pPr>
-        <w:rPr>
-          <w:highlight w:val="none"/>
-        </w:rPr>
-      </w:pPr>
-    </w:p>
-    <w:p>
-      <w:pPr>
-        <w:rPr>
-          <w:highlight w:val="none"/>
-        </w:rPr>
-      </w:pPr>
-    </w:p>
-    <w:p>
-      <w:pPr>
-        <w:rPr>
-          <w:highlight w:val="none"/>
-        </w:rPr>
-      </w:pPr>
-    </w:p>
-    <w:p>
-      <w:pPr>
-        <w:rPr>
-          <w:highlight w:val="none"/>
-        </w:rPr>
-      </w:pPr>
-    </w:p>
-    <w:p>
-      <w:pPr>
-        <w:rPr>
-          <w:highlight w:val="none"/>
-        </w:rPr>
-      </w:pPr>
-    </w:p>
-    <w:p>
-      <w:pPr>
-        <w:rPr>
-          <w:highlight w:val="none"/>
-        </w:rPr>
-      </w:pPr>
-    </w:p>
-    <w:p>
-      <w:pPr>
-        <w:rPr>
-          <w:highlight w:val="none"/>
-        </w:rPr>
-      </w:pPr>
-    </w:p>
-    <w:p>
-      <w:pPr>
-        <w:rPr>
-          <w:highlight w:val="none"/>
-        </w:rPr>
-      </w:pPr>
-    </w:p>
-    <w:p>
-      <w:pPr>
-        <w:rPr>
-          <w:highlight w:val="none"/>
-        </w:rPr>
-      </w:pPr>
-    </w:p>
-    <w:p>
-      <w:pPr>
-        <w:rPr>
-          <w:highlight w:val="none"/>
-        </w:rPr>
-      </w:pPr>
-    </w:p>
-    <w:p>
-      <w:pPr>
-        <w:rPr>
-          <w:highlight w:val="none"/>
-        </w:rPr>
-      </w:pPr>
-    </w:p>
-    <w:p>
-      <w:pPr>
-        <w:rPr>
-          <w:highlight w:val="none"/>
-        </w:rPr>
-      </w:pPr>
-    </w:p>
-    <w:p>
-      <w:pPr>
         <w:pStyle w:val="2"/>
+        <w:keepNext w:val="0"/>
+        <w:keepLines w:val="0"/>
+        <w:pageBreakBefore/>
+        <w:widowControl w:val="0"/>
         <w:numPr>
           <w:ilvl w:val="0"/>
-          <w:numId w:val="3"/>
+          <w:numId w:val="0"/>
         </w:numPr>
+        <w:kinsoku/>
+        <w:wordWrap/>
+        <w:overflowPunct/>
+        <w:topLinePunct w:val="0"/>
+        <w:autoSpaceDE/>
+        <w:autoSpaceDN/>
+        <w:bidi w:val="0"/>
+        <w:adjustRightInd/>
+        <w:snapToGrid/>
+        <w:spacing w:line="579" w:lineRule="auto"/>
+        <w:textAlignment w:val="auto"/>
         <w:rPr>
           <w:rFonts w:hint="eastAsia"/>
           <w:highlight w:val="none"/>
         </w:rPr>
       </w:pPr>
-      <w:bookmarkStart w:id="39" w:name="_Toc88209949"/>
-      <w:bookmarkStart w:id="40" w:name="_Toc87616386"/>
+      <w:bookmarkStart w:id="39" w:name="_Toc87616386"/>
+      <w:bookmarkStart w:id="40" w:name="_Toc88209949"/>
+      <w:r>
+        <w:rPr>
+          <w:rFonts w:hint="eastAsia" w:ascii="Calibri" w:hAnsi="Calibri" w:eastAsia="方正小标宋简体" w:cs="Times New Roman"/>
+          <w:bCs/>
+          <w:kern w:val="44"/>
+          <w:sz w:val="44"/>
+          <w:szCs w:val="44"/>
+          <w:lang w:val="en-US" w:eastAsia="zh-CN" w:bidi="ar-SA"/>
+        </w:rPr>
+        <w:t>第六章</w:t>
+      </w:r>
       <w:r>
         <w:rPr>
           <w:highlight w:val="none"/>
@@ -22001,281 +22479,31 @@
     </w:p>
     <w:p>
       <w:pPr>
+        <w:rPr>
+          <w:rFonts w:hint="eastAsia"/>
+          <w:highlight w:val="none"/>
+        </w:rPr>
+      </w:pPr>
+      <w:bookmarkStart w:id="42" w:name="_Toc15676"/>
+    </w:p>
+    <w:p>
+      <w:pPr>
         <w:pStyle w:val="2"/>
-        <w:rPr>
-          <w:rFonts w:hint="eastAsia"/>
-          <w:highlight w:val="none"/>
-        </w:rPr>
-      </w:pPr>
-      <w:bookmarkStart w:id="42" w:name="_Toc15676"/>
-    </w:p>
-    <w:p>
-      <w:pPr>
-        <w:rPr>
-          <w:rFonts w:hint="eastAsia"/>
-          <w:highlight w:val="none"/>
-        </w:rPr>
-      </w:pPr>
-    </w:p>
-    <w:p>
-      <w:pPr>
-        <w:rPr>
-          <w:rFonts w:hint="eastAsia"/>
-          <w:highlight w:val="none"/>
-        </w:rPr>
-      </w:pPr>
-    </w:p>
-    <w:p>
-      <w:pPr>
-        <w:rPr>
-          <w:rFonts w:hint="eastAsia"/>
-          <w:highlight w:val="none"/>
-        </w:rPr>
-      </w:pPr>
-    </w:p>
-    <w:p>
-      <w:pPr>
-        <w:rPr>
-          <w:rFonts w:hint="eastAsia"/>
-          <w:highlight w:val="none"/>
-        </w:rPr>
-      </w:pPr>
-    </w:p>
-    <w:p>
-      <w:pPr>
-        <w:rPr>
-          <w:rFonts w:hint="eastAsia"/>
-          <w:highlight w:val="none"/>
-        </w:rPr>
-      </w:pPr>
-    </w:p>
-    <w:p>
-      <w:pPr>
-        <w:rPr>
-          <w:rFonts w:hint="eastAsia"/>
-          <w:highlight w:val="none"/>
-        </w:rPr>
-      </w:pPr>
-    </w:p>
-    <w:p>
-      <w:pPr>
-        <w:rPr>
-          <w:rFonts w:hint="eastAsia"/>
-          <w:highlight w:val="none"/>
-        </w:rPr>
-      </w:pPr>
-    </w:p>
-    <w:p>
-      <w:pPr>
-        <w:rPr>
-          <w:rFonts w:hint="eastAsia"/>
-          <w:highlight w:val="none"/>
-        </w:rPr>
-      </w:pPr>
-    </w:p>
-    <w:p>
-      <w:pPr>
-        <w:rPr>
-          <w:rFonts w:hint="eastAsia"/>
-          <w:highlight w:val="none"/>
-        </w:rPr>
-      </w:pPr>
-    </w:p>
-    <w:p>
-      <w:pPr>
-        <w:rPr>
-          <w:rFonts w:hint="eastAsia"/>
-          <w:highlight w:val="none"/>
-        </w:rPr>
-      </w:pPr>
-    </w:p>
-    <w:p>
-      <w:pPr>
-        <w:rPr>
-          <w:rFonts w:hint="eastAsia"/>
-          <w:highlight w:val="none"/>
-        </w:rPr>
-      </w:pPr>
-    </w:p>
-    <w:p>
-      <w:pPr>
-        <w:rPr>
-          <w:rFonts w:hint="eastAsia"/>
-          <w:highlight w:val="none"/>
-        </w:rPr>
-      </w:pPr>
-    </w:p>
-    <w:p>
-      <w:pPr>
-        <w:rPr>
-          <w:rFonts w:hint="eastAsia"/>
-          <w:highlight w:val="none"/>
-        </w:rPr>
-      </w:pPr>
-    </w:p>
-    <w:p>
-      <w:pPr>
-        <w:rPr>
-          <w:rFonts w:hint="eastAsia"/>
-          <w:highlight w:val="none"/>
-        </w:rPr>
-      </w:pPr>
-    </w:p>
-    <w:p>
-      <w:pPr>
-        <w:rPr>
-          <w:rFonts w:hint="eastAsia"/>
-          <w:highlight w:val="none"/>
-        </w:rPr>
-      </w:pPr>
-    </w:p>
-    <w:p>
-      <w:pPr>
-        <w:rPr>
-          <w:rFonts w:hint="eastAsia"/>
-          <w:highlight w:val="none"/>
-        </w:rPr>
-      </w:pPr>
-    </w:p>
-    <w:p>
-      <w:pPr>
-        <w:rPr>
-          <w:rFonts w:hint="eastAsia"/>
-          <w:highlight w:val="none"/>
-        </w:rPr>
-      </w:pPr>
-    </w:p>
-    <w:p>
-      <w:pPr>
-        <w:rPr>
-          <w:rFonts w:hint="eastAsia"/>
-          <w:highlight w:val="none"/>
-        </w:rPr>
-      </w:pPr>
-    </w:p>
-    <w:p>
-      <w:pPr>
-        <w:rPr>
-          <w:rFonts w:hint="eastAsia"/>
-          <w:highlight w:val="none"/>
-        </w:rPr>
-      </w:pPr>
-    </w:p>
-    <w:p>
-      <w:pPr>
-        <w:rPr>
-          <w:rFonts w:hint="eastAsia"/>
-          <w:highlight w:val="none"/>
-        </w:rPr>
-      </w:pPr>
-    </w:p>
-    <w:p>
-      <w:pPr>
-        <w:rPr>
-          <w:rFonts w:hint="eastAsia"/>
-          <w:highlight w:val="none"/>
-        </w:rPr>
-      </w:pPr>
-    </w:p>
-    <w:p>
-      <w:pPr>
-        <w:rPr>
-          <w:rFonts w:hint="eastAsia"/>
-          <w:highlight w:val="none"/>
-        </w:rPr>
-      </w:pPr>
-    </w:p>
-    <w:p>
-      <w:pPr>
-        <w:rPr>
-          <w:rFonts w:hint="eastAsia"/>
-          <w:highlight w:val="none"/>
-        </w:rPr>
-      </w:pPr>
-    </w:p>
-    <w:p>
-      <w:pPr>
-        <w:rPr>
-          <w:rFonts w:hint="eastAsia"/>
-          <w:highlight w:val="none"/>
-        </w:rPr>
-      </w:pPr>
-    </w:p>
-    <w:p>
-      <w:pPr>
-        <w:rPr>
-          <w:rFonts w:hint="eastAsia"/>
-          <w:highlight w:val="none"/>
-        </w:rPr>
-      </w:pPr>
-    </w:p>
-    <w:p>
-      <w:pPr>
-        <w:rPr>
-          <w:rFonts w:hint="eastAsia"/>
-          <w:highlight w:val="none"/>
-        </w:rPr>
-      </w:pPr>
-    </w:p>
-    <w:p>
-      <w:pPr>
-        <w:rPr>
-          <w:rFonts w:hint="eastAsia"/>
-          <w:highlight w:val="none"/>
-        </w:rPr>
-      </w:pPr>
-    </w:p>
-    <w:p>
-      <w:pPr>
-        <w:rPr>
-          <w:rFonts w:hint="eastAsia"/>
-          <w:highlight w:val="none"/>
-        </w:rPr>
-      </w:pPr>
-    </w:p>
-    <w:p>
-      <w:pPr>
-        <w:rPr>
-          <w:rFonts w:hint="eastAsia"/>
-          <w:highlight w:val="none"/>
-        </w:rPr>
-      </w:pPr>
-    </w:p>
-    <w:p>
-      <w:pPr>
-        <w:rPr>
-          <w:rFonts w:hint="eastAsia"/>
-          <w:highlight w:val="none"/>
-        </w:rPr>
-      </w:pPr>
-    </w:p>
-    <w:p>
-      <w:pPr>
-        <w:rPr>
-          <w:rFonts w:hint="eastAsia"/>
-          <w:highlight w:val="none"/>
-        </w:rPr>
-      </w:pPr>
-    </w:p>
-    <w:p>
-      <w:pPr>
-        <w:rPr>
-          <w:rFonts w:hint="eastAsia"/>
-          <w:highlight w:val="none"/>
-        </w:rPr>
-      </w:pPr>
-    </w:p>
-    <w:p>
-      <w:pPr>
-        <w:rPr>
-          <w:rFonts w:hint="eastAsia"/>
-          <w:highlight w:val="none"/>
-        </w:rPr>
-      </w:pPr>
-    </w:p>
-    <w:p>
-      <w:pPr>
-        <w:pStyle w:val="2"/>
+        <w:keepNext w:val="0"/>
+        <w:keepLines w:val="0"/>
+        <w:pageBreakBefore/>
+        <w:widowControl w:val="0"/>
+        <w:kinsoku/>
+        <w:wordWrap/>
+        <w:overflowPunct/>
+        <w:topLinePunct w:val="0"/>
+        <w:autoSpaceDE/>
+        <w:autoSpaceDN/>
+        <w:bidi w:val="0"/>
+        <w:adjustRightInd/>
+        <w:snapToGrid/>
+        <w:spacing w:line="579" w:lineRule="auto"/>
+        <w:textAlignment w:val="auto"/>
         <w:rPr>
           <w:highlight w:val="none"/>
         </w:rPr>
@@ -22316,6 +22544,17 @@
     <w:p>
       <w:pPr>
         <w:pStyle w:val="14"/>
+        <w:keepNext w:val="0"/>
+        <w:keepLines/>
+        <w:pageBreakBefore w:val="0"/>
+        <w:widowControl w:val="0"/>
+        <w:kinsoku/>
+        <w:overflowPunct/>
+        <w:topLinePunct w:val="0"/>
+        <w:autoSpaceDE/>
+        <w:autoSpaceDN/>
+        <w:bidi w:val="0"/>
+        <w:textAlignment w:val="auto"/>
         <w:rPr>
           <w:highlight w:val="none"/>
         </w:rPr>
@@ -22324,6 +22563,17 @@
     <w:p>
       <w:pPr>
         <w:pStyle w:val="60"/>
+        <w:keepNext w:val="0"/>
+        <w:keepLines/>
+        <w:pageBreakBefore w:val="0"/>
+        <w:widowControl w:val="0"/>
+        <w:kinsoku/>
+        <w:overflowPunct/>
+        <w:topLinePunct w:val="0"/>
+        <w:autoSpaceDE/>
+        <w:autoSpaceDN/>
+        <w:bidi w:val="0"/>
+        <w:textAlignment w:val="auto"/>
         <w:rPr>
           <w:rFonts w:hint="eastAsia"/>
           <w:highlight w:val="none"/>
@@ -22332,10 +22582,21 @@
     </w:p>
     <w:p>
       <w:pPr>
+        <w:keepNext w:val="0"/>
+        <w:keepLines/>
+        <w:pageBreakBefore w:val="0"/>
+        <w:widowControl w:val="0"/>
+        <w:kinsoku/>
+        <w:overflowPunct/>
+        <w:topLinePunct w:val="0"/>
+        <w:autoSpaceDE/>
+        <w:autoSpaceDN/>
+        <w:bidi w:val="0"/>
         <w:adjustRightInd w:val="0"/>
         <w:snapToGrid w:val="0"/>
         <w:spacing w:before="120" w:beforeLines="50" w:after="120" w:afterLines="50" w:line="360" w:lineRule="auto"/>
         <w:jc w:val="center"/>
+        <w:textAlignment w:val="auto"/>
         <w:rPr>
           <w:rFonts w:ascii="方正小标宋简体" w:eastAsia="方正小标宋简体"/>
           <w:sz w:val="44"/>
@@ -22347,7 +22608,7 @@
       <w:r>
         <w:rPr>
           <w:rFonts w:hint="eastAsia" w:ascii="方正小标宋简体" w:eastAsia="方正小标宋简体"/>
-          <w:color w:val="FF0000"/>
+          <w:color w:val="0000FF"/>
           <w:sz w:val="44"/>
           <w:szCs w:val="44"/>
           <w:highlight w:val="none"/>
@@ -22359,10 +22620,21 @@
     </w:p>
     <w:p>
       <w:pPr>
+        <w:keepNext w:val="0"/>
+        <w:keepLines/>
+        <w:pageBreakBefore w:val="0"/>
+        <w:widowControl w:val="0"/>
+        <w:kinsoku/>
+        <w:overflowPunct/>
+        <w:topLinePunct w:val="0"/>
+        <w:autoSpaceDE/>
+        <w:autoSpaceDN/>
+        <w:bidi w:val="0"/>
         <w:adjustRightInd w:val="0"/>
         <w:snapToGrid w:val="0"/>
         <w:spacing w:before="120" w:beforeLines="50" w:after="120" w:afterLines="50" w:line="600" w:lineRule="exact"/>
         <w:jc w:val="center"/>
+        <w:textAlignment w:val="auto"/>
         <w:rPr>
           <w:rFonts w:ascii="仿宋_GB2312" w:eastAsia="仿宋_GB2312"/>
           <w:sz w:val="30"/>
@@ -22373,10 +22645,21 @@
     </w:p>
     <w:p>
       <w:pPr>
+        <w:keepNext w:val="0"/>
+        <w:keepLines/>
+        <w:pageBreakBefore w:val="0"/>
+        <w:widowControl w:val="0"/>
+        <w:kinsoku/>
+        <w:overflowPunct/>
+        <w:topLinePunct w:val="0"/>
+        <w:autoSpaceDE/>
+        <w:autoSpaceDN/>
+        <w:bidi w:val="0"/>
         <w:adjustRightInd w:val="0"/>
         <w:snapToGrid w:val="0"/>
         <w:spacing w:before="120" w:beforeLines="50" w:after="120" w:afterLines="50" w:line="600" w:lineRule="exact"/>
         <w:jc w:val="center"/>
+        <w:textAlignment w:val="auto"/>
         <w:rPr>
           <w:rFonts w:ascii="方正小标宋简体" w:eastAsia="方正小标宋简体"/>
           <w:sz w:val="44"/>
@@ -22388,6 +22671,17 @@
     <w:p>
       <w:pPr>
         <w:pStyle w:val="14"/>
+        <w:keepNext w:val="0"/>
+        <w:keepLines/>
+        <w:pageBreakBefore w:val="0"/>
+        <w:widowControl w:val="0"/>
+        <w:kinsoku/>
+        <w:overflowPunct/>
+        <w:topLinePunct w:val="0"/>
+        <w:autoSpaceDE/>
+        <w:autoSpaceDN/>
+        <w:bidi w:val="0"/>
+        <w:textAlignment w:val="auto"/>
         <w:rPr>
           <w:highlight w:val="none"/>
         </w:rPr>
@@ -22396,6 +22690,17 @@
     <w:p>
       <w:pPr>
         <w:pStyle w:val="60"/>
+        <w:keepNext w:val="0"/>
+        <w:keepLines/>
+        <w:pageBreakBefore w:val="0"/>
+        <w:widowControl w:val="0"/>
+        <w:kinsoku/>
+        <w:overflowPunct/>
+        <w:topLinePunct w:val="0"/>
+        <w:autoSpaceDE/>
+        <w:autoSpaceDN/>
+        <w:bidi w:val="0"/>
+        <w:textAlignment w:val="auto"/>
         <w:rPr>
           <w:rFonts w:hint="eastAsia"/>
           <w:highlight w:val="none"/>
@@ -22404,7 +22709,18 @@
     </w:p>
     <w:p>
       <w:pPr>
+        <w:keepNext w:val="0"/>
+        <w:keepLines/>
+        <w:pageBreakBefore w:val="0"/>
+        <w:widowControl w:val="0"/>
+        <w:kinsoku/>
+        <w:overflowPunct/>
+        <w:topLinePunct w:val="0"/>
+        <w:autoSpaceDE/>
+        <w:autoSpaceDN/>
+        <w:bidi w:val="0"/>
         <w:jc w:val="center"/>
+        <w:textAlignment w:val="auto"/>
         <w:rPr>
           <w:rFonts w:ascii="方正小标宋简体" w:eastAsia="方正小标宋简体"/>
           <w:sz w:val="48"/>
@@ -22424,10 +22740,21 @@
     </w:p>
     <w:p>
       <w:pPr>
+        <w:keepNext w:val="0"/>
+        <w:keepLines/>
+        <w:pageBreakBefore w:val="0"/>
+        <w:widowControl w:val="0"/>
+        <w:kinsoku/>
+        <w:overflowPunct/>
+        <w:topLinePunct w:val="0"/>
+        <w:autoSpaceDE/>
+        <w:autoSpaceDN/>
+        <w:bidi w:val="0"/>
         <w:adjustRightInd w:val="0"/>
         <w:snapToGrid w:val="0"/>
         <w:spacing w:before="120" w:beforeLines="50" w:after="120" w:afterLines="50" w:line="600" w:lineRule="exact"/>
         <w:jc w:val="center"/>
+        <w:textAlignment w:val="auto"/>
         <w:rPr>
           <w:rFonts w:ascii="方正小标宋简体" w:eastAsia="方正小标宋简体"/>
           <w:sz w:val="44"/>
@@ -22439,6 +22766,17 @@
     <w:p>
       <w:pPr>
         <w:pStyle w:val="14"/>
+        <w:keepNext w:val="0"/>
+        <w:keepLines/>
+        <w:pageBreakBefore w:val="0"/>
+        <w:widowControl w:val="0"/>
+        <w:kinsoku/>
+        <w:overflowPunct/>
+        <w:topLinePunct w:val="0"/>
+        <w:autoSpaceDE/>
+        <w:autoSpaceDN/>
+        <w:bidi w:val="0"/>
+        <w:textAlignment w:val="auto"/>
         <w:rPr>
           <w:rFonts w:hint="eastAsia"/>
           <w:highlight w:val="none"/>
@@ -22447,10 +22785,21 @@
     </w:p>
     <w:p>
       <w:pPr>
+        <w:keepNext w:val="0"/>
+        <w:keepLines/>
+        <w:pageBreakBefore w:val="0"/>
+        <w:widowControl w:val="0"/>
+        <w:kinsoku/>
+        <w:overflowPunct/>
+        <w:topLinePunct w:val="0"/>
+        <w:autoSpaceDE/>
+        <w:autoSpaceDN/>
+        <w:bidi w:val="0"/>
         <w:adjustRightInd w:val="0"/>
         <w:snapToGrid w:val="0"/>
         <w:spacing w:before="120" w:beforeLines="50" w:after="120" w:afterLines="50" w:line="600" w:lineRule="exact"/>
         <w:jc w:val="center"/>
+        <w:textAlignment w:val="auto"/>
         <w:rPr>
           <w:rFonts w:ascii="方正小标宋简体" w:eastAsia="方正小标宋简体"/>
           <w:sz w:val="44"/>
@@ -22461,11 +22810,22 @@
     </w:p>
     <w:p>
       <w:pPr>
+        <w:keepNext w:val="0"/>
+        <w:keepLines/>
+        <w:pageBreakBefore w:val="0"/>
+        <w:widowControl w:val="0"/>
+        <w:kinsoku/>
+        <w:overflowPunct/>
+        <w:topLinePunct w:val="0"/>
+        <w:autoSpaceDE/>
+        <w:autoSpaceDN/>
+        <w:bidi w:val="0"/>
         <w:adjustRightInd w:val="0"/>
         <w:snapToGrid w:val="0"/>
         <w:spacing w:line="600" w:lineRule="exact"/>
         <w:ind w:left="1" w:firstLine="709" w:firstLineChars="197"/>
         <w:jc w:val="center"/>
+        <w:textAlignment w:val="auto"/>
         <w:rPr>
           <w:rFonts w:ascii="仿宋_GB2312" w:hAnsi="宋体" w:eastAsia="仿宋_GB2312"/>
           <w:sz w:val="36"/>
@@ -22504,11 +22864,22 @@
     </w:p>
     <w:p>
       <w:pPr>
+        <w:keepNext w:val="0"/>
+        <w:keepLines/>
+        <w:pageBreakBefore w:val="0"/>
+        <w:widowControl w:val="0"/>
+        <w:kinsoku/>
+        <w:overflowPunct/>
+        <w:topLinePunct w:val="0"/>
+        <w:autoSpaceDE/>
+        <w:autoSpaceDN/>
+        <w:bidi w:val="0"/>
         <w:adjustRightInd w:val="0"/>
         <w:snapToGrid w:val="0"/>
         <w:spacing w:line="600" w:lineRule="exact"/>
         <w:ind w:left="1" w:right="560" w:firstLine="709" w:firstLineChars="197"/>
         <w:jc w:val="center"/>
+        <w:textAlignment w:val="auto"/>
         <w:rPr>
           <w:rFonts w:hint="eastAsia" w:ascii="仿宋_GB2312" w:hAnsi="宋体" w:eastAsia="仿宋_GB2312"/>
           <w:sz w:val="36"/>
@@ -22576,10 +22947,22 @@
     </w:p>
     <w:p>
       <w:pPr>
+        <w:keepNext w:val="0"/>
+        <w:keepLines w:val="0"/>
+        <w:pageBreakBefore/>
+        <w:widowControl w:val="0"/>
+        <w:kinsoku/>
+        <w:wordWrap/>
+        <w:overflowPunct/>
+        <w:topLinePunct w:val="0"/>
+        <w:autoSpaceDE/>
+        <w:autoSpaceDN/>
+        <w:bidi w:val="0"/>
         <w:adjustRightInd w:val="0"/>
         <w:snapToGrid w:val="0"/>
         <w:spacing w:before="120" w:beforeLines="50" w:after="120" w:afterLines="50" w:line="600" w:lineRule="exact"/>
         <w:jc w:val="center"/>
+        <w:textAlignment w:val="auto"/>
         <w:rPr>
           <w:rFonts w:ascii="方正小标宋简体" w:eastAsia="方正小标宋简体"/>
           <w:sz w:val="44"/>
@@ -22587,15 +22970,6 @@
           <w:highlight w:val="none"/>
         </w:rPr>
       </w:pPr>
-      <w:r>
-        <w:rPr>
-          <w:rFonts w:ascii="方正小标宋简体" w:eastAsia="方正小标宋简体"/>
-          <w:sz w:val="44"/>
-          <w:szCs w:val="44"/>
-          <w:highlight w:val="none"/>
-        </w:rPr>
-        <w:br w:type="page"/>
-      </w:r>
       <w:r>
         <w:rPr>
           <w:rFonts w:ascii="方正小标宋简体" w:eastAsia="方正小标宋简体"/>
@@ -22649,9 +23023,9 @@
           <w:highlight w:val="none"/>
         </w:rPr>
       </w:pPr>
-      <w:bookmarkStart w:id="45" w:name="_Toc87616389"/>
-      <w:bookmarkStart w:id="46" w:name="_Toc88209952"/>
-      <w:bookmarkStart w:id="47" w:name="_Toc28256"/>
+      <w:bookmarkStart w:id="45" w:name="_Toc28256"/>
+      <w:bookmarkStart w:id="46" w:name="_Toc87616389"/>
+      <w:bookmarkStart w:id="47" w:name="_Toc88209952"/>
       <w:r>
         <w:rPr>
           <w:rFonts w:hint="eastAsia" w:ascii="仿宋_GB2312" w:eastAsia="仿宋_GB2312"/>
@@ -22676,8 +23050,8 @@
           <w:lang w:val="en-US" w:eastAsia="zh-CN"/>
         </w:rPr>
       </w:pPr>
-      <w:bookmarkStart w:id="48" w:name="_Toc87616390"/>
-      <w:bookmarkStart w:id="49" w:name="_Toc88209953"/>
+      <w:bookmarkStart w:id="48" w:name="_Toc88209953"/>
+      <w:bookmarkStart w:id="49" w:name="_Toc87616390"/>
       <w:r>
         <w:rPr>
           <w:rFonts w:hint="eastAsia" w:ascii="仿宋_GB2312" w:eastAsia="仿宋_GB2312"/>
@@ -22689,8 +23063,8 @@
       </w:r>
       <w:bookmarkEnd w:id="48"/>
       <w:bookmarkEnd w:id="49"/>
-      <w:bookmarkStart w:id="50" w:name="_Toc87616393"/>
-      <w:bookmarkStart w:id="51" w:name="_Toc88209956"/>
+      <w:bookmarkStart w:id="50" w:name="_Toc88209956"/>
+      <w:bookmarkStart w:id="51" w:name="_Toc87616393"/>
       <w:r>
         <w:rPr>
           <w:rFonts w:hint="eastAsia" w:ascii="仿宋_GB2312" w:eastAsia="仿宋_GB2312"/>
@@ -22911,8 +23285,8 @@
         </w:rPr>
       </w:pPr>
       <w:bookmarkStart w:id="52" w:name="_Toc88209957"/>
-      <w:bookmarkStart w:id="53" w:name="_Toc87616394"/>
-      <w:bookmarkStart w:id="54" w:name="_Toc28619645"/>
+      <w:bookmarkStart w:id="53" w:name="_Toc28619645"/>
+      <w:bookmarkStart w:id="54" w:name="_Toc87616394"/>
     </w:p>
     <w:p>
       <w:pPr>
@@ -24239,134 +24613,27 @@
           <w:highlight w:val="none"/>
         </w:rPr>
       </w:pPr>
-      <w:bookmarkStart w:id="57" w:name="_Toc88209958"/>
-      <w:bookmarkStart w:id="58" w:name="_Toc87616395"/>
-    </w:p>
-    <w:p>
-      <w:pPr>
-        <w:widowControl/>
-        <w:jc w:val="left"/>
-        <w:rPr>
-          <w:rFonts w:ascii="宋体" w:hAnsi="宋体"/>
-          <w:sz w:val="28"/>
-          <w:szCs w:val="28"/>
-          <w:highlight w:val="none"/>
-        </w:rPr>
-      </w:pPr>
-    </w:p>
-    <w:p>
-      <w:pPr>
-        <w:widowControl/>
-        <w:jc w:val="left"/>
-        <w:rPr>
-          <w:rFonts w:ascii="宋体" w:hAnsi="宋体"/>
-          <w:sz w:val="28"/>
-          <w:szCs w:val="28"/>
-          <w:highlight w:val="none"/>
-        </w:rPr>
-      </w:pPr>
-    </w:p>
-    <w:p>
-      <w:pPr>
-        <w:widowControl/>
-        <w:jc w:val="left"/>
-        <w:rPr>
-          <w:rFonts w:ascii="宋体" w:hAnsi="宋体"/>
-          <w:b/>
-          <w:bCs/>
-          <w:sz w:val="28"/>
-          <w:szCs w:val="28"/>
-          <w:highlight w:val="none"/>
-        </w:rPr>
-      </w:pPr>
-    </w:p>
-    <w:p>
-      <w:pPr>
-        <w:pStyle w:val="14"/>
-        <w:rPr>
-          <w:highlight w:val="none"/>
-        </w:rPr>
-      </w:pPr>
-    </w:p>
-    <w:p>
-      <w:pPr>
-        <w:pStyle w:val="60"/>
-        <w:rPr>
-          <w:highlight w:val="none"/>
-        </w:rPr>
-      </w:pPr>
-    </w:p>
-    <w:p>
-      <w:pPr>
-        <w:rPr>
-          <w:highlight w:val="none"/>
-        </w:rPr>
-      </w:pPr>
-    </w:p>
-    <w:p>
-      <w:pPr>
-        <w:pStyle w:val="14"/>
-        <w:rPr>
-          <w:highlight w:val="none"/>
-        </w:rPr>
-      </w:pPr>
-    </w:p>
-    <w:p>
-      <w:pPr>
-        <w:pStyle w:val="60"/>
-        <w:rPr>
-          <w:highlight w:val="none"/>
-        </w:rPr>
-      </w:pPr>
-    </w:p>
-    <w:p>
-      <w:pPr>
-        <w:rPr>
-          <w:highlight w:val="none"/>
-        </w:rPr>
-      </w:pPr>
-    </w:p>
-    <w:p>
-      <w:pPr>
-        <w:pStyle w:val="14"/>
-        <w:rPr>
-          <w:highlight w:val="none"/>
-        </w:rPr>
-      </w:pPr>
-    </w:p>
-    <w:p>
-      <w:pPr>
-        <w:pStyle w:val="60"/>
-        <w:rPr>
-          <w:highlight w:val="none"/>
-        </w:rPr>
-      </w:pPr>
-    </w:p>
-    <w:p>
-      <w:pPr>
-        <w:rPr>
-          <w:highlight w:val="none"/>
-        </w:rPr>
-      </w:pPr>
-    </w:p>
-    <w:p>
-      <w:pPr>
-        <w:pStyle w:val="14"/>
-        <w:rPr>
-          <w:highlight w:val="none"/>
-        </w:rPr>
-      </w:pPr>
-    </w:p>
-    <w:p>
-      <w:pPr>
-        <w:rPr>
-          <w:highlight w:val="none"/>
-        </w:rPr>
-      </w:pPr>
+      <w:bookmarkStart w:id="57" w:name="_Toc87616395"/>
+      <w:bookmarkStart w:id="58" w:name="_Toc88209958"/>
     </w:p>
     <w:p>
       <w:pPr>
         <w:pStyle w:val="4"/>
+        <w:keepNext w:val="0"/>
+        <w:keepLines w:val="0"/>
+        <w:pageBreakBefore/>
+        <w:widowControl w:val="0"/>
+        <w:kinsoku/>
+        <w:wordWrap/>
+        <w:overflowPunct/>
+        <w:topLinePunct w:val="0"/>
+        <w:autoSpaceDE/>
+        <w:autoSpaceDN/>
+        <w:bidi w:val="0"/>
+        <w:adjustRightInd/>
+        <w:snapToGrid/>
+        <w:spacing w:line="416" w:lineRule="auto"/>
+        <w:textAlignment w:val="auto"/>
         <w:outlineLvl w:val="1"/>
         <w:rPr>
           <w:rFonts w:ascii="宋体" w:hAnsi="宋体"/>
@@ -25192,22 +25459,26 @@
     </w:p>
     <w:p>
       <w:pPr>
+        <w:keepNext w:val="0"/>
+        <w:keepLines w:val="0"/>
+        <w:pageBreakBefore/>
+        <w:widowControl w:val="0"/>
+        <w:kinsoku/>
+        <w:wordWrap/>
+        <w:overflowPunct/>
+        <w:topLinePunct w:val="0"/>
+        <w:autoSpaceDE/>
+        <w:autoSpaceDN/>
+        <w:bidi w:val="0"/>
+        <w:adjustRightInd/>
+        <w:snapToGrid/>
         <w:spacing w:line="360" w:lineRule="auto"/>
+        <w:textAlignment w:val="auto"/>
         <w:outlineLvl w:val="2"/>
         <w:rPr>
           <w:highlight w:val="none"/>
         </w:rPr>
       </w:pPr>
-      <w:r>
-        <w:rPr>
-          <w:rFonts w:hint="eastAsia" w:ascii="宋体" w:hAnsi="宋体" w:cs="宋体"/>
-          <w:kern w:val="0"/>
-          <w:sz w:val="28"/>
-          <w:szCs w:val="28"/>
-          <w:highlight w:val="none"/>
-        </w:rPr>
-        <w:br w:type="page"/>
-      </w:r>
       <w:bookmarkStart w:id="61" w:name="_Toc26444"/>
       <w:r>
         <w:rPr>
@@ -25842,10 +26113,7 @@
         <w:spacing w:line="600" w:lineRule="exact"/>
         <w:ind w:firstLine="480"/>
         <w:rPr>
-          <w:rFonts w:ascii="仿宋_GB2312" w:hAnsi="宋体" w:eastAsia="仿宋_GB2312" w:cs="宋体"/>
-          <w:kern w:val="0"/>
-          <w:sz w:val="28"/>
-          <w:szCs w:val="28"/>
+          <w:rFonts w:ascii="仿宋_GB2312" w:eastAsia="仿宋_GB2312"/>
           <w:highlight w:val="none"/>
         </w:rPr>
       </w:pPr>
@@ -25861,37 +26129,21 @@
     </w:p>
     <w:p>
       <w:pPr>
-        <w:pStyle w:val="6"/>
-        <w:spacing w:after="0" w:line="600" w:lineRule="exact"/>
-        <w:rPr>
-          <w:rFonts w:ascii="仿宋_GB2312" w:eastAsia="仿宋_GB2312"/>
-          <w:highlight w:val="none"/>
-        </w:rPr>
-      </w:pPr>
-    </w:p>
-    <w:p>
-      <w:pPr>
-        <w:pStyle w:val="6"/>
-        <w:spacing w:after="0" w:line="600" w:lineRule="exact"/>
-        <w:rPr>
-          <w:rFonts w:ascii="仿宋_GB2312" w:eastAsia="仿宋_GB2312"/>
-          <w:highlight w:val="none"/>
-        </w:rPr>
-      </w:pPr>
-    </w:p>
-    <w:p>
-      <w:pPr>
-        <w:pStyle w:val="6"/>
-        <w:spacing w:after="0" w:line="600" w:lineRule="exact"/>
-        <w:rPr>
-          <w:rFonts w:ascii="仿宋_GB2312" w:eastAsia="仿宋_GB2312"/>
-          <w:highlight w:val="none"/>
-        </w:rPr>
-      </w:pPr>
-    </w:p>
-    <w:p>
-      <w:pPr>
+        <w:keepNext w:val="0"/>
+        <w:keepLines w:val="0"/>
+        <w:pageBreakBefore/>
+        <w:widowControl w:val="0"/>
+        <w:kinsoku/>
+        <w:wordWrap/>
+        <w:overflowPunct/>
+        <w:topLinePunct w:val="0"/>
+        <w:autoSpaceDE/>
+        <w:autoSpaceDN/>
+        <w:bidi w:val="0"/>
+        <w:adjustRightInd/>
+        <w:snapToGrid/>
         <w:spacing w:line="360" w:lineRule="auto"/>
+        <w:textAlignment w:val="auto"/>
         <w:outlineLvl w:val="1"/>
         <w:rPr>
           <w:rFonts w:hint="eastAsia" w:ascii="宋体" w:hAnsi="宋体" w:eastAsia="宋体" w:cs="Times New Roman"/>
@@ -25904,8 +26156,8 @@
           <w:lang w:val="en-US" w:eastAsia="zh-CN" w:bidi="ar-SA"/>
         </w:rPr>
       </w:pPr>
-      <w:bookmarkStart w:id="63" w:name="_Toc88209962"/>
-      <w:bookmarkStart w:id="64" w:name="_Toc87616399"/>
+      <w:bookmarkStart w:id="63" w:name="_Toc87616399"/>
+      <w:bookmarkStart w:id="64" w:name="_Toc88209962"/>
       <w:bookmarkStart w:id="65" w:name="_Toc14803"/>
       <w:r>
         <w:rPr>
@@ -26003,17 +26255,6 @@
           <w:szCs w:val="21"/>
         </w:rPr>
         <w:t>采购项目名称：</w:t>
-      </w:r>
-      <w:r>
-        <w:rPr>
-          <w:rFonts w:hint="eastAsia" w:ascii="宋体" w:hAnsi="宋体" w:eastAsia="宋体" w:cs="宋体"/>
-          <w:b w:val="0"/>
-          <w:bCs w:val="0"/>
-          <w:sz w:val="21"/>
-          <w:szCs w:val="21"/>
-          <w:lang w:val="en-US" w:eastAsia="zh-CN"/>
-        </w:rPr>
-        <w:t>{{caigou_xiangmu_ming}}</w:t>
       </w:r>
     </w:p>
     <w:tbl>
@@ -27790,171 +28031,32 @@
     <w:p>
       <w:pPr>
         <w:pStyle w:val="4"/>
+        <w:keepNext w:val="0"/>
+        <w:keepLines w:val="0"/>
+        <w:pageBreakBefore/>
+        <w:widowControl w:val="0"/>
+        <w:kinsoku/>
+        <w:wordWrap/>
+        <w:overflowPunct/>
+        <w:topLinePunct w:val="0"/>
+        <w:autoSpaceDE/>
+        <w:autoSpaceDN/>
+        <w:bidi w:val="0"/>
+        <w:adjustRightInd/>
+        <w:snapToGrid/>
+        <w:spacing w:line="416" w:lineRule="auto"/>
+        <w:textAlignment w:val="auto"/>
         <w:outlineLvl w:val="1"/>
         <w:rPr>
-          <w:rFonts w:hint="eastAsia" w:ascii="仿宋_GB2312" w:hAnsi="宋体" w:eastAsia="仿宋_GB2312"/>
-          <w:sz w:val="28"/>
-          <w:szCs w:val="28"/>
-          <w:highlight w:val="none"/>
-        </w:rPr>
-      </w:pPr>
-      <w:bookmarkStart w:id="66" w:name="_Toc7197"/>
+          <w:rFonts w:ascii="宋体" w:hAnsi="宋体"/>
+          <w:sz w:val="28"/>
+          <w:szCs w:val="28"/>
+          <w:highlight w:val="none"/>
+        </w:rPr>
+      </w:pPr>
+      <w:bookmarkStart w:id="66" w:name="_Toc88209963"/>
       <w:bookmarkStart w:id="67" w:name="_Toc87616400"/>
-      <w:bookmarkStart w:id="68" w:name="_Toc88209963"/>
-    </w:p>
-    <w:p>
-      <w:pPr>
-        <w:rPr>
-          <w:rFonts w:hint="eastAsia" w:ascii="仿宋_GB2312" w:hAnsi="宋体" w:eastAsia="仿宋_GB2312"/>
-          <w:sz w:val="28"/>
-          <w:szCs w:val="28"/>
-          <w:highlight w:val="none"/>
-        </w:rPr>
-      </w:pPr>
-    </w:p>
-    <w:p>
-      <w:pPr>
-        <w:rPr>
-          <w:rFonts w:hint="eastAsia" w:ascii="仿宋_GB2312" w:hAnsi="宋体" w:eastAsia="仿宋_GB2312"/>
-          <w:sz w:val="28"/>
-          <w:szCs w:val="28"/>
-          <w:highlight w:val="none"/>
-        </w:rPr>
-      </w:pPr>
-    </w:p>
-    <w:p>
-      <w:pPr>
-        <w:rPr>
-          <w:rFonts w:hint="eastAsia" w:ascii="仿宋_GB2312" w:hAnsi="宋体" w:eastAsia="仿宋_GB2312"/>
-          <w:sz w:val="28"/>
-          <w:szCs w:val="28"/>
-          <w:highlight w:val="none"/>
-        </w:rPr>
-      </w:pPr>
-    </w:p>
-    <w:p>
-      <w:pPr>
-        <w:rPr>
-          <w:rFonts w:hint="eastAsia" w:ascii="仿宋_GB2312" w:hAnsi="宋体" w:eastAsia="仿宋_GB2312"/>
-          <w:sz w:val="28"/>
-          <w:szCs w:val="28"/>
-          <w:highlight w:val="none"/>
-        </w:rPr>
-      </w:pPr>
-    </w:p>
-    <w:p>
-      <w:pPr>
-        <w:rPr>
-          <w:rFonts w:hint="eastAsia" w:ascii="仿宋_GB2312" w:hAnsi="宋体" w:eastAsia="仿宋_GB2312"/>
-          <w:sz w:val="28"/>
-          <w:szCs w:val="28"/>
-          <w:highlight w:val="none"/>
-        </w:rPr>
-      </w:pPr>
-    </w:p>
-    <w:p>
-      <w:pPr>
-        <w:rPr>
-          <w:rFonts w:hint="eastAsia" w:ascii="仿宋_GB2312" w:hAnsi="宋体" w:eastAsia="仿宋_GB2312"/>
-          <w:sz w:val="28"/>
-          <w:szCs w:val="28"/>
-          <w:highlight w:val="none"/>
-        </w:rPr>
-      </w:pPr>
-    </w:p>
-    <w:p>
-      <w:pPr>
-        <w:rPr>
-          <w:rFonts w:hint="eastAsia" w:ascii="仿宋_GB2312" w:hAnsi="宋体" w:eastAsia="仿宋_GB2312"/>
-          <w:sz w:val="28"/>
-          <w:szCs w:val="28"/>
-          <w:highlight w:val="none"/>
-        </w:rPr>
-      </w:pPr>
-    </w:p>
-    <w:p>
-      <w:pPr>
-        <w:rPr>
-          <w:rFonts w:hint="eastAsia" w:ascii="仿宋_GB2312" w:hAnsi="宋体" w:eastAsia="仿宋_GB2312"/>
-          <w:sz w:val="28"/>
-          <w:szCs w:val="28"/>
-          <w:highlight w:val="none"/>
-        </w:rPr>
-      </w:pPr>
-    </w:p>
-    <w:p>
-      <w:pPr>
-        <w:rPr>
-          <w:rFonts w:hint="eastAsia" w:ascii="仿宋_GB2312" w:hAnsi="宋体" w:eastAsia="仿宋_GB2312"/>
-          <w:sz w:val="28"/>
-          <w:szCs w:val="28"/>
-          <w:highlight w:val="none"/>
-        </w:rPr>
-      </w:pPr>
-    </w:p>
-    <w:p>
-      <w:pPr>
-        <w:rPr>
-          <w:rFonts w:hint="eastAsia" w:ascii="仿宋_GB2312" w:hAnsi="宋体" w:eastAsia="仿宋_GB2312"/>
-          <w:sz w:val="28"/>
-          <w:szCs w:val="28"/>
-          <w:highlight w:val="none"/>
-        </w:rPr>
-      </w:pPr>
-    </w:p>
-    <w:p>
-      <w:pPr>
-        <w:rPr>
-          <w:rFonts w:hint="eastAsia" w:ascii="仿宋_GB2312" w:hAnsi="宋体" w:eastAsia="仿宋_GB2312"/>
-          <w:sz w:val="28"/>
-          <w:szCs w:val="28"/>
-          <w:highlight w:val="none"/>
-        </w:rPr>
-      </w:pPr>
-    </w:p>
-    <w:p>
-      <w:pPr>
-        <w:rPr>
-          <w:rFonts w:hint="eastAsia" w:ascii="仿宋_GB2312" w:hAnsi="宋体" w:eastAsia="仿宋_GB2312"/>
-          <w:sz w:val="28"/>
-          <w:szCs w:val="28"/>
-          <w:highlight w:val="none"/>
-        </w:rPr>
-      </w:pPr>
-    </w:p>
-    <w:p>
-      <w:pPr>
-        <w:rPr>
-          <w:rFonts w:hint="eastAsia" w:ascii="仿宋_GB2312" w:hAnsi="宋体" w:eastAsia="仿宋_GB2312"/>
-          <w:sz w:val="28"/>
-          <w:szCs w:val="28"/>
-          <w:highlight w:val="none"/>
-        </w:rPr>
-      </w:pPr>
-    </w:p>
-    <w:p>
-      <w:pPr>
-        <w:pStyle w:val="4"/>
-        <w:outlineLvl w:val="1"/>
-        <w:rPr>
-          <w:rFonts w:hint="eastAsia" w:ascii="仿宋_GB2312" w:hAnsi="宋体" w:eastAsia="仿宋_GB2312"/>
-          <w:sz w:val="28"/>
-          <w:szCs w:val="28"/>
-          <w:highlight w:val="none"/>
-        </w:rPr>
-      </w:pPr>
-    </w:p>
-    <w:p>
-      <w:pPr>
-        <w:pStyle w:val="4"/>
-        <w:outlineLvl w:val="1"/>
-        <w:rPr>
-          <w:rFonts w:ascii="宋体" w:hAnsi="宋体"/>
-          <w:sz w:val="28"/>
-          <w:szCs w:val="28"/>
-          <w:highlight w:val="none"/>
-        </w:rPr>
-      </w:pPr>
+      <w:bookmarkStart w:id="68" w:name="_Toc7197"/>
       <w:r>
         <w:rPr>
           <w:rFonts w:hint="eastAsia" w:ascii="仿宋_GB2312" w:hAnsi="宋体" w:eastAsia="仿宋_GB2312"/>
@@ -28054,12 +28156,6 @@
             <w:insideH w:val="single" w:color="000000" w:sz="4" w:space="0"/>
             <w:insideV w:val="single" w:color="000000" w:sz="4" w:space="0"/>
           </w:tblBorders>
-          <w:tblCellMar>
-            <w:top w:w="0" w:type="dxa"/>
-            <w:left w:w="108" w:type="dxa"/>
-            <w:bottom w:w="0" w:type="dxa"/>
-            <w:right w:w="108" w:type="dxa"/>
-          </w:tblCellMar>
         </w:tblPrEx>
         <w:tc>
           <w:tcPr>
@@ -29158,114 +29254,30 @@
     </w:p>
     <w:p>
       <w:pPr>
+        <w:keepNext w:val="0"/>
+        <w:keepLines w:val="0"/>
+        <w:pageBreakBefore/>
+        <w:widowControl w:val="0"/>
+        <w:kinsoku/>
+        <w:wordWrap/>
+        <w:overflowPunct/>
+        <w:topLinePunct w:val="0"/>
+        <w:autoSpaceDE/>
+        <w:autoSpaceDN/>
+        <w:bidi w:val="0"/>
         <w:adjustRightInd w:val="0"/>
         <w:snapToGrid w:val="0"/>
         <w:spacing w:line="600" w:lineRule="exact"/>
+        <w:textAlignment w:val="auto"/>
         <w:outlineLvl w:val="2"/>
         <w:rPr>
           <w:rFonts w:ascii="仿宋_GB2312" w:hAnsi="宋体" w:eastAsia="仿宋_GB2312"/>
-          <w:b/>
-          <w:bCs/>
           <w:sz w:val="28"/>
           <w:szCs w:val="28"/>
           <w:highlight w:val="none"/>
         </w:rPr>
       </w:pPr>
       <w:bookmarkStart w:id="70" w:name="_Toc18632"/>
-    </w:p>
-    <w:p>
-      <w:pPr>
-        <w:adjustRightInd w:val="0"/>
-        <w:snapToGrid w:val="0"/>
-        <w:spacing w:line="600" w:lineRule="exact"/>
-        <w:outlineLvl w:val="2"/>
-        <w:rPr>
-          <w:rFonts w:ascii="仿宋_GB2312" w:hAnsi="宋体" w:eastAsia="仿宋_GB2312"/>
-          <w:b/>
-          <w:bCs/>
-          <w:sz w:val="28"/>
-          <w:szCs w:val="28"/>
-          <w:highlight w:val="none"/>
-        </w:rPr>
-      </w:pPr>
-    </w:p>
-    <w:p>
-      <w:pPr>
-        <w:adjustRightInd w:val="0"/>
-        <w:snapToGrid w:val="0"/>
-        <w:spacing w:line="600" w:lineRule="exact"/>
-        <w:outlineLvl w:val="2"/>
-        <w:rPr>
-          <w:rFonts w:ascii="仿宋_GB2312" w:hAnsi="宋体" w:eastAsia="仿宋_GB2312"/>
-          <w:b/>
-          <w:bCs/>
-          <w:sz w:val="28"/>
-          <w:szCs w:val="28"/>
-          <w:highlight w:val="none"/>
-        </w:rPr>
-      </w:pPr>
-    </w:p>
-    <w:p>
-      <w:pPr>
-        <w:adjustRightInd w:val="0"/>
-        <w:snapToGrid w:val="0"/>
-        <w:spacing w:line="600" w:lineRule="exact"/>
-        <w:outlineLvl w:val="2"/>
-        <w:rPr>
-          <w:rFonts w:ascii="仿宋_GB2312" w:hAnsi="宋体" w:eastAsia="仿宋_GB2312"/>
-          <w:b/>
-          <w:bCs/>
-          <w:sz w:val="28"/>
-          <w:szCs w:val="28"/>
-          <w:highlight w:val="none"/>
-        </w:rPr>
-      </w:pPr>
-    </w:p>
-    <w:p>
-      <w:pPr>
-        <w:adjustRightInd w:val="0"/>
-        <w:snapToGrid w:val="0"/>
-        <w:spacing w:line="600" w:lineRule="exact"/>
-        <w:outlineLvl w:val="2"/>
-        <w:rPr>
-          <w:rFonts w:ascii="仿宋_GB2312" w:hAnsi="宋体" w:eastAsia="仿宋_GB2312"/>
-          <w:b/>
-          <w:bCs/>
-          <w:sz w:val="28"/>
-          <w:szCs w:val="28"/>
-          <w:highlight w:val="none"/>
-        </w:rPr>
-      </w:pPr>
-    </w:p>
-    <w:p>
-      <w:pPr>
-        <w:adjustRightInd w:val="0"/>
-        <w:snapToGrid w:val="0"/>
-        <w:spacing w:line="600" w:lineRule="exact"/>
-        <w:outlineLvl w:val="2"/>
-        <w:rPr>
-          <w:rFonts w:ascii="仿宋_GB2312" w:hAnsi="宋体" w:eastAsia="仿宋_GB2312"/>
-          <w:b/>
-          <w:bCs/>
-          <w:sz w:val="28"/>
-          <w:szCs w:val="28"/>
-          <w:highlight w:val="none"/>
-        </w:rPr>
-      </w:pPr>
-    </w:p>
-    <w:p>
-      <w:pPr>
-        <w:adjustRightInd w:val="0"/>
-        <w:snapToGrid w:val="0"/>
-        <w:spacing w:line="600" w:lineRule="exact"/>
-        <w:outlineLvl w:val="2"/>
-        <w:rPr>
-          <w:rFonts w:ascii="仿宋_GB2312" w:hAnsi="宋体" w:eastAsia="仿宋_GB2312"/>
-          <w:sz w:val="28"/>
-          <w:szCs w:val="28"/>
-          <w:highlight w:val="none"/>
-        </w:rPr>
-      </w:pPr>
       <w:r>
         <w:rPr>
           <w:rFonts w:ascii="仿宋_GB2312" w:hAnsi="宋体" w:eastAsia="仿宋_GB2312"/>
@@ -29334,215 +29346,20 @@
     <w:p>
       <w:pPr>
         <w:pStyle w:val="20"/>
-        <w:rPr>
-          <w:rFonts w:ascii="仿宋_GB2312" w:hAnsi="宋体" w:eastAsia="仿宋_GB2312"/>
-          <w:sz w:val="28"/>
-          <w:szCs w:val="28"/>
-          <w:highlight w:val="none"/>
-        </w:rPr>
-      </w:pPr>
-    </w:p>
-    <w:p>
-      <w:pPr>
-        <w:pStyle w:val="20"/>
-        <w:rPr>
-          <w:rFonts w:ascii="仿宋_GB2312" w:hAnsi="宋体" w:eastAsia="仿宋_GB2312"/>
-          <w:sz w:val="28"/>
-          <w:szCs w:val="28"/>
-          <w:highlight w:val="none"/>
-        </w:rPr>
-      </w:pPr>
-    </w:p>
-    <w:p>
-      <w:pPr>
-        <w:pStyle w:val="20"/>
-        <w:rPr>
-          <w:rFonts w:ascii="仿宋_GB2312" w:hAnsi="宋体" w:eastAsia="仿宋_GB2312"/>
-          <w:sz w:val="28"/>
-          <w:szCs w:val="28"/>
-          <w:highlight w:val="none"/>
-        </w:rPr>
-      </w:pPr>
-    </w:p>
-    <w:p>
-      <w:pPr>
-        <w:pStyle w:val="20"/>
-        <w:rPr>
-          <w:rFonts w:ascii="仿宋_GB2312" w:hAnsi="宋体" w:eastAsia="仿宋_GB2312"/>
-          <w:sz w:val="28"/>
-          <w:szCs w:val="28"/>
-          <w:highlight w:val="none"/>
-        </w:rPr>
-      </w:pPr>
-    </w:p>
-    <w:p>
-      <w:pPr>
-        <w:pStyle w:val="20"/>
-        <w:rPr>
-          <w:rFonts w:ascii="仿宋_GB2312" w:hAnsi="宋体" w:eastAsia="仿宋_GB2312"/>
-          <w:sz w:val="28"/>
-          <w:szCs w:val="28"/>
-          <w:highlight w:val="none"/>
-        </w:rPr>
-      </w:pPr>
-    </w:p>
-    <w:p>
-      <w:pPr>
-        <w:pStyle w:val="20"/>
-        <w:rPr>
-          <w:rFonts w:ascii="仿宋_GB2312" w:hAnsi="宋体" w:eastAsia="仿宋_GB2312"/>
-          <w:sz w:val="28"/>
-          <w:szCs w:val="28"/>
-          <w:highlight w:val="none"/>
-        </w:rPr>
-      </w:pPr>
-    </w:p>
-    <w:p>
-      <w:pPr>
-        <w:pStyle w:val="20"/>
-        <w:rPr>
-          <w:rFonts w:ascii="仿宋_GB2312" w:hAnsi="宋体" w:eastAsia="仿宋_GB2312"/>
-          <w:sz w:val="28"/>
-          <w:szCs w:val="28"/>
-          <w:highlight w:val="none"/>
-        </w:rPr>
-      </w:pPr>
-    </w:p>
-    <w:p>
-      <w:pPr>
-        <w:pStyle w:val="20"/>
-        <w:rPr>
-          <w:rFonts w:ascii="仿宋_GB2312" w:hAnsi="宋体" w:eastAsia="仿宋_GB2312"/>
-          <w:sz w:val="28"/>
-          <w:szCs w:val="28"/>
-          <w:highlight w:val="none"/>
-        </w:rPr>
-      </w:pPr>
-    </w:p>
-    <w:p>
-      <w:pPr>
-        <w:pStyle w:val="20"/>
-        <w:rPr>
-          <w:rFonts w:ascii="仿宋_GB2312" w:hAnsi="宋体" w:eastAsia="仿宋_GB2312"/>
-          <w:sz w:val="28"/>
-          <w:szCs w:val="28"/>
-          <w:highlight w:val="none"/>
-        </w:rPr>
-      </w:pPr>
-    </w:p>
-    <w:p>
-      <w:pPr>
-        <w:pStyle w:val="20"/>
-        <w:rPr>
-          <w:rFonts w:ascii="仿宋_GB2312" w:hAnsi="宋体" w:eastAsia="仿宋_GB2312"/>
-          <w:sz w:val="28"/>
-          <w:szCs w:val="28"/>
-          <w:highlight w:val="none"/>
-        </w:rPr>
-      </w:pPr>
-    </w:p>
-    <w:p>
-      <w:pPr>
-        <w:pStyle w:val="20"/>
-        <w:rPr>
-          <w:rFonts w:ascii="仿宋_GB2312" w:hAnsi="宋体" w:eastAsia="仿宋_GB2312"/>
-          <w:sz w:val="28"/>
-          <w:szCs w:val="28"/>
-          <w:highlight w:val="none"/>
-        </w:rPr>
-      </w:pPr>
-    </w:p>
-    <w:p>
-      <w:pPr>
-        <w:pStyle w:val="20"/>
-        <w:rPr>
-          <w:rFonts w:ascii="仿宋_GB2312" w:hAnsi="宋体" w:eastAsia="仿宋_GB2312"/>
-          <w:sz w:val="28"/>
-          <w:szCs w:val="28"/>
-          <w:highlight w:val="none"/>
-        </w:rPr>
-      </w:pPr>
-    </w:p>
-    <w:p>
-      <w:pPr>
-        <w:pStyle w:val="20"/>
-        <w:rPr>
-          <w:rFonts w:ascii="仿宋_GB2312" w:hAnsi="宋体" w:eastAsia="仿宋_GB2312"/>
-          <w:sz w:val="28"/>
-          <w:szCs w:val="28"/>
-          <w:highlight w:val="none"/>
-        </w:rPr>
-      </w:pPr>
-    </w:p>
-    <w:p>
-      <w:pPr>
-        <w:pStyle w:val="20"/>
-        <w:rPr>
-          <w:rFonts w:ascii="仿宋_GB2312" w:hAnsi="宋体" w:eastAsia="仿宋_GB2312"/>
-          <w:sz w:val="28"/>
-          <w:szCs w:val="28"/>
-          <w:highlight w:val="none"/>
-        </w:rPr>
-      </w:pPr>
-    </w:p>
-    <w:p>
-      <w:pPr>
-        <w:pStyle w:val="20"/>
-        <w:rPr>
-          <w:rFonts w:ascii="仿宋_GB2312" w:hAnsi="宋体" w:eastAsia="仿宋_GB2312"/>
-          <w:sz w:val="28"/>
-          <w:szCs w:val="28"/>
-          <w:highlight w:val="none"/>
-        </w:rPr>
-      </w:pPr>
-    </w:p>
-    <w:p>
-      <w:pPr>
-        <w:pStyle w:val="20"/>
-        <w:rPr>
-          <w:rFonts w:ascii="仿宋_GB2312" w:hAnsi="宋体" w:eastAsia="仿宋_GB2312"/>
-          <w:sz w:val="28"/>
-          <w:szCs w:val="28"/>
-          <w:highlight w:val="none"/>
-        </w:rPr>
-      </w:pPr>
-    </w:p>
-    <w:p>
-      <w:pPr>
-        <w:pStyle w:val="20"/>
-        <w:rPr>
-          <w:rFonts w:ascii="仿宋_GB2312" w:hAnsi="宋体" w:eastAsia="仿宋_GB2312"/>
-          <w:sz w:val="28"/>
-          <w:szCs w:val="28"/>
-          <w:highlight w:val="none"/>
-        </w:rPr>
-      </w:pPr>
-    </w:p>
-    <w:p>
-      <w:pPr>
-        <w:pStyle w:val="20"/>
-        <w:rPr>
-          <w:rFonts w:ascii="仿宋_GB2312" w:hAnsi="宋体" w:eastAsia="仿宋_GB2312"/>
-          <w:sz w:val="28"/>
-          <w:szCs w:val="28"/>
-          <w:highlight w:val="none"/>
-        </w:rPr>
-      </w:pPr>
-    </w:p>
-    <w:p>
-      <w:pPr>
-        <w:pStyle w:val="20"/>
-        <w:rPr>
-          <w:rFonts w:ascii="仿宋_GB2312" w:hAnsi="宋体" w:eastAsia="仿宋_GB2312"/>
-          <w:sz w:val="28"/>
-          <w:szCs w:val="28"/>
-          <w:highlight w:val="none"/>
-        </w:rPr>
-      </w:pPr>
-    </w:p>
-    <w:p>
-      <w:pPr>
-        <w:pStyle w:val="20"/>
+        <w:keepNext w:val="0"/>
+        <w:keepLines w:val="0"/>
+        <w:pageBreakBefore/>
+        <w:widowControl w:val="0"/>
+        <w:kinsoku/>
+        <w:wordWrap/>
+        <w:overflowPunct/>
+        <w:topLinePunct w:val="0"/>
+        <w:autoSpaceDE/>
+        <w:autoSpaceDN/>
+        <w:bidi w:val="0"/>
+        <w:adjustRightInd/>
+        <w:snapToGrid/>
+        <w:textAlignment w:val="auto"/>
         <w:rPr>
           <w:rFonts w:hint="eastAsia" w:ascii="仿宋_GB2312" w:hAnsi="宋体" w:eastAsia="宋体"/>
           <w:color w:val="auto"/>
@@ -29895,69 +29712,21 @@
     <w:p>
       <w:pPr>
         <w:pStyle w:val="4"/>
-        <w:rPr>
-          <w:rFonts w:hint="eastAsia"/>
-        </w:rPr>
-      </w:pPr>
-    </w:p>
-    <w:p>
-      <w:pPr>
-        <w:rPr>
-          <w:rFonts w:hint="eastAsia"/>
-        </w:rPr>
-      </w:pPr>
-    </w:p>
-    <w:p>
-      <w:pPr>
-        <w:pStyle w:val="20"/>
-        <w:rPr>
-          <w:rFonts w:hint="eastAsia"/>
-        </w:rPr>
-      </w:pPr>
-    </w:p>
-    <w:p>
-      <w:pPr>
-        <w:pStyle w:val="20"/>
-        <w:rPr>
-          <w:rFonts w:hint="eastAsia"/>
-        </w:rPr>
-      </w:pPr>
-    </w:p>
-    <w:p>
-      <w:pPr>
-        <w:pStyle w:val="20"/>
-        <w:rPr>
-          <w:rFonts w:hint="eastAsia"/>
-        </w:rPr>
-      </w:pPr>
-    </w:p>
-    <w:p>
-      <w:pPr>
-        <w:pStyle w:val="20"/>
-        <w:rPr>
-          <w:rFonts w:hint="eastAsia"/>
-        </w:rPr>
-      </w:pPr>
-    </w:p>
-    <w:p>
-      <w:pPr>
-        <w:pStyle w:val="20"/>
-        <w:rPr>
-          <w:rFonts w:hint="eastAsia"/>
-        </w:rPr>
-      </w:pPr>
-    </w:p>
-    <w:p>
-      <w:pPr>
-        <w:pStyle w:val="20"/>
-        <w:rPr>
-          <w:rFonts w:hint="eastAsia"/>
-        </w:rPr>
-      </w:pPr>
-    </w:p>
-    <w:p>
-      <w:pPr>
-        <w:pStyle w:val="4"/>
+        <w:keepNext w:val="0"/>
+        <w:keepLines w:val="0"/>
+        <w:pageBreakBefore/>
+        <w:widowControl w:val="0"/>
+        <w:kinsoku/>
+        <w:wordWrap/>
+        <w:overflowPunct/>
+        <w:topLinePunct w:val="0"/>
+        <w:autoSpaceDE/>
+        <w:autoSpaceDN/>
+        <w:bidi w:val="0"/>
+        <w:adjustRightInd/>
+        <w:snapToGrid/>
+        <w:spacing w:line="416" w:lineRule="auto"/>
+        <w:textAlignment w:val="auto"/>
         <w:outlineLvl w:val="1"/>
         <w:rPr>
           <w:rFonts w:ascii="宋体" w:hAnsi="宋体"/>
@@ -29966,9 +29735,9 @@
           <w:highlight w:val="none"/>
         </w:rPr>
       </w:pPr>
-      <w:bookmarkStart w:id="71" w:name="_Toc88209965"/>
+      <w:bookmarkStart w:id="71" w:name="_Toc87616402"/>
       <w:bookmarkStart w:id="72" w:name="_Toc30866"/>
-      <w:bookmarkStart w:id="73" w:name="_Toc87616402"/>
+      <w:bookmarkStart w:id="73" w:name="_Toc88209965"/>
       <w:r>
         <w:rPr>
           <w:rFonts w:hint="eastAsia" w:ascii="宋体" w:hAnsi="宋体"/>
@@ -30318,127 +30087,23 @@
     </w:p>
     <w:p>
       <w:pPr>
-        <w:adjustRightInd w:val="0"/>
-        <w:snapToGrid w:val="0"/>
-        <w:spacing w:line="600" w:lineRule="exact"/>
-        <w:ind w:firstLine="570"/>
-        <w:rPr>
-          <w:rFonts w:hint="eastAsia" w:ascii="仿宋_GB2312" w:hAnsi="宋体" w:eastAsia="仿宋_GB2312"/>
-          <w:sz w:val="28"/>
-          <w:szCs w:val="28"/>
-          <w:highlight w:val="none"/>
-          <w:lang w:eastAsia="zh-CN"/>
-        </w:rPr>
-      </w:pPr>
-    </w:p>
-    <w:p>
-      <w:pPr>
-        <w:pStyle w:val="14"/>
-        <w:rPr>
-          <w:highlight w:val="none"/>
-        </w:rPr>
-      </w:pPr>
-    </w:p>
-    <w:p>
-      <w:pPr>
-        <w:pStyle w:val="14"/>
-        <w:rPr>
-          <w:highlight w:val="none"/>
-        </w:rPr>
-      </w:pPr>
-    </w:p>
-    <w:p>
-      <w:pPr>
-        <w:pStyle w:val="60"/>
-        <w:rPr>
-          <w:highlight w:val="none"/>
-        </w:rPr>
-      </w:pPr>
-    </w:p>
-    <w:p>
-      <w:pPr>
-        <w:rPr>
-          <w:highlight w:val="none"/>
-        </w:rPr>
-      </w:pPr>
-    </w:p>
-    <w:p>
-      <w:pPr>
-        <w:pStyle w:val="4"/>
-        <w:rPr>
-          <w:highlight w:val="none"/>
-        </w:rPr>
-      </w:pPr>
-    </w:p>
-    <w:p>
-      <w:pPr>
-        <w:rPr>
-          <w:highlight w:val="none"/>
-        </w:rPr>
-      </w:pPr>
-    </w:p>
-    <w:p>
-      <w:pPr>
-        <w:pStyle w:val="4"/>
-        <w:rPr>
-          <w:highlight w:val="none"/>
-        </w:rPr>
-      </w:pPr>
-    </w:p>
-    <w:p>
-      <w:pPr>
-        <w:rPr>
-          <w:highlight w:val="none"/>
-        </w:rPr>
-      </w:pPr>
-    </w:p>
-    <w:p>
-      <w:pPr>
-        <w:pStyle w:val="4"/>
-        <w:rPr>
-          <w:highlight w:val="none"/>
-        </w:rPr>
-      </w:pPr>
-    </w:p>
-    <w:p>
-      <w:pPr>
-        <w:rPr>
-          <w:highlight w:val="none"/>
-        </w:rPr>
-      </w:pPr>
-    </w:p>
-    <w:p>
-      <w:pPr>
-        <w:pStyle w:val="4"/>
-        <w:rPr>
-          <w:highlight w:val="none"/>
-        </w:rPr>
-      </w:pPr>
-    </w:p>
-    <w:p/>
-    <w:p>
-      <w:pPr>
-        <w:pStyle w:val="14"/>
-        <w:rPr>
-          <w:rFonts w:hint="eastAsia"/>
-          <w:highlight w:val="none"/>
-        </w:rPr>
-      </w:pPr>
-    </w:p>
-    <w:p>
-      <w:pPr>
-        <w:pStyle w:val="14"/>
-        <w:rPr>
-          <w:rFonts w:hint="eastAsia"/>
-          <w:highlight w:val="none"/>
-        </w:rPr>
-      </w:pPr>
-    </w:p>
-    <w:p>
-      <w:pPr>
+        <w:keepNext w:val="0"/>
+        <w:keepLines w:val="0"/>
+        <w:pageBreakBefore/>
+        <w:widowControl w:val="0"/>
+        <w:kinsoku/>
+        <w:wordWrap/>
+        <w:overflowPunct/>
+        <w:topLinePunct w:val="0"/>
+        <w:autoSpaceDE/>
+        <w:autoSpaceDN/>
+        <w:bidi w:val="0"/>
+        <w:adjustRightInd/>
+        <w:snapToGrid/>
         <w:spacing w:line="420" w:lineRule="exact"/>
-        <w:ind w:right="264" w:firstLine="640" w:firstLineChars="200"/>
+        <w:ind w:right="266" w:firstLine="640" w:firstLineChars="200"/>
         <w:jc w:val="left"/>
+        <w:textAlignment w:val="auto"/>
         <w:outlineLvl w:val="0"/>
         <w:rPr>
           <w:rFonts w:ascii="仿宋" w:hAnsi="仿宋" w:eastAsia="仿宋"/>
@@ -30537,17 +30202,6 @@
           <w:highlight w:val="none"/>
         </w:rPr>
         <w:t>工程名称：</w:t>
-      </w:r>
-      <w:r>
-        <w:rPr>
-          <w:rFonts w:hint="eastAsia" w:ascii="仿宋" w:hAnsi="仿宋" w:eastAsia="仿宋" w:cs="宋体"/>
-          <w:kern w:val="0"/>
-          <w:sz w:val="24"/>
-          <w:szCs w:val="24"/>
-          <w:highlight w:val="none"/>
-          <w:lang w:val="en-US" w:eastAsia="zh-CN"/>
-        </w:rPr>
-        <w:t>{{caigou_xiangmu_ming}}</w:t>
       </w:r>
     </w:p>
     <w:tbl>
@@ -30588,12 +30242,6 @@
             <w:insideH w:val="single" w:color="auto" w:sz="4" w:space="0"/>
             <w:insideV w:val="single" w:color="auto" w:sz="4" w:space="0"/>
           </w:tblBorders>
-          <w:tblCellMar>
-            <w:top w:w="0" w:type="dxa"/>
-            <w:left w:w="108" w:type="dxa"/>
-            <w:bottom w:w="0" w:type="dxa"/>
-            <w:right w:w="108" w:type="dxa"/>
-          </w:tblCellMar>
         </w:tblPrEx>
         <w:tc>
           <w:tcPr>
@@ -32095,11 +31743,11 @@
     </w:lvl>
   </w:abstractNum>
   <w:abstractNum w:abstractNumId="1">
-    <w:nsid w:val="1BA27DBA"/>
+    <w:nsid w:val="15F3BDFE"/>
     <w:multiLevelType w:val="singleLevel"/>
-    <w:tmpl w:val="1BA27DBA"/>
+    <w:tmpl w:val="15F3BDFE"/>
     <w:lvl w:ilvl="0" w:tentative="0">
-      <w:start w:val="6"/>
+      <w:start w:val="2"/>
       <w:numFmt w:val="chineseCounting"/>
       <w:suff w:val="space"/>
       <w:lvlText w:val="第%1章"/>
